--- a/data/revised_2026-10_full/tracked/v2/Biology/SS2.2_Plant_Transport/Biology_Plant_Transport_CBE_LessonSequence_TRACKED.docx
+++ b/data/revised_2026-10_full/tracked/v2/Biology/SS2.2_Plant_Transport/Biology_Plant_Transport_CBE_LessonSequence_TRACKED.docx
@@ -427,7 +427,7 @@
               <w:spacing w:after="40" w:before="0"/>
               <w:jc w:val="left"/>
             </w:pPr>
-            <w:del w:id="9001" w:author="Claude (AI) - proposed" w:date="2026-10-15T02:49:38Z">
+            <w:del w:id="9001" w:author="Claude (AI) - proposed" w:date="2026-10-18T00:25:54Z">
               <w:r>
                 <w:rPr>
                   <w:rFonts w:ascii="Arial" w:cs="Arial" w:eastAsia="Arial" w:hAnsi="Arial"/>
@@ -442,7 +442,7 @@
                 <w:delText xml:space="preserve">8 lessons × 40 minutes = 320 minutes total</w:delText>
               </w:r>
             </w:del>
-            <w:ins w:id="9002" w:author="Claude (AI) - proposed" w:date="2026-10-15T02:49:38Z">
+            <w:ins w:id="9002" w:author="Claude (AI) - proposed" w:date="2026-10-18T00:25:54Z">
               <w:r>
                 <w:rPr>
                   <w:rFonts w:ascii="Arial" w:cs="Arial" w:eastAsia="Arial" w:hAnsi="Arial"/>
@@ -512,10 +512,10 @@
               <w:ind w:left="360" w:hanging="180"/>
               <w:jc w:val="left"/>
               <w:rPr>
-                <w:ins w:id="9004" w:author="Claude (AI) - proposed" w:date="2026-10-15T02:49:38Z"/>
-              </w:rPr>
-            </w:pPr>
-            <w:ins w:id="9003" w:author="Claude (AI) - proposed" w:date="2026-10-15T02:49:38Z">
+                <w:ins w:id="9004" w:author="Claude (AI) - proposed" w:date="2026-10-18T00:25:54Z"/>
+              </w:rPr>
+            </w:pPr>
+            <w:ins w:id="9003" w:author="Claude (AI) - proposed" w:date="2026-10-18T00:25:54Z">
               <w:r>
                 <w:rPr>
                   <w:rFonts w:ascii="Arial" w:cs="Arial" w:eastAsia="Arial" w:hAnsi="Arial"/>
@@ -537,10 +537,10 @@
               <w:ind w:left="360" w:hanging="180"/>
               <w:jc w:val="left"/>
               <w:rPr>
-                <w:ins w:id="9006" w:author="Claude (AI) - proposed" w:date="2026-10-15T02:49:38Z"/>
-              </w:rPr>
-            </w:pPr>
-            <w:ins w:id="9005" w:author="Claude (AI) - proposed" w:date="2026-10-15T02:49:38Z">
+                <w:ins w:id="9006" w:author="Claude (AI) - proposed" w:date="2026-10-18T00:25:54Z"/>
+              </w:rPr>
+            </w:pPr>
+            <w:ins w:id="9005" w:author="Claude (AI) - proposed" w:date="2026-10-18T00:25:54Z">
               <w:r>
                 <w:rPr>
                   <w:rFonts w:ascii="Arial" w:cs="Arial" w:eastAsia="Arial" w:hAnsi="Arial"/>
@@ -562,10 +562,10 @@
               <w:ind w:left="360" w:hanging="180"/>
               <w:jc w:val="left"/>
               <w:rPr>
-                <w:del w:id="9008" w:author="Claude (AI) - proposed" w:date="2026-10-15T02:49:38Z"/>
-              </w:rPr>
-            </w:pPr>
-            <w:del w:id="9007" w:author="Claude (AI) - proposed" w:date="2026-10-15T02:49:38Z">
+                <w:del w:id="9008" w:author="Claude (AI) - proposed" w:date="2026-10-18T00:25:54Z"/>
+              </w:rPr>
+            </w:pPr>
+            <w:del w:id="9007" w:author="Claude (AI) - proposed" w:date="2026-10-18T00:25:54Z">
               <w:r>
                 <w:rPr>
                   <w:rFonts w:ascii="Arial" w:cs="Arial" w:eastAsia="Arial" w:hAnsi="Arial"/>
@@ -600,7 +600,7 @@
               </w:rPr>
               <w:t xml:space="preserve">–  </w:t>
             </w:r>
-            <w:del w:id="9009" w:author="Claude (AI) - proposed" w:date="2026-10-15T02:49:38Z">
+            <w:del w:id="9009" w:author="Claude (AI) - proposed" w:date="2026-10-18T00:25:54Z">
               <w:r>
                 <w:rPr>
                   <w:rFonts w:ascii="Arial" w:cs="Arial" w:eastAsia="Arial" w:hAnsi="Arial"/>
@@ -615,7 +615,7 @@
                 <w:delText xml:space="preserve">Root structure and function — root hair cells and absorption</w:delText>
               </w:r>
             </w:del>
-            <w:ins w:id="9010" w:author="Claude (AI) - proposed" w:date="2026-10-15T02:49:38Z">
+            <w:ins w:id="9010" w:author="Claude (AI) - proposed" w:date="2026-10-18T00:25:54Z">
               <w:r>
                 <w:rPr>
                   <w:rFonts w:ascii="Arial" w:cs="Arial" w:eastAsia="Arial" w:hAnsi="Arial"/>
@@ -650,10 +650,10 @@
               <w:ind w:left="360" w:hanging="180"/>
               <w:jc w:val="left"/>
               <w:rPr>
-                <w:ins w:id="9012" w:author="Claude (AI) - proposed" w:date="2026-10-15T02:49:38Z"/>
-              </w:rPr>
-            </w:pPr>
-            <w:ins w:id="9011" w:author="Claude (AI) - proposed" w:date="2026-10-15T02:49:38Z">
+                <w:ins w:id="9012" w:author="Claude (AI) - proposed" w:date="2026-10-18T00:25:54Z"/>
+              </w:rPr>
+            </w:pPr>
+            <w:ins w:id="9011" w:author="Claude (AI) - proposed" w:date="2026-10-18T00:25:54Z">
               <w:r>
                 <w:rPr>
                   <w:rFonts w:ascii="Arial" w:cs="Arial" w:eastAsia="Arial" w:hAnsi="Arial"/>
@@ -675,10 +675,10 @@
               <w:ind w:left="360" w:hanging="180"/>
               <w:jc w:val="left"/>
               <w:rPr>
-                <w:ins w:id="9014" w:author="Claude (AI) - proposed" w:date="2026-10-15T02:49:38Z"/>
-              </w:rPr>
-            </w:pPr>
-            <w:ins w:id="9013" w:author="Claude (AI) - proposed" w:date="2026-10-15T02:49:38Z">
+                <w:ins w:id="9014" w:author="Claude (AI) - proposed" w:date="2026-10-18T00:25:54Z"/>
+              </w:rPr>
+            </w:pPr>
+            <w:ins w:id="9013" w:author="Claude (AI) - proposed" w:date="2026-10-18T00:25:54Z">
               <w:r>
                 <w:rPr>
                   <w:rFonts w:ascii="Arial" w:cs="Arial" w:eastAsia="Arial" w:hAnsi="Arial"/>
@@ -700,10 +700,10 @@
               <w:ind w:left="360" w:hanging="180"/>
               <w:jc w:val="left"/>
               <w:rPr>
-                <w:del w:id="9016" w:author="Claude (AI) - proposed" w:date="2026-10-15T02:49:38Z"/>
-              </w:rPr>
-            </w:pPr>
-            <w:del w:id="9015" w:author="Claude (AI) - proposed" w:date="2026-10-15T02:49:38Z">
+                <w:del w:id="9016" w:author="Claude (AI) - proposed" w:date="2026-10-18T00:25:54Z"/>
+              </w:rPr>
+            </w:pPr>
+            <w:del w:id="9015" w:author="Claude (AI) - proposed" w:date="2026-10-18T00:25:54Z">
               <w:r>
                 <w:rPr>
                   <w:rFonts w:ascii="Arial" w:cs="Arial" w:eastAsia="Arial" w:hAnsi="Arial"/>
@@ -725,10 +725,10 @@
               <w:ind w:left="360" w:hanging="180"/>
               <w:jc w:val="left"/>
               <w:rPr>
-                <w:del w:id="9018" w:author="Claude (AI) - proposed" w:date="2026-10-15T02:49:38Z"/>
-              </w:rPr>
-            </w:pPr>
-            <w:del w:id="9017" w:author="Claude (AI) - proposed" w:date="2026-10-15T02:49:38Z">
+                <w:del w:id="9018" w:author="Claude (AI) - proposed" w:date="2026-10-18T00:25:54Z"/>
+              </w:rPr>
+            </w:pPr>
+            <w:del w:id="9017" w:author="Claude (AI) - proposed" w:date="2026-10-18T00:25:54Z">
               <w:r>
                 <w:rPr>
                   <w:rFonts w:ascii="Arial" w:cs="Arial" w:eastAsia="Arial" w:hAnsi="Arial"/>
@@ -750,10 +750,10 @@
               <w:ind w:left="360" w:hanging="180"/>
               <w:jc w:val="left"/>
               <w:rPr>
-                <w:del w:id="9020" w:author="Claude (AI) - proposed" w:date="2026-10-15T02:49:38Z"/>
-              </w:rPr>
-            </w:pPr>
-            <w:del w:id="9019" w:author="Claude (AI) - proposed" w:date="2026-10-15T02:49:38Z">
+                <w:del w:id="9020" w:author="Claude (AI) - proposed" w:date="2026-10-18T00:25:54Z"/>
+              </w:rPr>
+            </w:pPr>
+            <w:del w:id="9019" w:author="Claude (AI) - proposed" w:date="2026-10-18T00:25:54Z">
               <w:r>
                 <w:rPr>
                   <w:rFonts w:ascii="Arial" w:cs="Arial" w:eastAsia="Arial" w:hAnsi="Arial"/>
@@ -775,10 +775,10 @@
               <w:ind w:left="360" w:hanging="180"/>
               <w:jc w:val="left"/>
               <w:rPr>
-                <w:del w:id="9022" w:author="Claude (AI) - proposed" w:date="2026-10-15T02:49:38Z"/>
-              </w:rPr>
-            </w:pPr>
-            <w:del w:id="9021" w:author="Claude (AI) - proposed" w:date="2026-10-15T02:49:38Z">
+                <w:del w:id="9022" w:author="Claude (AI) - proposed" w:date="2026-10-18T00:25:54Z"/>
+              </w:rPr>
+            </w:pPr>
+            <w:del w:id="9021" w:author="Claude (AI) - proposed" w:date="2026-10-18T00:25:54Z">
               <w:r>
                 <w:rPr>
                   <w:rFonts w:ascii="Arial" w:cs="Arial" w:eastAsia="Arial" w:hAnsi="Arial"/>
@@ -800,10 +800,10 @@
               <w:ind w:left="360" w:hanging="180"/>
               <w:jc w:val="left"/>
               <w:rPr>
-                <w:del w:id="9024" w:author="Claude (AI) - proposed" w:date="2026-10-15T02:49:38Z"/>
-              </w:rPr>
-            </w:pPr>
-            <w:del w:id="9023" w:author="Claude (AI) - proposed" w:date="2026-10-15T02:49:38Z">
+                <w:del w:id="9024" w:author="Claude (AI) - proposed" w:date="2026-10-18T00:25:54Z"/>
+              </w:rPr>
+            </w:pPr>
+            <w:del w:id="9023" w:author="Claude (AI) - proposed" w:date="2026-10-18T00:25:54Z">
               <w:r>
                 <w:rPr>
                   <w:rFonts w:ascii="Arial" w:cs="Arial" w:eastAsia="Arial" w:hAnsi="Arial"/>
@@ -825,10 +825,10 @@
               <w:ind w:left="360" w:hanging="180"/>
               <w:jc w:val="left"/>
               <w:rPr>
-                <w:del w:id="9026" w:author="Claude (AI) - proposed" w:date="2026-10-15T02:49:38Z"/>
-              </w:rPr>
-            </w:pPr>
-            <w:del w:id="9025" w:author="Claude (AI) - proposed" w:date="2026-10-15T02:49:38Z">
+                <w:del w:id="9026" w:author="Claude (AI) - proposed" w:date="2026-10-18T00:25:54Z"/>
+              </w:rPr>
+            </w:pPr>
+            <w:del w:id="9025" w:author="Claude (AI) - proposed" w:date="2026-10-18T00:25:54Z">
               <w:r>
                 <w:rPr>
                   <w:rFonts w:ascii="Arial" w:cs="Arial" w:eastAsia="Arial" w:hAnsi="Arial"/>
@@ -911,7 +911,7 @@
               </w:rPr>
               <w:t xml:space="preserve">By the end of the sub</w:t>
             </w:r>
-            <w:del w:id="9027" w:author="Claude (AI) - proposed" w:date="2026-10-15T02:49:38Z">
+            <w:del w:id="9027" w:author="Claude (AI) - proposed" w:date="2026-10-18T00:25:54Z">
               <w:r>
                 <w:rPr>
                   <w:rFonts w:ascii="Arial" w:cs="Arial" w:eastAsia="Arial" w:hAnsi="Arial"/>
@@ -926,7 +926,7 @@
                 <w:delText xml:space="preserve">-</w:delText>
               </w:r>
             </w:del>
-            <w:ins w:id="9028" w:author="Claude (AI) - proposed" w:date="2026-10-15T02:49:38Z">
+            <w:ins w:id="9028" w:author="Claude (AI) - proposed" w:date="2026-10-18T00:25:54Z">
               <w:r>
                 <w:rPr>
                   <w:rFonts w:ascii="Arial" w:cs="Arial" w:eastAsia="Arial" w:hAnsi="Arial"/>
@@ -961,7 +961,7 @@
               <w:spacing w:after="40" w:before="0"/>
               <w:jc w:val="left"/>
             </w:pPr>
-            <w:del w:id="9029" w:author="Claude (AI) - proposed" w:date="2026-10-15T02:49:38Z">
+            <w:del w:id="9029" w:author="Claude (AI) - proposed" w:date="2026-10-18T00:25:54Z">
               <w:r>
                 <w:rPr>
                   <w:rFonts w:ascii="Arial" w:cs="Arial" w:eastAsia="Arial" w:hAnsi="Arial"/>
@@ -976,7 +976,7 @@
                 <w:delText xml:space="preserve">a) describe the structure and function of the plant transport system, including the roles of xylem and phloem,</w:delText>
               </w:r>
             </w:del>
-            <w:ins w:id="9030" w:author="Claude (AI) - proposed" w:date="2026-10-15T02:49:38Z">
+            <w:ins w:id="9030" w:author="Claude (AI) - proposed" w:date="2026-10-18T00:25:54Z">
               <w:r>
                 <w:rPr>
                   <w:rFonts w:ascii="Arial" w:cs="Arial" w:eastAsia="Arial" w:hAnsi="Arial"/>
@@ -998,10 +998,10 @@
               <w:spacing w:after="40" w:before="0"/>
               <w:jc w:val="left"/>
               <w:rPr>
-                <w:ins w:id="9032" w:author="Claude (AI) - proposed" w:date="2026-10-15T02:49:38Z"/>
-              </w:rPr>
-            </w:pPr>
-            <w:ins w:id="9031" w:author="Claude (AI) - proposed" w:date="2026-10-15T02:49:38Z">
+                <w:ins w:id="9032" w:author="Claude (AI) - proposed" w:date="2026-10-18T00:25:54Z"/>
+              </w:rPr>
+            </w:pPr>
+            <w:ins w:id="9031" w:author="Claude (AI) - proposed" w:date="2026-10-18T00:25:54Z">
               <w:r>
                 <w:rPr>
                   <w:rFonts w:ascii="Arial" w:cs="Arial" w:eastAsia="Arial" w:hAnsi="Arial"/>
@@ -1023,7 +1023,7 @@
               <w:spacing w:after="40" w:before="0"/>
               <w:jc w:val="left"/>
             </w:pPr>
-            <w:del w:id="9033" w:author="Claude (AI) - proposed" w:date="2026-10-15T02:49:38Z">
+            <w:del w:id="9033" w:author="Claude (AI) - proposed" w:date="2026-10-18T00:25:54Z">
               <w:r>
                 <w:rPr>
                   <w:rFonts w:ascii="Arial" w:cs="Arial" w:eastAsia="Arial" w:hAnsi="Arial"/>
@@ -1038,7 +1038,7 @@
                 <w:delText xml:space="preserve">b) explain how</w:delText>
               </w:r>
             </w:del>
-            <w:ins w:id="9034" w:author="Claude (AI) - proposed" w:date="2026-10-15T02:49:38Z">
+            <w:ins w:id="9034" w:author="Claude (AI) - proposed" w:date="2026-10-18T00:25:54Z">
               <w:r>
                 <w:rPr>
                   <w:rFonts w:ascii="Arial" w:cs="Arial" w:eastAsia="Arial" w:hAnsi="Arial"/>
@@ -1066,7 +1066,7 @@
               </w:rPr>
               <w:t xml:space="preserve"> water and mineral salts </w:t>
             </w:r>
-            <w:del w:id="9035" w:author="Claude (AI) - proposed" w:date="2026-10-15T02:49:38Z">
+            <w:del w:id="9035" w:author="Claude (AI) - proposed" w:date="2026-10-18T00:25:54Z">
               <w:r>
                 <w:rPr>
                   <w:rFonts w:ascii="Arial" w:cs="Arial" w:eastAsia="Arial" w:hAnsi="Arial"/>
@@ -1081,7 +1081,7 @@
                 <w:delText xml:space="preserve">are absorbed by roots and transported through the plant body</w:delText>
               </w:r>
             </w:del>
-            <w:ins w:id="9036" w:author="Claude (AI) - proposed" w:date="2026-10-15T02:49:38Z">
+            <w:ins w:id="9036" w:author="Claude (AI) - proposed" w:date="2026-10-18T00:25:54Z">
               <w:r>
                 <w:rPr>
                   <w:rFonts w:ascii="Arial" w:cs="Arial" w:eastAsia="Arial" w:hAnsi="Arial"/>
@@ -1116,7 +1116,7 @@
               <w:spacing w:after="40" w:before="0"/>
               <w:jc w:val="left"/>
             </w:pPr>
-            <w:del w:id="9037" w:author="Claude (AI) - proposed" w:date="2026-10-15T02:49:38Z">
+            <w:del w:id="9037" w:author="Claude (AI) - proposed" w:date="2026-10-18T00:25:54Z">
               <w:r>
                 <w:rPr>
                   <w:rFonts w:ascii="Arial" w:cs="Arial" w:eastAsia="Arial" w:hAnsi="Arial"/>
@@ -1131,7 +1131,7 @@
                 <w:delText xml:space="preserve">c) investigate and explain the</w:delText>
               </w:r>
             </w:del>
-            <w:ins w:id="9038" w:author="Claude (AI) - proposed" w:date="2026-10-15T02:49:38Z">
+            <w:ins w:id="9038" w:author="Claude (AI) - proposed" w:date="2026-10-18T00:25:54Z">
               <w:r>
                 <w:rPr>
                   <w:rFonts w:ascii="Arial" w:cs="Arial" w:eastAsia="Arial" w:hAnsi="Arial"/>
@@ -1159,7 +1159,7 @@
               </w:rPr>
               <w:t xml:space="preserve"> factors that affect the rate of transpiration </w:t>
             </w:r>
-            <w:del w:id="9039" w:author="Claude (AI) - proposed" w:date="2026-10-15T02:49:38Z">
+            <w:del w:id="9039" w:author="Claude (AI) - proposed" w:date="2026-10-18T00:25:54Z">
               <w:r>
                 <w:rPr>
                   <w:rFonts w:ascii="Arial" w:cs="Arial" w:eastAsia="Arial" w:hAnsi="Arial"/>
@@ -1174,7 +1174,7 @@
                 <w:delText xml:space="preserve">and its significance in water movement</w:delText>
               </w:r>
             </w:del>
-            <w:ins w:id="9040" w:author="Claude (AI) - proposed" w:date="2026-10-15T02:49:38Z">
+            <w:ins w:id="9040" w:author="Claude (AI) - proposed" w:date="2026-10-18T00:25:54Z">
               <w:r>
                 <w:rPr>
                   <w:rFonts w:ascii="Arial" w:cs="Arial" w:eastAsia="Arial" w:hAnsi="Arial"/>
@@ -1209,7 +1209,7 @@
               <w:spacing w:after="40" w:before="0"/>
               <w:jc w:val="left"/>
             </w:pPr>
-            <w:del w:id="9041" w:author="Claude (AI) - proposed" w:date="2026-10-15T02:49:38Z">
+            <w:del w:id="9041" w:author="Claude (AI) - proposed" w:date="2026-10-18T00:25:54Z">
               <w:r>
                 <w:rPr>
                   <w:rFonts w:ascii="Arial" w:cs="Arial" w:eastAsia="Arial" w:hAnsi="Arial"/>
@@ -1224,7 +1224,7 @@
                 <w:delText xml:space="preserve">d) explain the process of</w:delText>
               </w:r>
             </w:del>
-            <w:ins w:id="9042" w:author="Claude (AI) - proposed" w:date="2026-10-15T02:49:38Z">
+            <w:ins w:id="9042" w:author="Claude (AI) - proposed" w:date="2026-10-18T00:25:54Z">
               <w:r>
                 <w:rPr>
                   <w:rFonts w:ascii="Arial" w:cs="Arial" w:eastAsia="Arial" w:hAnsi="Arial"/>
@@ -1252,7 +1252,7 @@
               </w:rPr>
               <w:t xml:space="preserve"> translocation of manufactured food </w:t>
             </w:r>
-            <w:del w:id="9043" w:author="Claude (AI) - proposed" w:date="2026-10-15T02:49:38Z">
+            <w:del w:id="9043" w:author="Claude (AI) - proposed" w:date="2026-10-18T00:25:54Z">
               <w:r>
                 <w:rPr>
                   <w:rFonts w:ascii="Arial" w:cs="Arial" w:eastAsia="Arial" w:hAnsi="Arial"/>
@@ -1267,7 +1267,7 @@
                 <w:delText xml:space="preserve">substances from source to sink</w:delText>
               </w:r>
             </w:del>
-            <w:ins w:id="9044" w:author="Claude (AI) - proposed" w:date="2026-10-15T02:49:38Z">
+            <w:ins w:id="9044" w:author="Claude (AI) - proposed" w:date="2026-10-18T00:25:54Z">
               <w:r>
                 <w:rPr>
                   <w:rFonts w:ascii="Arial" w:cs="Arial" w:eastAsia="Arial" w:hAnsi="Arial"/>
@@ -1302,10 +1302,10 @@
               <w:spacing w:after="40" w:before="0"/>
               <w:jc w:val="left"/>
               <w:rPr>
-                <w:del w:id="9046" w:author="Claude (AI) - proposed" w:date="2026-10-15T02:49:38Z"/>
-              </w:rPr>
-            </w:pPr>
-            <w:del w:id="9045" w:author="Claude (AI) - proposed" w:date="2026-10-15T02:49:38Z">
+                <w:del w:id="9046" w:author="Claude (AI) - proposed" w:date="2026-10-18T00:25:54Z"/>
+              </w:rPr>
+            </w:pPr>
+            <w:del w:id="9045" w:author="Claude (AI) - proposed" w:date="2026-10-18T00:25:54Z">
               <w:r>
                 <w:rPr>
                   <w:rFonts w:ascii="Arial" w:cs="Arial" w:eastAsia="Arial" w:hAnsi="Arial"/>
@@ -1340,7 +1340,7 @@
               </w:rPr>
               <w:t xml:space="preserve">f) appreciate the </w:t>
             </w:r>
-            <w:del w:id="9047" w:author="Claude (AI) - proposed" w:date="2026-10-15T02:49:38Z">
+            <w:del w:id="9047" w:author="Claude (AI) - proposed" w:date="2026-10-18T00:25:54Z">
               <w:r>
                 <w:rPr>
                   <w:rFonts w:ascii="Arial" w:cs="Arial" w:eastAsia="Arial" w:hAnsi="Arial"/>
@@ -1355,7 +1355,7 @@
                 <w:delText xml:space="preserve">importance of plant transport processes to agriculture and food security in Kenya</w:delText>
               </w:r>
             </w:del>
-            <w:ins w:id="9048" w:author="Claude (AI) - proposed" w:date="2026-10-15T02:49:38Z">
+            <w:ins w:id="9048" w:author="Claude (AI) - proposed" w:date="2026-10-18T00:25:54Z">
               <w:r>
                 <w:rPr>
                   <w:rFonts w:ascii="Arial" w:cs="Arial" w:eastAsia="Arial" w:hAnsi="Arial"/>
@@ -1438,10 +1438,10 @@
               <w:ind w:left="360" w:hanging="180"/>
               <w:jc w:val="left"/>
               <w:rPr>
-                <w:ins w:id="9050" w:author="Claude (AI) - proposed" w:date="2026-10-15T02:49:38Z"/>
-              </w:rPr>
-            </w:pPr>
-            <w:ins w:id="9049" w:author="Claude (AI) - proposed" w:date="2026-10-15T02:49:38Z">
+                <w:ins w:id="9050" w:author="Claude (AI) - proposed" w:date="2026-10-18T00:25:54Z"/>
+              </w:rPr>
+            </w:pPr>
+            <w:ins w:id="9049" w:author="Claude (AI) - proposed" w:date="2026-10-18T00:25:54Z">
               <w:r>
                 <w:rPr>
                   <w:rFonts w:ascii="Arial" w:cs="Arial" w:eastAsia="Arial" w:hAnsi="Arial"/>
@@ -1463,10 +1463,10 @@
               <w:ind w:left="360" w:hanging="180"/>
               <w:jc w:val="left"/>
               <w:rPr>
-                <w:ins w:id="9052" w:author="Claude (AI) - proposed" w:date="2026-10-15T02:49:38Z"/>
-              </w:rPr>
-            </w:pPr>
-            <w:ins w:id="9051" w:author="Claude (AI) - proposed" w:date="2026-10-15T02:49:38Z">
+                <w:ins w:id="9052" w:author="Claude (AI) - proposed" w:date="2026-10-18T00:25:54Z"/>
+              </w:rPr>
+            </w:pPr>
+            <w:ins w:id="9051" w:author="Claude (AI) - proposed" w:date="2026-10-18T00:25:54Z">
               <w:r>
                 <w:rPr>
                   <w:rFonts w:ascii="Arial" w:cs="Arial" w:eastAsia="Arial" w:hAnsi="Arial"/>
@@ -1488,10 +1488,10 @@
               <w:ind w:left="360" w:hanging="180"/>
               <w:jc w:val="left"/>
               <w:rPr>
-                <w:del w:id="9054" w:author="Claude (AI) - proposed" w:date="2026-10-15T02:49:38Z"/>
-              </w:rPr>
-            </w:pPr>
-            <w:del w:id="9053" w:author="Claude (AI) - proposed" w:date="2026-10-15T02:49:38Z">
+                <w:del w:id="9054" w:author="Claude (AI) - proposed" w:date="2026-10-18T00:25:54Z"/>
+              </w:rPr>
+            </w:pPr>
+            <w:del w:id="9053" w:author="Claude (AI) - proposed" w:date="2026-10-18T00:25:54Z">
               <w:r>
                 <w:rPr>
                   <w:rFonts w:ascii="Arial" w:cs="Arial" w:eastAsia="Arial" w:hAnsi="Arial"/>
@@ -1526,7 +1526,7 @@
               </w:rPr>
               <w:t xml:space="preserve">–  Communication and Collaboration: The learner works in groups to </w:t>
             </w:r>
-            <w:del w:id="9055" w:author="Claude (AI) - proposed" w:date="2026-10-15T02:49:38Z">
+            <w:del w:id="9055" w:author="Claude (AI) - proposed" w:date="2026-10-18T00:25:54Z">
               <w:r>
                 <w:rPr>
                   <w:rFonts w:ascii="Arial" w:cs="Arial" w:eastAsia="Arial" w:hAnsi="Arial"/>
@@ -1541,7 +1541,7 @@
                 <w:delText xml:space="preserve">design and present experiments on transpiration using a potometer, shares findings with peers, and</w:delText>
               </w:r>
             </w:del>
-            <w:ins w:id="9056" w:author="Claude (AI) - proposed" w:date="2026-10-15T02:49:38Z">
+            <w:ins w:id="9056" w:author="Claude (AI) - proposed" w:date="2026-10-18T00:25:54Z">
               <w:r>
                 <w:rPr>
                   <w:rFonts w:ascii="Arial" w:cs="Arial" w:eastAsia="Arial" w:hAnsi="Arial"/>
@@ -1569,7 +1569,7 @@
               </w:rPr>
               <w:t xml:space="preserve"> co-constructs annotated diagrams of vascular tissue</w:t>
             </w:r>
-            <w:ins w:id="9057" w:author="Claude (AI) - proposed" w:date="2026-10-15T02:49:38Z">
+            <w:ins w:id="9057" w:author="Claude (AI) - proposed" w:date="2026-10-18T00:25:54Z">
               <w:r>
                 <w:rPr>
                   <w:rFonts w:ascii="Arial" w:cs="Arial" w:eastAsia="Arial" w:hAnsi="Arial"/>
@@ -1604,10 +1604,10 @@
               <w:ind w:left="360" w:hanging="180"/>
               <w:jc w:val="left"/>
               <w:rPr>
-                <w:del w:id="9059" w:author="Claude (AI) - proposed" w:date="2026-10-15T02:49:38Z"/>
-              </w:rPr>
-            </w:pPr>
-            <w:del w:id="9058" w:author="Claude (AI) - proposed" w:date="2026-10-15T02:49:38Z">
+                <w:del w:id="9059" w:author="Claude (AI) - proposed" w:date="2026-10-18T00:25:54Z"/>
+              </w:rPr>
+            </w:pPr>
+            <w:del w:id="9058" w:author="Claude (AI) - proposed" w:date="2026-10-18T00:25:54Z">
               <w:r>
                 <w:rPr>
                   <w:rFonts w:ascii="Arial" w:cs="Arial" w:eastAsia="Arial" w:hAnsi="Arial"/>
@@ -1664,10 +1664,10 @@
               <w:ind w:left="360" w:hanging="180"/>
               <w:jc w:val="left"/>
               <w:rPr>
-                <w:del w:id="9061" w:author="Claude (AI) - proposed" w:date="2026-10-15T02:49:38Z"/>
-              </w:rPr>
-            </w:pPr>
-            <w:del w:id="9060" w:author="Claude (AI) - proposed" w:date="2026-10-15T02:49:38Z">
+                <w:del w:id="9061" w:author="Claude (AI) - proposed" w:date="2026-10-18T00:25:54Z"/>
+              </w:rPr>
+            </w:pPr>
+            <w:del w:id="9060" w:author="Claude (AI) - proposed" w:date="2026-10-18T00:25:54Z">
               <w:r>
                 <w:rPr>
                   <w:rFonts w:ascii="Arial" w:cs="Arial" w:eastAsia="Arial" w:hAnsi="Arial"/>
@@ -1722,10 +1722,10 @@
               <w:ind w:left="360" w:hanging="180"/>
               <w:jc w:val="left"/>
               <w:rPr>
-                <w:ins w:id="9063" w:author="Claude (AI) - proposed" w:date="2026-10-15T02:49:38Z"/>
-              </w:rPr>
-            </w:pPr>
-            <w:ins w:id="9062" w:author="Claude (AI) - proposed" w:date="2026-10-15T02:49:38Z">
+                <w:ins w:id="9063" w:author="Claude (AI) - proposed" w:date="2026-10-18T00:25:54Z"/>
+              </w:rPr>
+            </w:pPr>
+            <w:ins w:id="9062" w:author="Claude (AI) - proposed" w:date="2026-10-18T00:25:54Z">
               <w:r>
                 <w:rPr>
                   <w:rFonts w:ascii="Arial" w:cs="Arial" w:eastAsia="Arial" w:hAnsi="Arial"/>
@@ -1747,10 +1747,10 @@
               <w:ind w:left="360" w:hanging="180"/>
               <w:jc w:val="left"/>
               <w:rPr>
-                <w:ins w:id="9065" w:author="Claude (AI) - proposed" w:date="2026-10-15T02:49:38Z"/>
-              </w:rPr>
-            </w:pPr>
-            <w:ins w:id="9064" w:author="Claude (AI) - proposed" w:date="2026-10-15T02:49:38Z">
+                <w:ins w:id="9065" w:author="Claude (AI) - proposed" w:date="2026-10-18T00:25:54Z"/>
+              </w:rPr>
+            </w:pPr>
+            <w:ins w:id="9064" w:author="Claude (AI) - proposed" w:date="2026-10-18T00:25:54Z">
               <w:r>
                 <w:rPr>
                   <w:rFonts w:ascii="Arial" w:cs="Arial" w:eastAsia="Arial" w:hAnsi="Arial"/>
@@ -1772,10 +1772,10 @@
               <w:ind w:left="360" w:hanging="180"/>
               <w:jc w:val="left"/>
               <w:rPr>
-                <w:del w:id="9067" w:author="Claude (AI) - proposed" w:date="2026-10-15T02:49:38Z"/>
-              </w:rPr>
-            </w:pPr>
-            <w:del w:id="9066" w:author="Claude (AI) - proposed" w:date="2026-10-15T02:49:38Z">
+                <w:del w:id="9067" w:author="Claude (AI) - proposed" w:date="2026-10-18T00:25:54Z"/>
+              </w:rPr>
+            </w:pPr>
+            <w:del w:id="9066" w:author="Claude (AI) - proposed" w:date="2026-10-18T00:25:54Z">
               <w:r>
                 <w:rPr>
                   <w:rFonts w:ascii="Arial" w:cs="Arial" w:eastAsia="Arial" w:hAnsi="Arial"/>
@@ -1938,7 +1938,7 @@
               </w:rPr>
               <w:t xml:space="preserve">–  Planning and Carrying Out Investigations: Students </w:t>
             </w:r>
-            <w:del w:id="9068" w:author="Claude (AI) - proposed" w:date="2026-10-15T02:49:38Z">
+            <w:del w:id="9068" w:author="Claude (AI) - proposed" w:date="2026-10-18T00:25:54Z">
               <w:r>
                 <w:rPr>
                   <w:rFonts w:ascii="Arial" w:cs="Arial" w:eastAsia="Arial" w:hAnsi="Arial"/>
@@ -1953,7 +1953,7 @@
                 <w:delText xml:space="preserve">design controlled experiments to investigate factors affecting transpiration rate (light intensity, wind, humidity, leaf surface area) using improvised potometers</w:delText>
               </w:r>
             </w:del>
-            <w:ins w:id="9069" w:author="Claude (AI) - proposed" w:date="2026-10-15T02:49:38Z">
+            <w:ins w:id="9069" w:author="Claude (AI) - proposed" w:date="2026-10-18T00:25:54Z">
               <w:r>
                 <w:rPr>
                   <w:rFonts w:ascii="Arial" w:cs="Arial" w:eastAsia="Arial" w:hAnsi="Arial"/>
@@ -2081,7 +2081,7 @@
               </w:rPr>
               <w:t xml:space="preserve">–  Obtaining, Evaluating, and Communicating Information: Students </w:t>
             </w:r>
-            <w:del w:id="9070" w:author="Claude (AI) - proposed" w:date="2026-10-15T02:49:38Z">
+            <w:del w:id="9070" w:author="Claude (AI) - proposed" w:date="2026-10-18T00:25:54Z">
               <w:r>
                 <w:rPr>
                   <w:rFonts w:ascii="Arial" w:cs="Arial" w:eastAsia="Arial" w:hAnsi="Arial"/>
@@ -2096,7 +2096,7 @@
                 <w:delText xml:space="preserve">research the impact of drought on Kenyan staple crops (maize, beans), evaluate sources</w:delText>
               </w:r>
             </w:del>
-            <w:ins w:id="9071" w:author="Claude (AI) - proposed" w:date="2026-10-15T02:49:38Z">
+            <w:ins w:id="9071" w:author="Claude (AI) - proposed" w:date="2026-10-18T00:25:54Z">
               <w:r>
                 <w:rPr>
                   <w:rFonts w:ascii="Arial" w:cs="Arial" w:eastAsia="Arial" w:hAnsi="Arial"/>
@@ -2124,7 +2124,7 @@
               </w:rPr>
               <w:t xml:space="preserve">, and communicate findings through annotated diagrams</w:t>
             </w:r>
-            <w:del w:id="9072" w:author="Claude (AI) - proposed" w:date="2026-10-15T02:49:38Z">
+            <w:del w:id="9072" w:author="Claude (AI) - proposed" w:date="2026-10-18T00:25:54Z">
               <w:r>
                 <w:rPr>
                   <w:rFonts w:ascii="Arial" w:cs="Arial" w:eastAsia="Arial" w:hAnsi="Arial"/>
@@ -2139,7 +2139,7 @@
                 <w:delText xml:space="preserve"> and oral presentations</w:delText>
               </w:r>
             </w:del>
-            <w:ins w:id="9073" w:author="Claude (AI) - proposed" w:date="2026-10-15T02:49:38Z">
+            <w:ins w:id="9073" w:author="Claude (AI) - proposed" w:date="2026-10-18T00:25:54Z">
               <w:r>
                 <w:rPr>
                   <w:rFonts w:ascii="Arial" w:cs="Arial" w:eastAsia="Arial" w:hAnsi="Arial"/>
@@ -2222,10 +2222,10 @@
               <w:ind w:left="360" w:hanging="180"/>
               <w:jc w:val="left"/>
               <w:rPr>
-                <w:ins w:id="9075" w:author="Claude (AI) - proposed" w:date="2026-10-15T02:49:38Z"/>
-              </w:rPr>
-            </w:pPr>
-            <w:ins w:id="9074" w:author="Claude (AI) - proposed" w:date="2026-10-15T02:49:38Z">
+                <w:ins w:id="9075" w:author="Claude (AI) - proposed" w:date="2026-10-18T00:25:54Z"/>
+              </w:rPr>
+            </w:pPr>
+            <w:ins w:id="9074" w:author="Claude (AI) - proposed" w:date="2026-10-18T00:25:54Z">
               <w:r>
                 <w:rPr>
                   <w:rFonts w:ascii="Arial" w:cs="Arial" w:eastAsia="Arial" w:hAnsi="Arial"/>
@@ -2247,10 +2247,10 @@
               <w:ind w:left="360" w:hanging="180"/>
               <w:jc w:val="left"/>
               <w:rPr>
-                <w:ins w:id="9077" w:author="Claude (AI) - proposed" w:date="2026-10-15T02:49:38Z"/>
-              </w:rPr>
-            </w:pPr>
-            <w:ins w:id="9076" w:author="Claude (AI) - proposed" w:date="2026-10-15T02:49:38Z">
+                <w:ins w:id="9077" w:author="Claude (AI) - proposed" w:date="2026-10-18T00:25:54Z"/>
+              </w:rPr>
+            </w:pPr>
+            <w:ins w:id="9076" w:author="Claude (AI) - proposed" w:date="2026-10-18T00:25:54Z">
               <w:r>
                 <w:rPr>
                   <w:rFonts w:ascii="Arial" w:cs="Arial" w:eastAsia="Arial" w:hAnsi="Arial"/>
@@ -2272,10 +2272,10 @@
               <w:ind w:left="360" w:hanging="180"/>
               <w:jc w:val="left"/>
               <w:rPr>
-                <w:del w:id="9079" w:author="Claude (AI) - proposed" w:date="2026-10-15T02:49:38Z"/>
-              </w:rPr>
-            </w:pPr>
-            <w:del w:id="9078" w:author="Claude (AI) - proposed" w:date="2026-10-15T02:49:38Z">
+                <w:del w:id="9079" w:author="Claude (AI) - proposed" w:date="2026-10-18T00:25:54Z"/>
+              </w:rPr>
+            </w:pPr>
+            <w:del w:id="9078" w:author="Claude (AI) - proposed" w:date="2026-10-18T00:25:54Z">
               <w:r>
                 <w:rPr>
                   <w:rFonts w:ascii="Arial" w:cs="Arial" w:eastAsia="Arial" w:hAnsi="Arial"/>
@@ -2372,10 +2372,10 @@
               <w:ind w:left="360" w:hanging="180"/>
               <w:jc w:val="left"/>
               <w:rPr>
-                <w:del w:id="9081" w:author="Claude (AI) - proposed" w:date="2026-10-15T02:49:38Z"/>
-              </w:rPr>
-            </w:pPr>
-            <w:del w:id="9080" w:author="Claude (AI) - proposed" w:date="2026-10-15T02:49:38Z">
+                <w:del w:id="9081" w:author="Claude (AI) - proposed" w:date="2026-10-18T00:25:54Z"/>
+              </w:rPr>
+            </w:pPr>
+            <w:del w:id="9080" w:author="Claude (AI) - proposed" w:date="2026-10-18T00:25:54Z">
               <w:r>
                 <w:rPr>
                   <w:rFonts w:ascii="Arial" w:cs="Arial" w:eastAsia="Arial" w:hAnsi="Arial"/>
@@ -2719,7 +2719,7 @@
               </w:rPr>
               <w:t xml:space="preserve">KICD KEY INQUIRY </w:t>
             </w:r>
-            <w:del w:id="9082" w:author="Claude (AI) - proposed" w:date="2026-10-15T02:49:38Z">
+            <w:del w:id="9082" w:author="Claude (AI) - proposed" w:date="2026-10-18T00:25:54Z">
               <w:r>
                 <w:rPr>
                   <w:rFonts w:ascii="Arial" w:cs="Arial" w:eastAsia="Arial" w:hAnsi="Arial"/>
@@ -2734,7 +2734,7 @@
                 <w:delText xml:space="preserve">QUESTIONS</w:delText>
               </w:r>
             </w:del>
-            <w:ins w:id="9083" w:author="Claude (AI) - proposed" w:date="2026-10-15T02:49:38Z">
+            <w:ins w:id="9083" w:author="Claude (AI) - proposed" w:date="2026-10-18T00:25:54Z">
               <w:r>
                 <w:rPr>
                   <w:rFonts w:ascii="Arial" w:cs="Arial" w:eastAsia="Arial" w:hAnsi="Arial"/>
@@ -2769,7 +2769,7 @@
               <w:spacing w:after="40" w:before="0"/>
               <w:jc w:val="left"/>
             </w:pPr>
-            <w:del w:id="9084" w:author="Claude (AI) - proposed" w:date="2026-10-15T02:49:38Z">
+            <w:del w:id="9084" w:author="Claude (AI) - proposed" w:date="2026-10-18T00:25:54Z">
               <w:r>
                 <w:rPr>
                   <w:rFonts w:ascii="Arial" w:cs="Arial" w:eastAsia="Arial" w:hAnsi="Arial"/>
@@ -2784,7 +2784,7 @@
                 <w:delText xml:space="preserve">1. How are water and mineral salts</w:delText>
               </w:r>
             </w:del>
-            <w:ins w:id="9085" w:author="Claude (AI) - proposed" w:date="2026-10-15T02:49:38Z">
+            <w:ins w:id="9085" w:author="Claude (AI) - proposed" w:date="2026-10-18T00:25:54Z">
               <w:r>
                 <w:rPr>
                   <w:rFonts w:ascii="Arial" w:cs="Arial" w:eastAsia="Arial" w:hAnsi="Arial"/>
@@ -2819,10 +2819,10 @@
               <w:spacing w:after="40" w:before="0"/>
               <w:jc w:val="left"/>
               <w:rPr>
-                <w:del w:id="9087" w:author="Claude (AI) - proposed" w:date="2026-10-15T02:49:38Z"/>
-              </w:rPr>
-            </w:pPr>
-            <w:del w:id="9086" w:author="Claude (AI) - proposed" w:date="2026-10-15T02:49:38Z">
+                <w:del w:id="9087" w:author="Claude (AI) - proposed" w:date="2026-10-18T00:25:54Z"/>
+              </w:rPr>
+            </w:pPr>
+            <w:del w:id="9086" w:author="Claude (AI) - proposed" w:date="2026-10-18T00:25:54Z">
               <w:r>
                 <w:rPr>
                   <w:rFonts w:ascii="Arial" w:cs="Arial" w:eastAsia="Arial" w:hAnsi="Arial"/>
@@ -3441,7 +3441,7 @@
               </w:rPr>
               <w:t xml:space="preserve">–  The Girdled Tree: Students examine photographs of </w:t>
             </w:r>
-            <w:del w:id="9088" w:author="Claude (AI) - proposed" w:date="2026-10-15T02:49:38Z">
+            <w:del w:id="9088" w:author="Claude (AI) - proposed" w:date="2026-10-18T00:25:54Z">
               <w:r>
                 <w:rPr>
                   <w:rFonts w:ascii="Arial" w:cs="Arial" w:eastAsia="Arial" w:hAnsi="Arial"/>
@@ -3456,7 +3456,7 @@
                 <w:delText xml:space="preserve">trees in Karura Forest</w:delText>
               </w:r>
             </w:del>
-            <w:ins w:id="9089" w:author="Claude (AI) - proposed" w:date="2026-10-15T02:49:38Z">
+            <w:ins w:id="9089" w:author="Claude (AI) - proposed" w:date="2026-10-18T00:25:54Z">
               <w:r>
                 <w:rPr>
                   <w:rFonts w:ascii="Arial" w:cs="Arial" w:eastAsia="Arial" w:hAnsi="Arial"/>
@@ -3484,7 +3484,7 @@
               </w:rPr>
               <w:t xml:space="preserve"> whose bark has been ring-stripped</w:t>
             </w:r>
-            <w:del w:id="9090" w:author="Claude (AI) - proposed" w:date="2026-10-15T02:49:38Z">
+            <w:del w:id="9090" w:author="Claude (AI) - proposed" w:date="2026-10-18T00:25:54Z">
               <w:r>
                 <w:rPr>
                   <w:rFonts w:ascii="Arial" w:cs="Arial" w:eastAsia="Arial" w:hAnsi="Arial"/>
@@ -3499,7 +3499,7 @@
                 <w:delText xml:space="preserve"> by poachers; the trees survive briefly but their leaves eventually yellow and die from the roots upward</w:delText>
               </w:r>
             </w:del>
-            <w:ins w:id="9091" w:author="Claude (AI) - proposed" w:date="2026-10-15T02:49:38Z">
+            <w:ins w:id="9091" w:author="Claude (AI) - proposed" w:date="2026-10-18T00:25:54Z">
               <w:r>
                 <w:rPr>
                   <w:rFonts w:ascii="Arial" w:cs="Arial" w:eastAsia="Arial" w:hAnsi="Arial"/>
@@ -3534,10 +3534,10 @@
               <w:ind w:left="360" w:hanging="180"/>
               <w:jc w:val="left"/>
               <w:rPr>
-                <w:del w:id="9093" w:author="Claude (AI) - proposed" w:date="2026-10-15T02:49:38Z"/>
-              </w:rPr>
-            </w:pPr>
-            <w:del w:id="9092" w:author="Claude (AI) - proposed" w:date="2026-10-15T02:49:38Z">
+                <w:del w:id="9093" w:author="Claude (AI) - proposed" w:date="2026-10-18T00:25:54Z"/>
+              </w:rPr>
+            </w:pPr>
+            <w:del w:id="9092" w:author="Claude (AI) - proposed" w:date="2026-10-18T00:25:54Z">
               <w:r>
                 <w:rPr>
                   <w:rFonts w:ascii="Arial" w:cs="Arial" w:eastAsia="Arial" w:hAnsi="Arial"/>
@@ -3674,7 +3674,7 @@
         </w:rPr>
         <w:t xml:space="preserve">© 2026 SeaVuria and ARES. This work is licensed under a </w:t>
       </w:r>
-      <w:hyperlink w:history="1" r:id="rIdde1cfxbjzqr_a7h0l388s">
+      <w:hyperlink w:history="1" r:id="rIda72yqg_g6ljm69q7pmfls">
         <w:r>
           <w:rPr>
             <w:rFonts w:ascii="Arial" w:cs="Arial" w:eastAsia="Arial" w:hAnsi="Arial"/>
@@ -3694,7 +3694,7 @@
         </w:rPr>
         <w:t xml:space="preserve"> (</w:t>
       </w:r>
-      <w:hyperlink w:history="1" r:id="rIdwcvoa2_ehv3qvohjqmmrd">
+      <w:hyperlink w:history="1" r:id="rId2h0ettfwrluysc85zijyo">
         <w:r>
           <w:rPr>
             <w:rFonts w:ascii="Arial" w:cs="Arial" w:eastAsia="Arial" w:hAnsi="Arial"/>
@@ -3714,7 +3714,7 @@
         </w:rPr>
         <w:t xml:space="preserve">). To view a copy of this license, visit </w:t>
       </w:r>
-      <w:hyperlink w:history="1" r:id="rIdqyvuxw6cg-wvpfnd1m-2f">
+      <w:hyperlink w:history="1" r:id="rIdtkp50bj8jtrf2u2eps4yg">
         <w:r>
           <w:rPr>
             <w:rFonts w:ascii="Arial" w:cs="Arial" w:eastAsia="Arial" w:hAnsi="Arial"/>
@@ -4221,10 +4221,10 @@
               <w:spacing w:after="40" w:before="0"/>
               <w:jc w:val="left"/>
               <w:rPr>
-                <w:ins w:id="9095" w:author="Claude (AI) - proposed" w:date="2026-10-15T02:49:38Z"/>
-              </w:rPr>
-            </w:pPr>
-            <w:ins w:id="9094" w:author="Claude (AI) - proposed" w:date="2026-10-15T02:49:38Z">
+                <w:ins w:id="9095" w:author="Claude (AI) - proposed" w:date="2026-10-18T00:25:54Z"/>
+              </w:rPr>
+            </w:pPr>
+            <w:ins w:id="9094" w:author="Claude (AI) - proposed" w:date="2026-10-18T00:25:54Z">
               <w:r>
                 <w:rPr>
                   <w:rFonts w:ascii="Arial" w:cs="Arial" w:eastAsia="Arial" w:hAnsi="Arial"/>
@@ -4246,10 +4246,10 @@
               <w:spacing w:after="40" w:before="0"/>
               <w:jc w:val="left"/>
               <w:rPr>
-                <w:del w:id="9097" w:author="Claude (AI) - proposed" w:date="2026-10-15T02:49:38Z"/>
-              </w:rPr>
-            </w:pPr>
-            <w:del w:id="9096" w:author="Claude (AI) - proposed" w:date="2026-10-15T02:49:38Z">
+                <w:del w:id="9097" w:author="Claude (AI) - proposed" w:date="2026-10-18T00:25:54Z"/>
+              </w:rPr>
+            </w:pPr>
+            <w:del w:id="9096" w:author="Claude (AI) - proposed" w:date="2026-10-18T00:25:54Z">
               <w:r>
                 <w:rPr>
                   <w:rFonts w:ascii="Arial" w:cs="Arial" w:eastAsia="Arial" w:hAnsi="Arial"/>
@@ -4783,7 +4783,7 @@
             <w:pPr>
               <w:spacing w:after="20" w:before="0"/>
             </w:pPr>
-            <w:hyperlink w:history="1" r:id="rIdtykpu4zwnxkkguac0lumr">
+            <w:hyperlink w:history="1" r:id="rId52daoqz0bkd9nlo-ulhg_">
               <w:r>
                 <w:rPr>
                   <w:rFonts w:ascii="Arial" w:cs="Arial" w:eastAsia="Arial" w:hAnsi="Arial"/>
@@ -4832,7 +4832,7 @@
               <w:spacing w:after="10" w:before="0"/>
               <w:ind w:left="120"/>
             </w:pPr>
-            <w:hyperlink w:history="1" r:id="rIdsa_t764dxktn4uuzb_-bk">
+            <w:hyperlink w:history="1" r:id="rIddvja-z81ihdfsaei1-ihw">
               <w:r>
                 <w:rPr>
                   <w:rFonts w:ascii="Arial" w:cs="Arial" w:eastAsia="Arial" w:hAnsi="Arial"/>
@@ -4894,7 +4894,7 @@
               <w:spacing w:after="10" w:before="0"/>
               <w:ind w:left="120"/>
             </w:pPr>
-            <w:hyperlink w:history="1" r:id="rId-_b-7yc_vz13dpsusxffu">
+            <w:hyperlink w:history="1" r:id="rId6egiedelkrczp-zpulvkq">
               <w:r>
                 <w:rPr>
                   <w:rFonts w:ascii="Arial" w:cs="Arial" w:eastAsia="Arial" w:hAnsi="Arial"/>
@@ -4987,7 +4987,7 @@
               </w:rPr>
               <w:t xml:space="preserve">Distribute prompt cards and say: Read this story carefully. Think about any time you have seen a plant wilt — on your family shamba, at the school garden, anywhere. Write your own ideas first before talking to your group</w:t>
             </w:r>
-            <w:ins w:id="9098" w:author="Claude (AI) - proposed" w:date="2026-10-15T02:49:38Z">
+            <w:ins w:id="9098" w:author="Claude (AI) - proposed" w:date="2026-10-18T00:25:54Z">
               <w:r>
                 <w:rPr>
                   <w:rFonts w:ascii="Arial" w:cs="Arial" w:eastAsia="Arial" w:hAnsi="Arial"/>
@@ -5137,7 +5137,7 @@
             <w:pPr>
               <w:spacing w:after="20" w:before="0"/>
             </w:pPr>
-            <w:hyperlink w:history="1" r:id="rId2chdhrhhmqbfvck1edkcg">
+            <w:hyperlink w:history="1" r:id="rIdttsnpk2kb1jmcuwmtk0ts">
               <w:r>
                 <w:rPr>
                   <w:rFonts w:ascii="Arial" w:cs="Arial" w:eastAsia="Arial" w:hAnsi="Arial"/>
@@ -5186,7 +5186,7 @@
               <w:spacing w:after="10" w:before="0"/>
               <w:ind w:left="120"/>
             </w:pPr>
-            <w:hyperlink w:history="1" r:id="rId7lnmbz2nh8jbshnk5gcwm">
+            <w:hyperlink w:history="1" r:id="rIdme1axhkay2keunnxeij0e">
               <w:r>
                 <w:rPr>
                   <w:rFonts w:ascii="Arial" w:cs="Arial" w:eastAsia="Arial" w:hAnsi="Arial"/>
@@ -5248,7 +5248,7 @@
               <w:spacing w:after="10" w:before="0"/>
               <w:ind w:left="120"/>
             </w:pPr>
-            <w:hyperlink w:history="1" r:id="rIdqnhliwastit1ij53reazi">
+            <w:hyperlink w:history="1" r:id="rIdzd08hxrrsbeo-edp1bfg-">
               <w:r>
                 <w:rPr>
                   <w:rFonts w:ascii="Arial" w:cs="Arial" w:eastAsia="Arial" w:hAnsi="Arial"/>
@@ -5308,7 +5308,7 @@
               </w:rPr>
               <w:t xml:space="preserve">The teacher projects or pins up three photographs: (A) a close-up of wilted maize leaves curling inward in a dry Kibwezi field under bright midday sun; (B) a wider shot showing maize near a dry seasonal riverbed wilting more severely than maize on a lower, wetter slope; (C) lush, upright sukuma wiki growing under the canopy shade of a large mango tree</w:t>
             </w:r>
-            <w:del w:id="9099" w:author="Claude (AI) - proposed" w:date="2026-10-15T02:49:38Z">
+            <w:del w:id="9099" w:author="Claude (AI) - proposed" w:date="2026-10-18T00:25:54Z">
               <w:r>
                 <w:rPr>
                   <w:rFonts w:ascii="Arial" w:cs="Arial" w:eastAsia="Arial" w:hAnsi="Arial"/>
@@ -5323,7 +5323,7 @@
                 <w:delText xml:space="preserve">, with</w:delText>
               </w:r>
             </w:del>
-            <w:ins w:id="9100" w:author="Claude (AI) - proposed" w:date="2026-10-15T02:49:38Z">
+            <w:ins w:id="9100" w:author="Claude (AI) - proposed" w:date="2026-10-18T00:25:54Z">
               <w:r>
                 <w:rPr>
                   <w:rFonts w:ascii="Arial" w:cs="Arial" w:eastAsia="Arial" w:hAnsi="Arial"/>
@@ -5351,7 +5351,7 @@
               </w:rPr>
               <w:t xml:space="preserve"> visibly moist-looking soil around the maize</w:t>
             </w:r>
-            <w:del w:id="9101" w:author="Claude (AI) - proposed" w:date="2026-10-15T02:49:38Z">
+            <w:del w:id="9101" w:author="Claude (AI) - proposed" w:date="2026-10-18T00:25:54Z">
               <w:r>
                 <w:rPr>
                   <w:rFonts w:ascii="Arial" w:cs="Arial" w:eastAsia="Arial" w:hAnsi="Arial"/>
@@ -5366,7 +5366,7 @@
                 <w:delText xml:space="preserve"> in photograph A indicating</w:delText>
               </w:r>
             </w:del>
-            <w:ins w:id="9102" w:author="Claude (AI) - proposed" w:date="2026-10-15T02:49:38Z">
+            <w:ins w:id="9102" w:author="Claude (AI) - proposed" w:date="2026-10-18T00:25:54Z">
               <w:r>
                 <w:rPr>
                   <w:rFonts w:ascii="Arial" w:cs="Arial" w:eastAsia="Arial" w:hAnsi="Arial"/>
@@ -5394,7 +5394,7 @@
               </w:rPr>
               <w:t xml:space="preserve"> the farmer did</w:t>
             </w:r>
-            <w:del w:id="9103" w:author="Claude (AI) - proposed" w:date="2026-10-15T02:49:38Z">
+            <w:del w:id="9103" w:author="Claude (AI) - proposed" w:date="2026-10-18T00:25:54Z">
               <w:r>
                 <w:rPr>
                   <w:rFonts w:ascii="Arial" w:cs="Arial" w:eastAsia="Arial" w:hAnsi="Arial"/>
@@ -5422,7 +5422,7 @@
               </w:rPr>
               <w:t xml:space="preserve"> water that morning. Students observe each photograph for </w:t>
             </w:r>
-            <w:del w:id="9104" w:author="Claude (AI) - proposed" w:date="2026-10-15T02:49:38Z">
+            <w:del w:id="9104" w:author="Claude (AI) - proposed" w:date="2026-10-18T00:25:54Z">
               <w:r>
                 <w:rPr>
                   <w:rFonts w:ascii="Arial" w:cs="Arial" w:eastAsia="Arial" w:hAnsi="Arial"/>
@@ -5437,7 +5437,7 @@
                 <w:delText xml:space="preserve">60</w:delText>
               </w:r>
             </w:del>
-            <w:ins w:id="9105" w:author="Claude (AI) - proposed" w:date="2026-10-15T02:49:38Z">
+            <w:ins w:id="9105" w:author="Claude (AI) - proposed" w:date="2026-10-18T00:25:54Z">
               <w:r>
                 <w:rPr>
                   <w:rFonts w:ascii="Arial" w:cs="Arial" w:eastAsia="Arial" w:hAnsi="Arial"/>
@@ -5465,7 +5465,7 @@
               </w:rPr>
               <w:t xml:space="preserve"> seconds silently, then annotate a printed observation sheet</w:t>
             </w:r>
-            <w:ins w:id="9106" w:author="Claude (AI) - proposed" w:date="2026-10-15T02:49:38Z">
+            <w:ins w:id="9106" w:author="Claude (AI) - proposed" w:date="2026-10-18T00:25:54Z">
               <w:r>
                 <w:rPr>
                   <w:rFonts w:ascii="Arial" w:cs="Arial" w:eastAsia="Arial" w:hAnsi="Arial"/>
@@ -5493,7 +5493,7 @@
               </w:rPr>
               <w:t xml:space="preserve"> with three columns: What I See, What It Makes Me Think, What It Makes Me Wonder. After individual annotation, groups share observations for </w:t>
             </w:r>
-            <w:del w:id="9107" w:author="Claude (AI) - proposed" w:date="2026-10-15T02:49:38Z">
+            <w:del w:id="9107" w:author="Claude (AI) - proposed" w:date="2026-10-18T00:25:54Z">
               <w:r>
                 <w:rPr>
                   <w:rFonts w:ascii="Arial" w:cs="Arial" w:eastAsia="Arial" w:hAnsi="Arial"/>
@@ -5508,7 +5508,7 @@
                 <w:delText xml:space="preserve">three</w:delText>
               </w:r>
             </w:del>
-            <w:ins w:id="9108" w:author="Claude (AI) - proposed" w:date="2026-10-15T02:49:38Z">
+            <w:ins w:id="9108" w:author="Claude (AI) - proposed" w:date="2026-10-18T00:25:54Z">
               <w:r>
                 <w:rPr>
                   <w:rFonts w:ascii="Arial" w:cs="Arial" w:eastAsia="Arial" w:hAnsi="Arial"/>
@@ -5569,7 +5569,7 @@
               </w:rPr>
               <w:t xml:space="preserve">Display photograph A and say: Look carefully at this image. Do not explain it yet — just observe. What do you actually see? [WAIT </w:t>
             </w:r>
-            <w:del w:id="9109" w:author="Claude (AI) - proposed" w:date="2026-10-15T02:49:38Z">
+            <w:del w:id="9109" w:author="Claude (AI) - proposed" w:date="2026-10-18T00:25:54Z">
               <w:r>
                 <w:rPr>
                   <w:rFonts w:ascii="Arial" w:cs="Arial" w:eastAsia="Arial" w:hAnsi="Arial"/>
@@ -5584,7 +5584,7 @@
                 <w:delText xml:space="preserve">60</w:delText>
               </w:r>
             </w:del>
-            <w:ins w:id="9110" w:author="Claude (AI) - proposed" w:date="2026-10-15T02:49:38Z">
+            <w:ins w:id="9110" w:author="Claude (AI) - proposed" w:date="2026-10-18T00:25:54Z">
               <w:r>
                 <w:rPr>
                   <w:rFonts w:ascii="Arial" w:cs="Arial" w:eastAsia="Arial" w:hAnsi="Arial"/>
@@ -5612,7 +5612,7 @@
               </w:rPr>
               <w:t xml:space="preserve"> SECONDS IN SILENCE.]</w:t>
             </w:r>
-            <w:ins w:id="9111" w:author="Claude (AI) - proposed" w:date="2026-10-15T02:49:38Z">
+            <w:ins w:id="9111" w:author="Claude (AI) - proposed" w:date="2026-10-18T00:25:54Z">
               <w:r>
                 <w:rPr>
                   <w:rFonts w:ascii="Arial" w:cs="Arial" w:eastAsia="Arial" w:hAnsi="Arial"/>
@@ -5640,7 +5640,7 @@
               </w:rPr>
               <w:t xml:space="preserve"> Then say: Now write in the first column — What I See. Only things you can actually see in the </w:t>
             </w:r>
-            <w:del w:id="9112" w:author="Claude (AI) - proposed" w:date="2026-10-15T02:49:38Z">
+            <w:del w:id="9112" w:author="Claude (AI) - proposed" w:date="2026-10-18T00:25:54Z">
               <w:r>
                 <w:rPr>
                   <w:rFonts w:ascii="Arial" w:cs="Arial" w:eastAsia="Arial" w:hAnsi="Arial"/>
@@ -5655,7 +5655,7 @@
                 <w:delText xml:space="preserve">photograph</w:delText>
               </w:r>
             </w:del>
-            <w:ins w:id="9113" w:author="Claude (AI) - proposed" w:date="2026-10-15T02:49:38Z">
+            <w:ins w:id="9113" w:author="Claude (AI) - proposed" w:date="2026-10-18T00:25:54Z">
               <w:r>
                 <w:rPr>
                   <w:rFonts w:ascii="Arial" w:cs="Arial" w:eastAsia="Arial" w:hAnsi="Arial"/>
@@ -5683,7 +5683,7 @@
               </w:rPr>
               <w:t xml:space="preserve">, not your explanations yet. [WAIT 90 SECONDS.]</w:t>
             </w:r>
-            <w:del w:id="9114" w:author="Claude (AI) - proposed" w:date="2026-10-15T02:49:38Z">
+            <w:del w:id="9114" w:author="Claude (AI) - proposed" w:date="2026-10-18T00:25:54Z">
               <w:r>
                 <w:rPr>
                   <w:rFonts w:ascii="Arial" w:cs="Arial" w:eastAsia="Arial" w:hAnsi="Arial"/>
@@ -5833,7 +5833,7 @@
             <w:pPr>
               <w:spacing w:after="20" w:before="0"/>
             </w:pPr>
-            <w:hyperlink w:history="1" r:id="rIdns0yc_thvrio8iiuqq9jd">
+            <w:hyperlink w:history="1" r:id="rIdvob9blrnbakon8535_knn">
               <w:r>
                 <w:rPr>
                   <w:rFonts w:ascii="Arial" w:cs="Arial" w:eastAsia="Arial" w:hAnsi="Arial"/>
@@ -5882,7 +5882,7 @@
               <w:spacing w:after="10" w:before="0"/>
               <w:ind w:left="120"/>
             </w:pPr>
-            <w:hyperlink w:history="1" r:id="rIdrjbu4tq-gwcqy-bi2rck7">
+            <w:hyperlink w:history="1" r:id="rIdvr20f5krfipj4xkpfpget">
               <w:r>
                 <w:rPr>
                   <w:rFonts w:ascii="Arial" w:cs="Arial" w:eastAsia="Arial" w:hAnsi="Arial"/>
@@ -5944,7 +5944,7 @@
               <w:spacing w:after="10" w:before="0"/>
               <w:ind w:left="120"/>
             </w:pPr>
-            <w:hyperlink w:history="1" r:id="rIda6cd6fbvp7u6yhzkjggy4">
+            <w:hyperlink w:history="1" r:id="rIdg5hwjsm0sxqqfkwnyu7oj">
               <w:r>
                 <w:rPr>
                   <w:rFonts w:ascii="Arial" w:cs="Arial" w:eastAsia="Arial" w:hAnsi="Arial"/>
@@ -6004,7 +6004,7 @@
               </w:rPr>
               <w:t xml:space="preserve">Students attempt to explain the phenomenon using only what they currently know. Each group receives a large sheet of paper and draws a simple outline of a maize plant — roots, stem, leaves. They use arrows and labels to show what they think is happening to water on a hot afternoon in Kibwezi. Groups post their diagrams on the classroom wall. The class does a gallery walk (</w:t>
             </w:r>
-            <w:del w:id="9115" w:author="Claude (AI) - proposed" w:date="2026-10-15T02:49:38Z">
+            <w:del w:id="9115" w:author="Claude (AI) - proposed" w:date="2026-10-18T00:25:54Z">
               <w:r>
                 <w:rPr>
                   <w:rFonts w:ascii="Arial" w:cs="Arial" w:eastAsia="Arial" w:hAnsi="Arial"/>
@@ -6019,7 +6019,7 @@
                 <w:delText xml:space="preserve">3</w:delText>
               </w:r>
             </w:del>
-            <w:ins w:id="9116" w:author="Claude (AI) - proposed" w:date="2026-10-15T02:49:38Z">
+            <w:ins w:id="9116" w:author="Claude (AI) - proposed" w:date="2026-10-18T00:25:54Z">
               <w:r>
                 <w:rPr>
                   <w:rFonts w:ascii="Arial" w:cs="Arial" w:eastAsia="Arial" w:hAnsi="Arial"/>
@@ -6080,7 +6080,7 @@
               </w:rPr>
               <w:t xml:space="preserve">Say: You have observed the photographs and shared your ideas. Now I want each group to draw what you think is happening inside and outside the maize plant on a hot Kibwezi afternoon. Use arrows. Label what is moving and where it is going. You have </w:t>
             </w:r>
-            <w:del w:id="9117" w:author="Claude (AI) - proposed" w:date="2026-10-15T02:49:38Z">
+            <w:del w:id="9117" w:author="Claude (AI) - proposed" w:date="2026-10-18T00:25:54Z">
               <w:r>
                 <w:rPr>
                   <w:rFonts w:ascii="Arial" w:cs="Arial" w:eastAsia="Arial" w:hAnsi="Arial"/>
@@ -6095,7 +6095,7 @@
                 <w:delText xml:space="preserve">four</w:delText>
               </w:r>
             </w:del>
-            <w:ins w:id="9118" w:author="Claude (AI) - proposed" w:date="2026-10-15T02:49:38Z">
+            <w:ins w:id="9118" w:author="Claude (AI) - proposed" w:date="2026-10-18T00:25:54Z">
               <w:r>
                 <w:rPr>
                   <w:rFonts w:ascii="Arial" w:cs="Arial" w:eastAsia="Arial" w:hAnsi="Arial"/>
@@ -6123,7 +6123,7 @@
               </w:rPr>
               <w:t xml:space="preserve"> minutes. [WAIT </w:t>
             </w:r>
-            <w:del w:id="9119" w:author="Claude (AI) - proposed" w:date="2026-10-15T02:49:38Z">
+            <w:del w:id="9119" w:author="Claude (AI) - proposed" w:date="2026-10-18T00:25:54Z">
               <w:r>
                 <w:rPr>
                   <w:rFonts w:ascii="Arial" w:cs="Arial" w:eastAsia="Arial" w:hAnsi="Arial"/>
@@ -6138,7 +6138,7 @@
                 <w:delText xml:space="preserve">4</w:delText>
               </w:r>
             </w:del>
-            <w:ins w:id="9120" w:author="Claude (AI) - proposed" w:date="2026-10-15T02:49:38Z">
+            <w:ins w:id="9120" w:author="Claude (AI) - proposed" w:date="2026-10-18T00:25:54Z">
               <w:r>
                 <w:rPr>
                   <w:rFonts w:ascii="Arial" w:cs="Arial" w:eastAsia="Arial" w:hAnsi="Arial"/>
@@ -6288,7 +6288,7 @@
             <w:pPr>
               <w:spacing w:after="20" w:before="0"/>
             </w:pPr>
-            <w:hyperlink w:history="1" r:id="rIdfwqeq4kfgkxskoqfdt2nb">
+            <w:hyperlink w:history="1" r:id="rId8jcrdlowmxbwxlxyegqjm">
               <w:r>
                 <w:rPr>
                   <w:rFonts w:ascii="Arial" w:cs="Arial" w:eastAsia="Arial" w:hAnsi="Arial"/>
@@ -6337,7 +6337,7 @@
               <w:spacing w:after="10" w:before="0"/>
               <w:ind w:left="120"/>
             </w:pPr>
-            <w:hyperlink w:history="1" r:id="rIdzhyxjrnkld2ohqhlqkudg">
+            <w:hyperlink w:history="1" r:id="rIdwpb_nq_xya7ii1owpwryp">
               <w:r>
                 <w:rPr>
                   <w:rFonts w:ascii="Arial" w:cs="Arial" w:eastAsia="Arial" w:hAnsi="Arial"/>
@@ -6399,7 +6399,7 @@
               <w:spacing w:after="10" w:before="0"/>
               <w:ind w:left="120"/>
             </w:pPr>
-            <w:hyperlink w:history="1" r:id="rIdxw12yfv0mxiwxb1opucwk">
+            <w:hyperlink w:history="1" r:id="rIdku2yoafqoiemzoeo1herg">
               <w:r>
                 <w:rPr>
                   <w:rFonts w:ascii="Arial" w:cs="Arial" w:eastAsia="Arial" w:hAnsi="Arial"/>
@@ -6614,7 +6614,7 @@
             <w:pPr>
               <w:spacing w:after="20" w:before="0"/>
             </w:pPr>
-            <w:hyperlink w:history="1" r:id="rIdocna8h0kbwgp3y4xorddl">
+            <w:hyperlink w:history="1" r:id="rIdutzkugj5rhyj0nfruthpg">
               <w:r>
                 <w:rPr>
                   <w:rFonts w:ascii="Arial" w:cs="Arial" w:eastAsia="Arial" w:hAnsi="Arial"/>
@@ -6663,7 +6663,7 @@
               <w:spacing w:after="10" w:before="0"/>
               <w:ind w:left="120"/>
             </w:pPr>
-            <w:hyperlink w:history="1" r:id="rId0zjxtlusvifkfj6xlj38t">
+            <w:hyperlink w:history="1" r:id="rIdaedtenfqmgb-8m_88ztyy">
               <w:r>
                 <w:rPr>
                   <w:rFonts w:ascii="Arial" w:cs="Arial" w:eastAsia="Arial" w:hAnsi="Arial"/>
@@ -6725,7 +6725,7 @@
               <w:spacing w:after="10" w:before="0"/>
               <w:ind w:left="120"/>
             </w:pPr>
-            <w:hyperlink w:history="1" r:id="rIdn5kkyscdhg3y1pfh9uqwt">
+            <w:hyperlink w:history="1" r:id="rId2ock0hvaizxdrrvh26qjm">
               <w:r>
                 <w:rPr>
                   <w:rFonts w:ascii="Arial" w:cs="Arial" w:eastAsia="Arial" w:hAnsi="Arial"/>
@@ -7265,7 +7265,7 @@
         </w:rPr>
         <w:t xml:space="preserve">© 2026 SeaVuria and ARES. Aligned with KICD objectives. Developed by SeaVuria; technical implementation by ARES (with AI assistance from Claude). Licensed under </w:t>
       </w:r>
-      <w:hyperlink w:history="1" r:id="rIdfa5mdaozaatfay-x0imr-">
+      <w:hyperlink w:history="1" r:id="rId_jam9xhbqva5apxafvcqy">
         <w:r>
           <w:rPr>
             <w:rFonts w:ascii="Arial" w:cs="Arial" w:eastAsia="Arial" w:hAnsi="Arial"/>
@@ -7286,7 +7286,7 @@
         </w:rPr>
         <w:t xml:space="preserve"> (</w:t>
       </w:r>
-      <w:hyperlink w:history="1" r:id="rIdpwa7omb_eg8_nvvmli2my">
+      <w:hyperlink w:history="1" r:id="rId9y5oqmc-4l_xld4dxixwp">
         <w:r>
           <w:rPr>
             <w:rFonts w:ascii="Arial" w:cs="Arial" w:eastAsia="Arial" w:hAnsi="Arial"/>
@@ -7794,10 +7794,10 @@
               <w:spacing w:after="40" w:before="0"/>
               <w:jc w:val="left"/>
               <w:rPr>
-                <w:ins w:id="9122" w:author="Claude (AI) - proposed" w:date="2026-10-15T02:49:38Z"/>
-              </w:rPr>
-            </w:pPr>
-            <w:ins w:id="9121" w:author="Claude (AI) - proposed" w:date="2026-10-15T02:49:38Z">
+                <w:ins w:id="9122" w:author="Claude (AI) - proposed" w:date="2026-10-18T00:25:54Z"/>
+              </w:rPr>
+            </w:pPr>
+            <w:ins w:id="9121" w:author="Claude (AI) - proposed" w:date="2026-10-18T00:25:54Z">
               <w:r>
                 <w:rPr>
                   <w:rFonts w:ascii="Arial" w:cs="Arial" w:eastAsia="Arial" w:hAnsi="Arial"/>
@@ -7819,10 +7819,10 @@
               <w:spacing w:after="40" w:before="0"/>
               <w:jc w:val="left"/>
               <w:rPr>
-                <w:del w:id="9124" w:author="Claude (AI) - proposed" w:date="2026-10-15T02:49:38Z"/>
-              </w:rPr>
-            </w:pPr>
-            <w:del w:id="9123" w:author="Claude (AI) - proposed" w:date="2026-10-15T02:49:38Z">
+                <w:del w:id="9124" w:author="Claude (AI) - proposed" w:date="2026-10-18T00:25:54Z"/>
+              </w:rPr>
+            </w:pPr>
+            <w:del w:id="9123" w:author="Claude (AI) - proposed" w:date="2026-10-18T00:25:54Z">
               <w:r>
                 <w:rPr>
                   <w:rFonts w:ascii="Arial" w:cs="Arial" w:eastAsia="Arial" w:hAnsi="Arial"/>
@@ -8356,7 +8356,7 @@
             <w:pPr>
               <w:spacing w:after="20" w:before="0"/>
             </w:pPr>
-            <w:hyperlink w:history="1" r:id="rIddsrx664gj4yckfz1umhzi">
+            <w:hyperlink w:history="1" r:id="rId3z3xckjplgditb8boied2">
               <w:r>
                 <w:rPr>
                   <w:rFonts w:ascii="Arial" w:cs="Arial" w:eastAsia="Arial" w:hAnsi="Arial"/>
@@ -8389,7 +8389,7 @@
               <w:spacing w:after="10" w:before="0"/>
               <w:ind w:left="120"/>
             </w:pPr>
-            <w:hyperlink w:history="1" r:id="rIdtbcvtbvsqp4u7z_29olsy">
+            <w:hyperlink w:history="1" r:id="rIdx2zl7wxddxptsh33do8ov">
               <w:r>
                 <w:rPr>
                   <w:rFonts w:ascii="Arial" w:cs="Arial" w:eastAsia="Arial" w:hAnsi="Arial"/>
@@ -8451,7 +8451,7 @@
               <w:spacing w:after="10" w:before="0"/>
               <w:ind w:left="120"/>
             </w:pPr>
-            <w:hyperlink w:history="1" r:id="rIdyiqex2vcwbtsa9upsmfzl">
+            <w:hyperlink w:history="1" r:id="rId37u1efrmte2ppg4taw-_m">
               <w:r>
                 <w:rPr>
                   <w:rFonts w:ascii="Arial" w:cs="Arial" w:eastAsia="Arial" w:hAnsi="Arial"/>
@@ -8666,7 +8666,7 @@
             <w:pPr>
               <w:spacing w:after="20" w:before="0"/>
             </w:pPr>
-            <w:hyperlink w:history="1" r:id="rIdrxhu1auzv1yzjryji2leq">
+            <w:hyperlink w:history="1" r:id="rIds-3c61dx7ufqffxf383jn">
               <w:r>
                 <w:rPr>
                   <w:rFonts w:ascii="Arial" w:cs="Arial" w:eastAsia="Arial" w:hAnsi="Arial"/>
@@ -8699,7 +8699,7 @@
               <w:spacing w:after="10" w:before="0"/>
               <w:ind w:left="120"/>
             </w:pPr>
-            <w:hyperlink w:history="1" r:id="rIdiqqjhlzqbxc0fqfkd3j3r">
+            <w:hyperlink w:history="1" r:id="rIdo8gabfgcqvinmgaw4o0s5">
               <w:r>
                 <w:rPr>
                   <w:rFonts w:ascii="Arial" w:cs="Arial" w:eastAsia="Arial" w:hAnsi="Arial"/>
@@ -8761,7 +8761,7 @@
               <w:spacing w:after="10" w:before="0"/>
               <w:ind w:left="120"/>
             </w:pPr>
-            <w:hyperlink w:history="1" r:id="rIdrxamvjowukyt2b-nsn1g5">
+            <w:hyperlink w:history="1" r:id="rIdlpp1jzukqbe4szzngaghu">
               <w:r>
                 <w:rPr>
                   <w:rFonts w:ascii="Arial" w:cs="Arial" w:eastAsia="Arial" w:hAnsi="Arial"/>
@@ -8976,7 +8976,7 @@
             <w:pPr>
               <w:spacing w:after="20" w:before="0"/>
             </w:pPr>
-            <w:hyperlink w:history="1" r:id="rIdqqwytnpnm16rueadylhej">
+            <w:hyperlink w:history="1" r:id="rIdstgywqwb5vnyu0vwmuovl">
               <w:r>
                 <w:rPr>
                   <w:rFonts w:ascii="Arial" w:cs="Arial" w:eastAsia="Arial" w:hAnsi="Arial"/>
@@ -9009,7 +9009,7 @@
               <w:spacing w:after="10" w:before="0"/>
               <w:ind w:left="120"/>
             </w:pPr>
-            <w:hyperlink w:history="1" r:id="rId9unftfqu-kdmdz7_zayll">
+            <w:hyperlink w:history="1" r:id="rIdcv6voher-jw1vgchlzoa0">
               <w:r>
                 <w:rPr>
                   <w:rFonts w:ascii="Arial" w:cs="Arial" w:eastAsia="Arial" w:hAnsi="Arial"/>
@@ -9071,7 +9071,7 @@
               <w:spacing w:after="10" w:before="0"/>
               <w:ind w:left="120"/>
             </w:pPr>
-            <w:hyperlink w:history="1" r:id="rIdax_mwilgorp1rl7uus0mq">
+            <w:hyperlink w:history="1" r:id="rId2m5akaj44uo_2tblcneou">
               <w:r>
                 <w:rPr>
                   <w:rFonts w:ascii="Arial" w:cs="Arial" w:eastAsia="Arial" w:hAnsi="Arial"/>
@@ -9164,7 +9164,7 @@
               </w:rPr>
               <w:t xml:space="preserve">Project the two group diagrams side by side. Say: 'I want everyone to look at these two diagrams and identify one place where the entry point and the use point are NOT the same location. You have 10 seconds to find one.' [Wait 10 seconds in silence.] Cold-call 3 students: 'Kamau — tell me one mismatch you see.' After three responses, say: 'So we have a problem. Water is down here [point to root] but the leaf needs it up here [point to leaf]</w:t>
             </w:r>
-            <w:del w:id="9125" w:author="Claude (AI) - proposed" w:date="2026-10-15T02:49:38Z">
+            <w:del w:id="9125" w:author="Claude (AI) - proposed" w:date="2026-10-18T00:25:54Z">
               <w:r>
                 <w:rPr>
                   <w:rFonts w:ascii="Arial" w:cs="Arial" w:eastAsia="Arial" w:hAnsi="Arial"/>
@@ -9314,7 +9314,7 @@
             <w:pPr>
               <w:spacing w:after="20" w:before="0"/>
             </w:pPr>
-            <w:hyperlink w:history="1" r:id="rIdlhsr-qmjo3oxnwtelgqr9">
+            <w:hyperlink w:history="1" r:id="rIdeh5kxu3l2yzdlqs3mqu8l">
               <w:r>
                 <w:rPr>
                   <w:rFonts w:ascii="Arial" w:cs="Arial" w:eastAsia="Arial" w:hAnsi="Arial"/>
@@ -9347,7 +9347,7 @@
               <w:spacing w:after="10" w:before="0"/>
               <w:ind w:left="120"/>
             </w:pPr>
-            <w:hyperlink w:history="1" r:id="rIdguztnegilicjwcup11pio">
+            <w:hyperlink w:history="1" r:id="rIdhywbbdr_sptxgiw0wl_59">
               <w:r>
                 <w:rPr>
                   <w:rFonts w:ascii="Arial" w:cs="Arial" w:eastAsia="Arial" w:hAnsi="Arial"/>
@@ -9409,7 +9409,7 @@
               <w:spacing w:after="10" w:before="0"/>
               <w:ind w:left="120"/>
             </w:pPr>
-            <w:hyperlink w:history="1" r:id="rIdpbbaaa-gij_8r-wredvsn">
+            <w:hyperlink w:history="1" r:id="rIdrelzcozd61cdwdaxzxvwk">
               <w:r>
                 <w:rPr>
                   <w:rFonts w:ascii="Arial" w:cs="Arial" w:eastAsia="Arial" w:hAnsi="Arial"/>
@@ -9502,7 +9502,7 @@
               </w:rPr>
               <w:t xml:space="preserve">Distribute sticky notes. Say: 'You have 3 minutes — silence please. Blue note: one question you now have that you did not have before. Orange note: one thing you can now explain about Kibwezi that you could not explain on day one.' After 3 minutes, direct students to post notes on the DQB. Read 4 blue notes aloud — choose one about water movement, one about sugar, one about wilting, one unexpected. Say: 'These are the exact questions scientists asked when they first tried to understand plant transport. We are going to answer every single one of these over the next six lessons.' Point to specific new questions: 'This question — about how water moves up against gravity — that is Lesson </w:t>
             </w:r>
-            <w:del w:id="9126" w:author="Claude (AI) - proposed" w:date="2026-10-15T02:49:38Z">
+            <w:del w:id="9126" w:author="Claude (AI) - proposed" w:date="2026-10-18T00:25:54Z">
               <w:r>
                 <w:rPr>
                   <w:rFonts w:ascii="Arial" w:cs="Arial" w:eastAsia="Arial" w:hAnsi="Arial"/>
@@ -9517,7 +9517,7 @@
                 <w:delText xml:space="preserve">3</w:delText>
               </w:r>
             </w:del>
-            <w:ins w:id="9127" w:author="Claude (AI) - proposed" w:date="2026-10-15T02:49:38Z">
+            <w:ins w:id="9127" w:author="Claude (AI) - proposed" w:date="2026-10-18T00:25:54Z">
               <w:r>
                 <w:rPr>
                   <w:rFonts w:ascii="Arial" w:cs="Arial" w:eastAsia="Arial" w:hAnsi="Arial"/>
@@ -9545,7 +9545,7 @@
               </w:rPr>
               <w:t xml:space="preserve">. This one about what happens inside the stem — that is Lesson </w:t>
             </w:r>
-            <w:del w:id="9128" w:author="Claude (AI) - proposed" w:date="2026-10-15T02:49:38Z">
+            <w:del w:id="9128" w:author="Claude (AI) - proposed" w:date="2026-10-18T00:25:54Z">
               <w:r>
                 <w:rPr>
                   <w:rFonts w:ascii="Arial" w:cs="Arial" w:eastAsia="Arial" w:hAnsi="Arial"/>
@@ -9560,7 +9560,7 @@
                 <w:delText xml:space="preserve">4</w:delText>
               </w:r>
             </w:del>
-            <w:ins w:id="9129" w:author="Claude (AI) - proposed" w:date="2026-10-15T02:49:38Z">
+            <w:ins w:id="9129" w:author="Claude (AI) - proposed" w:date="2026-10-18T00:25:54Z">
               <w:r>
                 <w:rPr>
                   <w:rFonts w:ascii="Arial" w:cs="Arial" w:eastAsia="Arial" w:hAnsi="Arial"/>
@@ -9710,7 +9710,7 @@
             <w:pPr>
               <w:spacing w:after="20" w:before="0"/>
             </w:pPr>
-            <w:hyperlink w:history="1" r:id="rIdhsbe_6e5ipxl3n-c8hccx">
+            <w:hyperlink w:history="1" r:id="rId89hn3lopdblhm3sr-fwgs">
               <w:r>
                 <w:rPr>
                   <w:rFonts w:ascii="Arial" w:cs="Arial" w:eastAsia="Arial" w:hAnsi="Arial"/>
@@ -9743,7 +9743,7 @@
               <w:spacing w:after="10" w:before="0"/>
               <w:ind w:left="120"/>
             </w:pPr>
-            <w:hyperlink w:history="1" r:id="rIdcdezevcbflqavzzesek24">
+            <w:hyperlink w:history="1" r:id="rIdoit6lj-ahem9hav797mkl">
               <w:r>
                 <w:rPr>
                   <w:rFonts w:ascii="Arial" w:cs="Arial" w:eastAsia="Arial" w:hAnsi="Arial"/>
@@ -9805,7 +9805,7 @@
               <w:spacing w:after="10" w:before="0"/>
               <w:ind w:left="120"/>
             </w:pPr>
-            <w:hyperlink w:history="1" r:id="rIdtliqani5bpenwx9v7rnf6">
+            <w:hyperlink w:history="1" r:id="rIdyvj_lwhzwwjeo7aol9bfn">
               <w:r>
                 <w:rPr>
                   <w:rFonts w:ascii="Arial" w:cs="Arial" w:eastAsia="Arial" w:hAnsi="Arial"/>
@@ -10345,7 +10345,7 @@
         </w:rPr>
         <w:t xml:space="preserve">© 2026 SeaVuria and ARES. Aligned with KICD objectives. Developed by SeaVuria; technical implementation by ARES (with AI assistance from Claude). Licensed under </w:t>
       </w:r>
-      <w:hyperlink w:history="1" r:id="rIdc5j1isss0rk_0ucgwjnrd">
+      <w:hyperlink w:history="1" r:id="rIds4tsungyctrquhrj-kkug">
         <w:r>
           <w:rPr>
             <w:rFonts w:ascii="Arial" w:cs="Arial" w:eastAsia="Arial" w:hAnsi="Arial"/>
@@ -10366,7 +10366,7 @@
         </w:rPr>
         <w:t xml:space="preserve"> (</w:t>
       </w:r>
-      <w:hyperlink w:history="1" r:id="rIdkvet_kwtaekgx4qv8c0ga">
+      <w:hyperlink w:history="1" r:id="rIdkl5jy1yybichzoah_ytns">
         <w:r>
           <w:rPr>
             <w:rFonts w:ascii="Arial" w:cs="Arial" w:eastAsia="Arial" w:hAnsi="Arial"/>
@@ -10874,7 +10874,7 @@
               <w:spacing w:after="40" w:before="0"/>
               <w:jc w:val="left"/>
             </w:pPr>
-            <w:del w:id="9130" w:author="Claude (AI) - proposed" w:date="2026-10-15T02:49:38Z">
+            <w:del w:id="9130" w:author="Claude (AI) - proposed" w:date="2026-10-18T00:25:54Z">
               <w:r>
                 <w:rPr>
                   <w:rFonts w:ascii="Arial" w:cs="Arial" w:eastAsia="Arial" w:hAnsi="Arial"/>
@@ -10889,7 +10889,7 @@
                 <w:delText xml:space="preserve">1. How are water and mineral salts transported in plants? 2. How are manufactured food substances transported in plants?</w:delText>
               </w:r>
             </w:del>
-            <w:ins w:id="9131" w:author="Claude (AI) - proposed" w:date="2026-10-15T02:49:38Z">
+            <w:ins w:id="9131" w:author="Claude (AI) - proposed" w:date="2026-10-18T00:25:54Z">
               <w:r>
                 <w:rPr>
                   <w:rFonts w:ascii="Arial" w:cs="Arial" w:eastAsia="Arial" w:hAnsi="Arial"/>
@@ -11423,7 +11423,7 @@
             <w:pPr>
               <w:spacing w:after="20" w:before="0"/>
             </w:pPr>
-            <w:hyperlink w:history="1" r:id="rIdedlsutg07zh4opk46vate">
+            <w:hyperlink w:history="1" r:id="rId7zfxkgpkdrfrivpijeb5x">
               <w:r>
                 <w:rPr>
                   <w:rFonts w:ascii="Arial" w:cs="Arial" w:eastAsia="Arial" w:hAnsi="Arial"/>
@@ -11456,7 +11456,7 @@
               <w:spacing w:after="10" w:before="0"/>
               <w:ind w:left="120"/>
             </w:pPr>
-            <w:hyperlink w:history="1" r:id="rIdzgen26xvp7buglrqcocn0">
+            <w:hyperlink w:history="1" r:id="rIdnq9hfyztdnos1rnxfdwh4">
               <w:r>
                 <w:rPr>
                   <w:rFonts w:ascii="Arial" w:cs="Arial" w:eastAsia="Arial" w:hAnsi="Arial"/>
@@ -11501,7 +11501,7 @@
             <w:pPr>
               <w:spacing w:after="20" w:before="0"/>
             </w:pPr>
-            <w:hyperlink w:history="1" r:id="rIdv_3rcp24soi-bx3zgjtfk">
+            <w:hyperlink w:history="1" r:id="rIdbl4sgyev39jrivvhse9mm">
               <w:r>
                 <w:rPr>
                   <w:rFonts w:ascii="Arial" w:cs="Arial" w:eastAsia="Arial" w:hAnsi="Arial"/>
@@ -11550,7 +11550,7 @@
               <w:spacing w:after="10" w:before="0"/>
               <w:ind w:left="120"/>
             </w:pPr>
-            <w:hyperlink w:history="1" r:id="rIdjgiymva5dysskvvswuj8i">
+            <w:hyperlink w:history="1" r:id="rId-er_xekfyy19gemvrlqdv">
               <w:r>
                 <w:rPr>
                   <w:rFonts w:ascii="Arial" w:cs="Arial" w:eastAsia="Arial" w:hAnsi="Arial"/>
@@ -11628,7 +11628,7 @@
               </w:rPr>
               <w:t xml:space="preserve">Distribute scenario cards as students settle. Say: 'Read the card silently — you have 90 seconds. Then write your three predictions. Do NOT look anything up yet; I want YOUR thinking.' [Wait 2 minutes.] 'Now share with your shoulder partner — one person speaks, one listens, then switch. You have 60 seconds each.' [Wait 2 minutes.] Cold-call: 'Akinyi, what did you predict the two tubes are called?' [Wait 10 seconds.] 'Omondi, do you agree with Akinyi, or did you predict something different?' [Wait 10 seconds.] 'Wanjiku, what direction did you think the water moves — and why?' [Wait 12 seconds.] 'Kamau, how did you connect a blocked tube to the wilting maize?' [Wait 15 seconds.] Record student language on the DQB under 'What we THINK we know'. Say: 'Hold onto these predictions — by the end of today you will be able to check them against real biology.'</w:t>
             </w:r>
-            <w:ins w:id="9132" w:author="Claude (AI) - proposed" w:date="2026-10-15T02:49:38Z">
+            <w:ins w:id="9132" w:author="Claude (AI) - proposed" w:date="2026-10-18T00:25:54Z">
               <w:r>
                 <w:rPr>
                   <w:rFonts w:ascii="Arial" w:cs="Arial" w:eastAsia="Arial" w:hAnsi="Arial"/>
@@ -11765,7 +11765,7 @@
             <w:pPr>
               <w:spacing w:after="20" w:before="0"/>
             </w:pPr>
-            <w:hyperlink w:history="1" r:id="rIdmrfsqpgzqvoag5vurlc81">
+            <w:hyperlink w:history="1" r:id="rIddj7lwmvzbabohxs_h-eyv">
               <w:r>
                 <w:rPr>
                   <w:rFonts w:ascii="Arial" w:cs="Arial" w:eastAsia="Arial" w:hAnsi="Arial"/>
@@ -11798,7 +11798,7 @@
               <w:spacing w:after="10" w:before="0"/>
               <w:ind w:left="120"/>
             </w:pPr>
-            <w:hyperlink w:history="1" r:id="rIdq1dqg8sx2ek59t9ah9cnm">
+            <w:hyperlink w:history="1" r:id="rIdjpulazvfxexphdwhcbif_">
               <w:r>
                 <w:rPr>
                   <w:rFonts w:ascii="Arial" w:cs="Arial" w:eastAsia="Arial" w:hAnsi="Arial"/>
@@ -11843,7 +11843,7 @@
             <w:pPr>
               <w:spacing w:after="20" w:before="0"/>
             </w:pPr>
-            <w:hyperlink w:history="1" r:id="rIdrwj9a0jxj1_sy_020hohi">
+            <w:hyperlink w:history="1" r:id="rIdcqlfimg8-co_4_pkhhjsj">
               <w:r>
                 <w:rPr>
                   <w:rFonts w:ascii="Arial" w:cs="Arial" w:eastAsia="Arial" w:hAnsi="Arial"/>
@@ -11892,7 +11892,7 @@
               <w:spacing w:after="10" w:before="0"/>
               <w:ind w:left="120"/>
             </w:pPr>
-            <w:hyperlink w:history="1" r:id="rIdkhvbglrbkargynveo_kat">
+            <w:hyperlink w:history="1" r:id="rIdcgjyrwlruici8bgkrffty">
               <w:r>
                 <w:rPr>
                   <w:rFonts w:ascii="Arial" w:cs="Arial" w:eastAsia="Arial" w:hAnsi="Arial"/>
@@ -11937,7 +11937,7 @@
               </w:rPr>
               <w:t xml:space="preserve">Activity 2A — Whole-Plant Diagram Annotation (25 min): Each student receives a large printed black-and-white diagram of a whole maize plant (roots in labelled Kibwezi soil, stem, leaves, developing maize cob). The diagram includes callout boxes for: root hair zone, root cortex, stem cross-section, leaf cross-section, and leaf surface with stomata. Using the teacher's projected annotated master diagram and a two-page reading excerpt (provided on the ARES platform, adapted from the KICD Grade 10 Biology textbook), students: (1) label xylem and phloem in each callout box; (2) draw BLUE arrows showing the direction water and mineral salts travel through xylem (upward from root tip to leaf); (3) draw RED arrows showing the direction manufactured food (sugars) travel through phloem (from leaf downward to roots and also to the developing maize cob as a sink); (4) annotate in their own words what each tissue carries. Activity 2B — Structured Reading &amp; Highlight (</w:t>
             </w:r>
-            <w:del w:id="9133" w:author="Claude (AI) - proposed" w:date="2026-10-15T02:49:38Z">
+            <w:del w:id="9133" w:author="Claude (AI) - proposed" w:date="2026-10-18T00:25:54Z">
               <w:r>
                 <w:rPr>
                   <w:rFonts w:ascii="Arial" w:cs="Arial" w:eastAsia="Arial" w:hAnsi="Arial"/>
@@ -11952,7 +11952,7 @@
                 <w:delText xml:space="preserve">10</w:delText>
               </w:r>
             </w:del>
-            <w:ins w:id="9134" w:author="Claude (AI) - proposed" w:date="2026-10-15T02:49:38Z">
+            <w:ins w:id="9134" w:author="Claude (AI) - proposed" w:date="2026-10-18T00:25:54Z">
               <w:r>
                 <w:rPr>
                   <w:rFonts w:ascii="Arial" w:cs="Arial" w:eastAsia="Arial" w:hAnsi="Arial"/>
@@ -12013,7 +12013,7 @@
               </w:rPr>
               <w:t xml:space="preserve">Distribute diagram sheets and reading excerpts simultaneously. Project the master annotated diagram on the board — but cover the labels with sticky notes initially. Say: 'Before I reveal the labels, use the reading to find the answers yourself. You have </w:t>
             </w:r>
-            <w:del w:id="9135" w:author="Claude (AI) - proposed" w:date="2026-10-15T02:49:38Z">
+            <w:del w:id="9135" w:author="Claude (AI) - proposed" w:date="2026-10-18T00:25:54Z">
               <w:r>
                 <w:rPr>
                   <w:rFonts w:ascii="Arial" w:cs="Arial" w:eastAsia="Arial" w:hAnsi="Arial"/>
@@ -12028,7 +12028,7 @@
                 <w:delText xml:space="preserve">10</w:delText>
               </w:r>
             </w:del>
-            <w:ins w:id="9136" w:author="Claude (AI) - proposed" w:date="2026-10-15T02:49:38Z">
+            <w:ins w:id="9136" w:author="Claude (AI) - proposed" w:date="2026-10-18T00:25:54Z">
               <w:r>
                 <w:rPr>
                   <w:rFonts w:ascii="Arial" w:cs="Arial" w:eastAsia="Arial" w:hAnsi="Arial"/>
@@ -12056,7 +12056,7 @@
               </w:rPr>
               <w:t xml:space="preserve"> minutes to label your diagram and draw your arrows. I will circulate — I am looking for correct arrow DIRECTION, not perfect art.' [Circulate for </w:t>
             </w:r>
-            <w:del w:id="9137" w:author="Claude (AI) - proposed" w:date="2026-10-15T02:49:38Z">
+            <w:del w:id="9137" w:author="Claude (AI) - proposed" w:date="2026-10-18T00:25:54Z">
               <w:r>
                 <w:rPr>
                   <w:rFonts w:ascii="Arial" w:cs="Arial" w:eastAsia="Arial" w:hAnsi="Arial"/>
@@ -12071,7 +12071,7 @@
                 <w:delText xml:space="preserve">8</w:delText>
               </w:r>
             </w:del>
-            <w:ins w:id="9138" w:author="Claude (AI) - proposed" w:date="2026-10-15T02:49:38Z">
+            <w:ins w:id="9138" w:author="Claude (AI) - proposed" w:date="2026-10-18T00:25:54Z">
               <w:r>
                 <w:rPr>
                   <w:rFonts w:ascii="Arial" w:cs="Arial" w:eastAsia="Arial" w:hAnsi="Arial"/>
@@ -12099,7 +12099,7 @@
               </w:rPr>
               <w:t xml:space="preserve"> minutes, noting errors without correcting immediately. Make specific targeted comments: 'Fatuma, your blue arrow is going the right direction — now check where xylem sits in the stem cross-section callout box.' 'Baraka, you've drawn the red arrow going only downward — re-read paragraph three carefully.'] After </w:t>
             </w:r>
-            <w:del w:id="9139" w:author="Claude (AI) - proposed" w:date="2026-10-15T02:49:38Z">
+            <w:del w:id="9139" w:author="Claude (AI) - proposed" w:date="2026-10-18T00:25:54Z">
               <w:r>
                 <w:rPr>
                   <w:rFonts w:ascii="Arial" w:cs="Arial" w:eastAsia="Arial" w:hAnsi="Arial"/>
@@ -12114,7 +12114,7 @@
                 <w:delText xml:space="preserve">10</w:delText>
               </w:r>
             </w:del>
-            <w:ins w:id="9140" w:author="Claude (AI) - proposed" w:date="2026-10-15T02:49:38Z">
+            <w:ins w:id="9140" w:author="Claude (AI) - proposed" w:date="2026-10-18T00:25:54Z">
               <w:r>
                 <w:rPr>
                   <w:rFonts w:ascii="Arial" w:cs="Arial" w:eastAsia="Arial" w:hAnsi="Arial"/>
@@ -12142,7 +12142,7 @@
               </w:rPr>
               <w:t xml:space="preserve"> minutes: 'Let's check together.' Reveal one callout box at a time on the projected diagram. Say: 'Look at the root hair callout — who has the label in the same position as mine? Raise your hand.' [Count hands.] 'If you had it differently, correct it now in a different colour so you can see your own thinking shift.' Repeat for each callout box. For phloem direction: 'I want to challenge you — raise your hand if you drew the red arrow going BOTH toward the root AND toward the maize cob.' [Wait 10 seconds.] 'That is correct — this is called bidirectional movement. We will explain WHY </w:t>
             </w:r>
-            <w:del w:id="9141" w:author="Claude (AI) - proposed" w:date="2026-10-15T02:49:38Z">
+            <w:del w:id="9141" w:author="Claude (AI) - proposed" w:date="2026-10-18T00:25:54Z">
               <w:r>
                 <w:rPr>
                   <w:rFonts w:ascii="Arial" w:cs="Arial" w:eastAsia="Arial" w:hAnsi="Arial"/>
@@ -12157,7 +12157,7 @@
                 <w:delText xml:space="preserve">next lesson</w:delText>
               </w:r>
             </w:del>
-            <w:ins w:id="9142" w:author="Claude (AI) - proposed" w:date="2026-10-15T02:49:38Z">
+            <w:ins w:id="9142" w:author="Claude (AI) - proposed" w:date="2026-10-18T00:25:54Z">
               <w:r>
                 <w:rPr>
                   <w:rFonts w:ascii="Arial" w:cs="Arial" w:eastAsia="Arial" w:hAnsi="Arial"/>
@@ -12307,7 +12307,7 @@
             <w:pPr>
               <w:spacing w:after="20" w:before="0"/>
             </w:pPr>
-            <w:hyperlink w:history="1" r:id="rIdsikozmmioviz0lqhiz7sh">
+            <w:hyperlink w:history="1" r:id="rIdr3omtw-opwabztdoddvpm">
               <w:r>
                 <w:rPr>
                   <w:rFonts w:ascii="Arial" w:cs="Arial" w:eastAsia="Arial" w:hAnsi="Arial"/>
@@ -12340,7 +12340,7 @@
               <w:spacing w:after="10" w:before="0"/>
               <w:ind w:left="120"/>
             </w:pPr>
-            <w:hyperlink w:history="1" r:id="rId-mom-j8rimnnufoozqf_i">
+            <w:hyperlink w:history="1" r:id="rIdsw_axa3rozltobiuv3ecc">
               <w:r>
                 <w:rPr>
                   <w:rFonts w:ascii="Arial" w:cs="Arial" w:eastAsia="Arial" w:hAnsi="Arial"/>
@@ -12385,7 +12385,7 @@
             <w:pPr>
               <w:spacing w:after="20" w:before="0"/>
             </w:pPr>
-            <w:hyperlink w:history="1" r:id="rIdy6pbgvpboehjnsdtqrpae">
+            <w:hyperlink w:history="1" r:id="rIdiszrd5zwcki3qkqoe3fl0">
               <w:r>
                 <w:rPr>
                   <w:rFonts w:ascii="Arial" w:cs="Arial" w:eastAsia="Arial" w:hAnsi="Arial"/>
@@ -12434,7 +12434,7 @@
               <w:spacing w:after="10" w:before="0"/>
               <w:ind w:left="120"/>
             </w:pPr>
-            <w:hyperlink w:history="1" r:id="rIdjlgwas2941tzvh59u-gr-">
+            <w:hyperlink w:history="1" r:id="rIdmovwr-zwkoq5eoxhp6pc1">
               <w:r>
                 <w:rPr>
                   <w:rFonts w:ascii="Arial" w:cs="Arial" w:eastAsia="Arial" w:hAnsi="Arial"/>
@@ -12512,7 +12512,7 @@
               </w:rPr>
               <w:t xml:space="preserve">For Activity 3A: 'You and your partner have 12 minutes to fill the Venn diagram. The hardest row is row four — energy requirement. The reading excerpt gives you a clue in paragraph five. Find it.' [Circulate. Targeted prompt if stuck: 'Think about what you know about osmosis — does osmosis need energy?'] For Activity 3B: 'When you teach your system, you must tell your partners: WHAT it carries, WHICH direction, and HOW that relates to the wilting maize. You have 4 minutes each.' [Monitor groups. If a group finishes early: 'Add a seventh row to your Venn diagram — what would happen to the plant if ONLY this tissue was destroyed?'] For Activity 3C, pose the reconnect question. [Wait 15 seconds of silence before cold-calling — enforce the wait.] Cold-call: 'Ochieng, what would happen if xylem was blocked?' [Wait 10 seconds.] 'Adhiambo, do you agree? What would you add?' [Wait 10 seconds.] Summarise on the board: 'Blocked xylem = water cannot reach leaves = turgor pressure drops </w:t>
             </w:r>
-            <w:ins w:id="9143" w:author="Claude (AI) - proposed" w:date="2026-10-15T02:49:38Z">
+            <w:ins w:id="9143" w:author="Claude (AI) - proposed" w:date="2026-10-18T00:25:54Z">
               <w:r>
                 <w:rPr>
                   <w:rFonts w:ascii="Arial" w:cs="Arial" w:eastAsia="Arial" w:hAnsi="Arial"/>
@@ -12662,7 +12662,7 @@
             <w:pPr>
               <w:spacing w:after="20" w:before="0"/>
             </w:pPr>
-            <w:hyperlink w:history="1" r:id="rIdcn0tzt7o6bsesdvm6lnwj">
+            <w:hyperlink w:history="1" r:id="rId9oz1mnka4looqq7yech2b">
               <w:r>
                 <w:rPr>
                   <w:rFonts w:ascii="Arial" w:cs="Arial" w:eastAsia="Arial" w:hAnsi="Arial"/>
@@ -12695,7 +12695,7 @@
               <w:spacing w:after="10" w:before="0"/>
               <w:ind w:left="120"/>
             </w:pPr>
-            <w:hyperlink w:history="1" r:id="rIdvxjnslgc6zxkixjjjrfeb">
+            <w:hyperlink w:history="1" r:id="rIdapjib7ieya8mpcb3kdwdn">
               <w:r>
                 <w:rPr>
                   <w:rFonts w:ascii="Arial" w:cs="Arial" w:eastAsia="Arial" w:hAnsi="Arial"/>
@@ -12740,7 +12740,7 @@
             <w:pPr>
               <w:spacing w:after="20" w:before="0"/>
             </w:pPr>
-            <w:hyperlink w:history="1" r:id="rId0hy3vk-mha3y8rcopkixa">
+            <w:hyperlink w:history="1" r:id="rIdolbybjixoo1jregz2cs4k">
               <w:r>
                 <w:rPr>
                   <w:rFonts w:ascii="Arial" w:cs="Arial" w:eastAsia="Arial" w:hAnsi="Arial"/>
@@ -12789,7 +12789,7 @@
               <w:spacing w:after="10" w:before="0"/>
               <w:ind w:left="120"/>
             </w:pPr>
-            <w:hyperlink w:history="1" r:id="rIdbhhkpo-mveniogpzshnrt">
+            <w:hyperlink w:history="1" r:id="rIdqexotuhfktuzterrnnfb6">
               <w:r>
                 <w:rPr>
                   <w:rFonts w:ascii="Arial" w:cs="Arial" w:eastAsia="Arial" w:hAnsi="Arial"/>
@@ -12834,7 +12834,7 @@
               </w:rPr>
               <w:t xml:space="preserve">Each student writes TWO sticky notes: (1) a BLUE sticky note stating one thing they now know about the plant transport system that they did NOT know at the start of the lesson (evidence-based claim, e.g., 'Xylem carries water upward through dead cells — no energy needed by the plant for this'); (2) an ORANGE sticky note stating one NEW question that today's lesson has raised for them (e.g., 'If xylem is made of dead cells, what force pulls the water all the way up to the top leaf of a tall maize plant?'). Students post their sticky notes on the class DQB under two columns: 'Evidence we now have' (blue) and 'New questions we need to answer' (orange). Teacher reads 3–4 orange notes aloud and says: 'These are exactly the questions that real plant biologists ask. </w:t>
             </w:r>
-            <w:del w:id="9144" w:author="Claude (AI) - proposed" w:date="2026-10-15T02:49:38Z">
+            <w:del w:id="9144" w:author="Claude (AI) - proposed" w:date="2026-10-18T00:25:54Z">
               <w:r>
                 <w:rPr>
                   <w:rFonts w:ascii="Arial" w:cs="Arial" w:eastAsia="Arial" w:hAnsi="Arial"/>
@@ -12849,7 +12849,7 @@
                 <w:delText xml:space="preserve">Lessons 4 and 5</w:delText>
               </w:r>
             </w:del>
-            <w:ins w:id="9145" w:author="Claude (AI) - proposed" w:date="2026-10-15T02:49:38Z">
+            <w:ins w:id="9145" w:author="Claude (AI) - proposed" w:date="2026-10-18T00:25:54Z">
               <w:r>
                 <w:rPr>
                   <w:rFonts w:ascii="Arial" w:cs="Arial" w:eastAsia="Arial" w:hAnsi="Arial"/>
@@ -12877,7 +12877,7 @@
               </w:rPr>
               <w:t xml:space="preserve"> will give us the evidence </w:t>
             </w:r>
-            <w:del w:id="9146" w:author="Claude (AI) - proposed" w:date="2026-10-15T02:49:38Z">
+            <w:del w:id="9146" w:author="Claude (AI) - proposed" w:date="2026-10-18T00:25:54Z">
               <w:r>
                 <w:rPr>
                   <w:rFonts w:ascii="Arial" w:cs="Arial" w:eastAsia="Arial" w:hAnsi="Arial"/>
@@ -12892,7 +12892,7 @@
                 <w:delText xml:space="preserve">to answer them</w:delText>
               </w:r>
             </w:del>
-            <w:ins w:id="9147" w:author="Claude (AI) - proposed" w:date="2026-10-15T02:49:38Z">
+            <w:ins w:id="9147" w:author="Claude (AI) - proposed" w:date="2026-10-18T00:25:54Z">
               <w:r>
                 <w:rPr>
                   <w:rFonts w:ascii="Arial" w:cs="Arial" w:eastAsia="Arial" w:hAnsi="Arial"/>
@@ -12953,7 +12953,7 @@
               </w:rPr>
               <w:t xml:space="preserve">Distribute sticky notes (or direct students to tear notebook paper into two pieces and colour the edges). Say: 'Blue note first — write one EVIDENCE-BASED claim. It must include the word xylem OR phloem. You have 90 seconds.' [Wait 90 seconds.] 'Orange note — write the most burning question today's lesson has left you with. If you have no questions, you are not paying close enough attention.' [Wait 90 seconds.] 'Come up row by row and place your notes.' After posting: Read 3 orange notes aloud expressively. Say: 'Whoever wrote this — thank you. This question is going to drive our </w:t>
             </w:r>
-            <w:del w:id="9148" w:author="Claude (AI) - proposed" w:date="2026-10-15T02:49:38Z">
+            <w:del w:id="9148" w:author="Claude (AI) - proposed" w:date="2026-10-18T00:25:54Z">
               <w:r>
                 <w:rPr>
                   <w:rFonts w:ascii="Arial" w:cs="Arial" w:eastAsia="Arial" w:hAnsi="Arial"/>
@@ -12968,7 +12968,7 @@
                 <w:delText xml:space="preserve">next two lessons</w:delText>
               </w:r>
             </w:del>
-            <w:ins w:id="9149" w:author="Claude (AI) - proposed" w:date="2026-10-15T02:49:38Z">
+            <w:ins w:id="9149" w:author="Claude (AI) - proposed" w:date="2026-10-18T00:25:54Z">
               <w:r>
                 <w:rPr>
                   <w:rFonts w:ascii="Arial" w:cs="Arial" w:eastAsia="Arial" w:hAnsi="Arial"/>
@@ -13118,7 +13118,7 @@
             <w:pPr>
               <w:spacing w:after="20" w:before="0"/>
             </w:pPr>
-            <w:hyperlink w:history="1" r:id="rIdbufhpvdw3mjxviaq7ro0x">
+            <w:hyperlink w:history="1" r:id="rIddyilrlep2e8kad7p22ma5">
               <w:r>
                 <w:rPr>
                   <w:rFonts w:ascii="Arial" w:cs="Arial" w:eastAsia="Arial" w:hAnsi="Arial"/>
@@ -13151,7 +13151,7 @@
               <w:spacing w:after="10" w:before="0"/>
               <w:ind w:left="120"/>
             </w:pPr>
-            <w:hyperlink w:history="1" r:id="rIdgovi0xhrs_si5fes2i56q">
+            <w:hyperlink w:history="1" r:id="rIdcziwbuzjt9dhyplqbqin5">
               <w:r>
                 <w:rPr>
                   <w:rFonts w:ascii="Arial" w:cs="Arial" w:eastAsia="Arial" w:hAnsi="Arial"/>
@@ -13196,7 +13196,7 @@
             <w:pPr>
               <w:spacing w:after="20" w:before="0"/>
             </w:pPr>
-            <w:hyperlink w:history="1" r:id="rIdr38ltbxa4qur2r0w8ksvx">
+            <w:hyperlink w:history="1" r:id="rIdi5klzhjdsswq1ifpumtqo">
               <w:r>
                 <w:rPr>
                   <w:rFonts w:ascii="Arial" w:cs="Arial" w:eastAsia="Arial" w:hAnsi="Arial"/>
@@ -13245,7 +13245,7 @@
               <w:spacing w:after="10" w:before="0"/>
               <w:ind w:left="120"/>
             </w:pPr>
-            <w:hyperlink w:history="1" r:id="rIdio5fpcilqu7cpgzx7ka6g">
+            <w:hyperlink w:history="1" r:id="rIdteq9z6kiwaboduxzjpbkp">
               <w:r>
                 <w:rPr>
                   <w:rFonts w:ascii="Arial" w:cs="Arial" w:eastAsia="Arial" w:hAnsi="Arial"/>
@@ -13323,7 +13323,7 @@
               </w:rPr>
               <w:t xml:space="preserve">Say: 'The last 8 minutes belong to your model. This is the most important thing you will do today — not because it is perfect, but because YOU are building it and you will add to it every lesson until it answers the farmer's full puzzle.' Project the model template on the board. Walk through the 5 steps one at a time: 'Step 1 — draw your maize plant outline. 30 seconds.' [Wait.] 'Step 2 — draw two parallel lines from root to tip. Label them. 30 seconds.' [Continue for each step.] With 2 minutes remaining: 'In your thought bubble, write your best explanation for the wilting — use the words xylem and turgor pressure.' [Circulate and give specific affirmations: 'Kamau, your arrow direction is exactly right. Fatuma, I love that you added the maize cob as a phloem sink — well done.'] Close: 'Label this Model v.1. In Lesson 4 we will add the </w:t>
             </w:r>
-            <w:ins w:id="9150" w:author="Claude (AI) - proposed" w:date="2026-10-15T02:49:38Z">
+            <w:ins w:id="9150" w:author="Claude (AI) - proposed" w:date="2026-10-18T00:25:54Z">
               <w:r>
                 <w:rPr>
                   <w:rFonts w:ascii="Arial" w:cs="Arial" w:eastAsia="Arial" w:hAnsi="Arial"/>
@@ -13798,7 +13798,7 @@
         </w:rPr>
         <w:t xml:space="preserve">© 2026 SeaVuria and ARES. Aligned with KICD objectives. Developed by SeaVuria; technical implementation by ARES (with AI assistance from Claude). Licensed under </w:t>
       </w:r>
-      <w:hyperlink w:history="1" r:id="rIdf584kkiwavlyhmc00gmdw">
+      <w:hyperlink w:history="1" r:id="rId-y6yjof72d93wozy_nd2r">
         <w:r>
           <w:rPr>
             <w:rFonts w:ascii="Arial" w:cs="Arial" w:eastAsia="Arial" w:hAnsi="Arial"/>
@@ -13819,7 +13819,7 @@
         </w:rPr>
         <w:t xml:space="preserve"> (</w:t>
       </w:r>
-      <w:hyperlink w:history="1" r:id="rIdudmwrzdu1bsk8jwqbo4cw">
+      <w:hyperlink w:history="1" r:id="rId-xnw9efeqz1rkoewqfp22">
         <w:r>
           <w:rPr>
             <w:rFonts w:ascii="Arial" w:cs="Arial" w:eastAsia="Arial" w:hAnsi="Arial"/>
@@ -14327,10 +14327,10 @@
               <w:spacing w:after="40" w:before="0"/>
               <w:jc w:val="left"/>
               <w:rPr>
-                <w:ins w:id="9152" w:author="Claude (AI) - proposed" w:date="2026-10-15T02:49:38Z"/>
-              </w:rPr>
-            </w:pPr>
-            <w:ins w:id="9151" w:author="Claude (AI) - proposed" w:date="2026-10-15T02:49:38Z">
+                <w:ins w:id="9152" w:author="Claude (AI) - proposed" w:date="2026-10-18T00:25:54Z"/>
+              </w:rPr>
+            </w:pPr>
+            <w:ins w:id="9151" w:author="Claude (AI) - proposed" w:date="2026-10-18T00:25:54Z">
               <w:r>
                 <w:rPr>
                   <w:rFonts w:ascii="Arial" w:cs="Arial" w:eastAsia="Arial" w:hAnsi="Arial"/>
@@ -14352,10 +14352,10 @@
               <w:spacing w:after="40" w:before="0"/>
               <w:jc w:val="left"/>
               <w:rPr>
-                <w:del w:id="9154" w:author="Claude (AI) - proposed" w:date="2026-10-15T02:49:38Z"/>
-              </w:rPr>
-            </w:pPr>
-            <w:del w:id="9153" w:author="Claude (AI) - proposed" w:date="2026-10-15T02:49:38Z">
+                <w:del w:id="9154" w:author="Claude (AI) - proposed" w:date="2026-10-18T00:25:54Z"/>
+              </w:rPr>
+            </w:pPr>
+            <w:del w:id="9153" w:author="Claude (AI) - proposed" w:date="2026-10-18T00:25:54Z">
               <w:r>
                 <w:rPr>
                   <w:rFonts w:ascii="Arial" w:cs="Arial" w:eastAsia="Arial" w:hAnsi="Arial"/>
@@ -14889,7 +14889,7 @@
             <w:pPr>
               <w:spacing w:after="20" w:before="0"/>
             </w:pPr>
-            <w:hyperlink w:history="1" r:id="rIdeszv7oqahxghjjyhioagl">
+            <w:hyperlink w:history="1" r:id="rIdsu73lz3wwonnzcrl-xtln">
               <w:r>
                 <w:rPr>
                   <w:rFonts w:ascii="Arial" w:cs="Arial" w:eastAsia="Arial" w:hAnsi="Arial"/>
@@ -14922,7 +14922,7 @@
               <w:spacing w:after="10" w:before="0"/>
               <w:ind w:left="120"/>
             </w:pPr>
-            <w:hyperlink w:history="1" r:id="rIdttuuzb-wrteevi6nm66lr">
+            <w:hyperlink w:history="1" r:id="rId6qxypp_c_4ghlm79loiav">
               <w:r>
                 <w:rPr>
                   <w:rFonts w:ascii="Arial" w:cs="Arial" w:eastAsia="Arial" w:hAnsi="Arial"/>
@@ -14967,7 +14967,7 @@
             <w:pPr>
               <w:spacing w:after="20" w:before="0"/>
             </w:pPr>
-            <w:hyperlink w:history="1" r:id="rIdyimymsljhcpge1yq8bg7i">
+            <w:hyperlink w:history="1" r:id="rIdah6tsjsot2hn6jcx_l0nu">
               <w:r>
                 <w:rPr>
                   <w:rFonts w:ascii="Arial" w:cs="Arial" w:eastAsia="Arial" w:hAnsi="Arial"/>
@@ -15000,7 +15000,7 @@
               <w:spacing w:after="10" w:before="0"/>
               <w:ind w:left="120"/>
             </w:pPr>
-            <w:hyperlink w:history="1" r:id="rIdfed4quwuf0rb4mcx1fpw3">
+            <w:hyperlink w:history="1" r:id="rId0tpmctqrsctliid2j6mlg">
               <w:r>
                 <w:rPr>
                   <w:rFonts w:ascii="Arial" w:cs="Arial" w:eastAsia="Arial" w:hAnsi="Arial"/>
@@ -15078,7 +15078,7 @@
               </w:rPr>
               <w:t xml:space="preserve">Display the prompt and say: 'Before we touch any equipment today, I want you to think hard about the root — the entry point. Look at your model from last lesson. There is a gap here at the root. Today we fill it with real evidence.' Allow 4 minutes of silent individual writing. Circulate and note 3–4 interesting or contrasting predictions without commenting. After pair discussion (2 minutes), cold-call exactly </w:t>
             </w:r>
-            <w:del w:id="9155" w:author="Claude (AI) - proposed" w:date="2026-10-15T02:49:38Z">
+            <w:del w:id="9155" w:author="Claude (AI) - proposed" w:date="2026-10-18T00:25:54Z">
               <w:r>
                 <w:rPr>
                   <w:rFonts w:ascii="Arial" w:cs="Arial" w:eastAsia="Arial" w:hAnsi="Arial"/>
@@ -15093,7 +15093,7 @@
                 <w:delText xml:space="preserve">4</w:delText>
               </w:r>
             </w:del>
-            <w:ins w:id="9156" w:author="Claude (AI) - proposed" w:date="2026-10-15T02:49:38Z">
+            <w:ins w:id="9156" w:author="Claude (AI) - proposed" w:date="2026-10-18T00:25:54Z">
               <w:r>
                 <w:rPr>
                   <w:rFonts w:ascii="Arial" w:cs="Arial" w:eastAsia="Arial" w:hAnsi="Arial"/>
@@ -15243,7 +15243,7 @@
             <w:pPr>
               <w:spacing w:after="20" w:before="0"/>
             </w:pPr>
-            <w:hyperlink w:history="1" r:id="rIdlyoua7g1h7pbw0780ad7_">
+            <w:hyperlink w:history="1" r:id="rIdlgspwdhyfmpwm4kgywudk">
               <w:r>
                 <w:rPr>
                   <w:rFonts w:ascii="Arial" w:cs="Arial" w:eastAsia="Arial" w:hAnsi="Arial"/>
@@ -15276,7 +15276,7 @@
               <w:spacing w:after="10" w:before="0"/>
               <w:ind w:left="120"/>
             </w:pPr>
-            <w:hyperlink w:history="1" r:id="rIdnqr-7lr8zfcuyzv-jemjp">
+            <w:hyperlink w:history="1" r:id="rIdytxr0seqzggd3xaj_sise">
               <w:r>
                 <w:rPr>
                   <w:rFonts w:ascii="Arial" w:cs="Arial" w:eastAsia="Arial" w:hAnsi="Arial"/>
@@ -15321,7 +15321,7 @@
             <w:pPr>
               <w:spacing w:after="20" w:before="0"/>
             </w:pPr>
-            <w:hyperlink w:history="1" r:id="rIdapmp6k0byrj7si12t73nr">
+            <w:hyperlink w:history="1" r:id="rIdypfj7lgxfnlkwgwgspzqi">
               <w:r>
                 <w:rPr>
                   <w:rFonts w:ascii="Arial" w:cs="Arial" w:eastAsia="Arial" w:hAnsi="Arial"/>
@@ -15354,7 +15354,7 @@
               <w:spacing w:after="10" w:before="0"/>
               <w:ind w:left="120"/>
             </w:pPr>
-            <w:hyperlink w:history="1" r:id="rIdp2mp6klahvvfgjnc3h8w4">
+            <w:hyperlink w:history="1" r:id="rIdog9iypxw0pkwpkh3xovk0">
               <w:r>
                 <w:rPr>
                   <w:rFonts w:ascii="Arial" w:cs="Arial" w:eastAsia="Arial" w:hAnsi="Arial"/>
@@ -15399,7 +15399,7 @@
               </w:rPr>
               <w:t xml:space="preserve">PART A — Root Observation (</w:t>
             </w:r>
-            <w:del w:id="9157" w:author="Claude (AI) - proposed" w:date="2026-10-15T02:49:38Z">
+            <w:del w:id="9157" w:author="Claude (AI) - proposed" w:date="2026-10-18T00:25:54Z">
               <w:r>
                 <w:rPr>
                   <w:rFonts w:ascii="Arial" w:cs="Arial" w:eastAsia="Arial" w:hAnsi="Arial"/>
@@ -15414,7 +15414,7 @@
                 <w:delText xml:space="preserve">25 minutes</w:delText>
               </w:r>
             </w:del>
-            <w:ins w:id="9158" w:author="Claude (AI) - proposed" w:date="2026-10-15T02:49:38Z">
+            <w:ins w:id="9158" w:author="Claude (AI) - proposed" w:date="2026-10-18T00:25:54Z">
               <w:r>
                 <w:rPr>
                   <w:rFonts w:ascii="Arial" w:cs="Arial" w:eastAsia="Arial" w:hAnsi="Arial"/>
@@ -15442,7 +15442,7 @@
               </w:rPr>
               <w:t xml:space="preserve">): In groups of 4, students receive a tray containing: 2–3 maize or bean seedlings (7–10 days old, grown in the school garden or in soil-filled cups), a hand lens, a ruler, and a prepared worksheet with a blank circle for a scientific drawing. Students: (1) gently remove one seedling from soil and rinse the root under a small cup of water; (2) use the hand lens to observe root hairs — they sketch and label what they see, measuring the approximate length of root hairs in mm; (3) where a microscope is available, the teacher (or a trained student) has pre-prepared a thin cross-section of a root stained with dilute iodine, mounted on a slide — groups rotate to view it and add to their drawings, labelling root hair cell, cortex cells, endodermis, and central xylem. Where no microscope is available, students use a printed ARES diagram of a root cross-section and annotate it. PART B — Osmosis Investigation (</w:t>
             </w:r>
-            <w:del w:id="9159" w:author="Claude (AI) - proposed" w:date="2026-10-15T02:49:38Z">
+            <w:del w:id="9159" w:author="Claude (AI) - proposed" w:date="2026-10-18T00:25:54Z">
               <w:r>
                 <w:rPr>
                   <w:rFonts w:ascii="Arial" w:cs="Arial" w:eastAsia="Arial" w:hAnsi="Arial"/>
@@ -15457,7 +15457,7 @@
                 <w:delText xml:space="preserve">20</w:delText>
               </w:r>
             </w:del>
-            <w:ins w:id="9160" w:author="Claude (AI) - proposed" w:date="2026-10-15T02:49:38Z">
+            <w:ins w:id="9160" w:author="Claude (AI) - proposed" w:date="2026-10-18T00:25:54Z">
               <w:r>
                 <w:rPr>
                   <w:rFonts w:ascii="Arial" w:cs="Arial" w:eastAsia="Arial" w:hAnsi="Arial"/>
@@ -15640,7 +15640,7 @@
             <w:pPr>
               <w:spacing w:after="20" w:before="0"/>
             </w:pPr>
-            <w:hyperlink w:history="1" r:id="rIdvgo9evo_lokvt_zb72j2z">
+            <w:hyperlink w:history="1" r:id="rId5ubho4-1nvsnwv7tiabfz">
               <w:r>
                 <w:rPr>
                   <w:rFonts w:ascii="Arial" w:cs="Arial" w:eastAsia="Arial" w:hAnsi="Arial"/>
@@ -15673,7 +15673,7 @@
               <w:spacing w:after="10" w:before="0"/>
               <w:ind w:left="120"/>
             </w:pPr>
-            <w:hyperlink w:history="1" r:id="rIdckzselv_yanzeybbutatn">
+            <w:hyperlink w:history="1" r:id="rIdtyyxp1hponn366rc0alry">
               <w:r>
                 <w:rPr>
                   <w:rFonts w:ascii="Arial" w:cs="Arial" w:eastAsia="Arial" w:hAnsi="Arial"/>
@@ -15718,7 +15718,7 @@
             <w:pPr>
               <w:spacing w:after="20" w:before="0"/>
             </w:pPr>
-            <w:hyperlink w:history="1" r:id="rIdrehhr6my3j4nrgqe1gzbt">
+            <w:hyperlink w:history="1" r:id="rId2njv0xbos2dwdw3ymao3q">
               <w:r>
                 <w:rPr>
                   <w:rFonts w:ascii="Arial" w:cs="Arial" w:eastAsia="Arial" w:hAnsi="Arial"/>
@@ -15751,7 +15751,7 @@
               <w:spacing w:after="10" w:before="0"/>
               <w:ind w:left="120"/>
             </w:pPr>
-            <w:hyperlink w:history="1" r:id="rIdy3u96gvfl4pbgr1bctmts">
+            <w:hyperlink w:history="1" r:id="rId8e5brr_ljd09wolkddytz">
               <w:r>
                 <w:rPr>
                   <w:rFonts w:ascii="Arial" w:cs="Arial" w:eastAsia="Arial" w:hAnsi="Arial"/>
@@ -15829,7 +15829,7 @@
               </w:rPr>
               <w:t xml:space="preserve">Start the Explain phase by saying: 'You now have two pieces of evidence — your root drawing and your potato strip data. A scientist does not just describe what happened; they explain WHY. Let's build that explanation together.' Write on the board: WATER POTENTIAL — say 'This is the key idea. Water always moves from where it has MORE potential energy to where it has LESS — like water flowing downhill. In Kibwezi, we need to ask: is the water in the soil at higher or lower potential than inside the root hair cell?' Cold-call 3 students for responses. WAIT 10 seconds each time. As students contribute, draw arrows on the root diagram showing the direction of water movement. When you reach the endodermis, say: 'Here is something surprising — there is a waxy barrier here called the Casparian strip. It FORCES water to go through a living cell. Why might the plant WANT to control what gets in here?' WAIT 12 seconds. Cold-call 2 students. For mineral salts, ask: 'If mineral salts are in low concentration in soil and the plant needs them in high concentration inside — can they move by osmosis? No — they move by active transport. This costs the plant energy. Where does that energy come from?' Accept 'respiration' and elaborate. </w:t>
             </w:r>
-            <w:ins w:id="9161" w:author="Claude (AI) - proposed" w:date="2026-10-15T02:49:38Z">
+            <w:ins w:id="9161" w:author="Claude (AI) - proposed" w:date="2026-10-18T00:25:54Z">
               <w:r>
                 <w:rPr>
                   <w:rFonts w:ascii="Arial" w:cs="Arial" w:eastAsia="Arial" w:hAnsi="Arial"/>
@@ -15923,7 +15923,7 @@
               </w:rPr>
               <w:t xml:space="preserve">Collect CER notebooks from 6 students (2 high, 2 middle, 2 lower based on Phase 1 assessment) and scan during Phase 4 DQB work. Indicators of mastery: (1) Claim uses the word 'osmosis' correctly; (2) Evidence cites specific data ('the strip in salt solution decreased in length by </w:t>
             </w:r>
-            <w:del w:id="9162" w:author="Claude (AI) - proposed" w:date="2026-10-15T02:49:38Z">
+            <w:del w:id="9162" w:author="Claude (AI) - proposed" w:date="2026-10-18T00:25:54Z">
               <w:r>
                 <w:rPr>
                   <w:rFonts w:ascii="Arial" w:cs="Arial" w:eastAsia="Arial" w:hAnsi="Arial"/>
@@ -15938,7 +15938,7 @@
                 <w:delText xml:space="preserve">1.2 cm</w:delText>
               </w:r>
             </w:del>
-            <w:ins w:id="9163" w:author="Claude (AI) - proposed" w:date="2026-10-15T02:49:38Z">
+            <w:ins w:id="9163" w:author="Claude (AI) - proposed" w:date="2026-10-18T00:25:54Z">
               <w:r>
                 <w:rPr>
                   <w:rFonts w:ascii="Arial" w:cs="Arial" w:eastAsia="Arial" w:hAnsi="Arial"/>
@@ -16022,7 +16022,7 @@
             <w:pPr>
               <w:spacing w:after="20" w:before="0"/>
             </w:pPr>
-            <w:hyperlink w:history="1" r:id="rIdf_npob0otsffylv4fb-s3">
+            <w:hyperlink w:history="1" r:id="rId1avtoz0dw7pwmbaovz4xv">
               <w:r>
                 <w:rPr>
                   <w:rFonts w:ascii="Arial" w:cs="Arial" w:eastAsia="Arial" w:hAnsi="Arial"/>
@@ -16055,7 +16055,7 @@
               <w:spacing w:after="10" w:before="0"/>
               <w:ind w:left="120"/>
             </w:pPr>
-            <w:hyperlink w:history="1" r:id="rIddddgttaspxvsg4kkgewhh">
+            <w:hyperlink w:history="1" r:id="rIdchg8z82x3z5i3iwvluwjp">
               <w:r>
                 <w:rPr>
                   <w:rFonts w:ascii="Arial" w:cs="Arial" w:eastAsia="Arial" w:hAnsi="Arial"/>
@@ -16100,7 +16100,7 @@
             <w:pPr>
               <w:spacing w:after="20" w:before="0"/>
             </w:pPr>
-            <w:hyperlink w:history="1" r:id="rIdnrazdfq1jrjvzgiccucmw">
+            <w:hyperlink w:history="1" r:id="rId9__uwioi8i0enz-ilwqzn">
               <w:r>
                 <w:rPr>
                   <w:rFonts w:ascii="Arial" w:cs="Arial" w:eastAsia="Arial" w:hAnsi="Arial"/>
@@ -16133,7 +16133,7 @@
               <w:spacing w:after="10" w:before="0"/>
               <w:ind w:left="120"/>
             </w:pPr>
-            <w:hyperlink w:history="1" r:id="rIdgeblu7cgihgxehjy7upq0">
+            <w:hyperlink w:history="1" r:id="rIde56d0q-bruzfun1pk-hlv">
               <w:r>
                 <w:rPr>
                   <w:rFonts w:ascii="Arial" w:cs="Arial" w:eastAsia="Arial" w:hAnsi="Arial"/>
@@ -16178,7 +16178,7 @@
               </w:rPr>
               <w:t xml:space="preserve">Students return to the class Driving Question Board. Working first individually (2 minutes) then as a class (5 minutes), students: (1) identify which questions on the DQB they can now ANSWER with today's evidence — they write answers on green sticky notes and add them to the board; (2) identify NEW questions today's lesson has raised — written on yellow sticky notes; (3) revise any predictions or partial answers from Lessons 1–3 that today's evidence updates. Specifically, students address: 'Why does the Kibwezi farmer's maize wilt even when soil has water?' — students should now be able to give a partial mechanistic answer: 'If soil water potential is lower than root hair cell water potential (e.g. due to salt or dry compacted soil), water cannot enter by osmosis, so the plant wilts despite water being present.' Students also address: 'Why do plants near the dry riverbed wilt sooner?' — root hairs in drier, </w:t>
             </w:r>
-            <w:del w:id="9164" w:author="Claude (AI) - proposed" w:date="2026-10-15T02:49:38Z">
+            <w:del w:id="9164" w:author="Claude (AI) - proposed" w:date="2026-10-18T00:25:54Z">
               <w:r>
                 <w:rPr>
                   <w:rFonts w:ascii="Arial" w:cs="Arial" w:eastAsia="Arial" w:hAnsi="Arial"/>
@@ -16193,7 +16193,7 @@
                 <w:delText xml:space="preserve">more saline</w:delText>
               </w:r>
             </w:del>
-            <w:ins w:id="9165" w:author="Claude (AI) - proposed" w:date="2026-10-15T02:49:38Z">
+            <w:ins w:id="9165" w:author="Claude (AI) - proposed" w:date="2026-10-18T00:25:54Z">
               <w:r>
                 <w:rPr>
                   <w:rFonts w:ascii="Arial" w:cs="Arial" w:eastAsia="Arial" w:hAnsi="Arial"/>
@@ -16376,7 +16376,7 @@
             <w:pPr>
               <w:spacing w:after="20" w:before="0"/>
             </w:pPr>
-            <w:hyperlink w:history="1" r:id="rIduvpgtjoa1f5y93esqcang">
+            <w:hyperlink w:history="1" r:id="rIdyw-zvnstkgrk0r_mhk-cn">
               <w:r>
                 <w:rPr>
                   <w:rFonts w:ascii="Arial" w:cs="Arial" w:eastAsia="Arial" w:hAnsi="Arial"/>
@@ -16425,7 +16425,7 @@
               <w:spacing w:after="10" w:before="0"/>
               <w:ind w:left="120"/>
             </w:pPr>
-            <w:hyperlink w:history="1" r:id="rId0-m0new1eish2kkdwlx5h">
+            <w:hyperlink w:history="1" r:id="rIdgcnt0mviexwxflqht9ane">
               <w:r>
                 <w:rPr>
                   <w:rFonts w:ascii="Arial" w:cs="Arial" w:eastAsia="Arial" w:hAnsi="Arial"/>
@@ -16470,7 +16470,7 @@
             <w:pPr>
               <w:spacing w:after="20" w:before="0"/>
             </w:pPr>
-            <w:hyperlink w:history="1" r:id="rIdhabtrfrrsdkl5svbsqztq">
+            <w:hyperlink w:history="1" r:id="rIdtvwokk1j1ueqvgtvwypj3">
               <w:r>
                 <w:rPr>
                   <w:rFonts w:ascii="Arial" w:cs="Arial" w:eastAsia="Arial" w:hAnsi="Arial"/>
@@ -16519,7 +16519,7 @@
               <w:spacing w:after="10" w:before="0"/>
               <w:ind w:left="120"/>
             </w:pPr>
-            <w:hyperlink w:history="1" r:id="rIdo17fk_d1mlajil3wh1yyu">
+            <w:hyperlink w:history="1" r:id="rIdtxuhukphnyeasaj3jc2ho">
               <w:r>
                 <w:rPr>
                   <w:rFonts w:ascii="Arial" w:cs="Arial" w:eastAsia="Arial" w:hAnsi="Arial"/>
@@ -16597,7 +16597,7 @@
               </w:rPr>
               <w:t xml:space="preserve">Distribute or display the model template. Say: 'Your model is your running scientific explanation of the Kibwezi puzzle. Every lesson, it gets more complete. Today you add the entry point — the root. This must connect to what is already on your model from Lessons 1–3.' Circulate and check that: (1) arrows for osmosis and active transport are in the CORRECT direction; (2) the Casparian strip is included; (3) the 'Kibwezi failure zone' annotation is present. If a student omits the Casparian strip, say: 'What forces water to pass through a living cell and not around it? You observed that structure today — add it.' Cold-call 2 students to present their model to the class in the final 3 minutes, specifically asking them to 'point to where the Kibwezi farmer's problem starts.' Assign the model as a take-home completion task if not finished in class. Preview Lesson 5: 'Your model now shows water IN the xylem at the bottom of the root. Next lesson, we </w:t>
             </w:r>
-            <w:del w:id="9166" w:author="Claude (AI) - proposed" w:date="2026-10-15T02:49:38Z">
+            <w:del w:id="9166" w:author="Claude (AI) - proposed" w:date="2026-10-18T00:25:54Z">
               <w:r>
                 <w:rPr>
                   <w:rFonts w:ascii="Arial" w:cs="Arial" w:eastAsia="Arial" w:hAnsi="Arial"/>
@@ -16612,7 +16612,7 @@
                 <w:delText xml:space="preserve">ask: how does it travel</w:delText>
               </w:r>
             </w:del>
-            <w:ins w:id="9167" w:author="Claude (AI) - proposed" w:date="2026-10-15T02:49:38Z">
+            <w:ins w:id="9167" w:author="Claude (AI) - proposed" w:date="2026-10-18T00:25:54Z">
               <w:r>
                 <w:rPr>
                   <w:rFonts w:ascii="Arial" w:cs="Arial" w:eastAsia="Arial" w:hAnsi="Arial"/>
@@ -16640,7 +16640,7 @@
               </w:rPr>
               <w:t xml:space="preserve"> up — against gravity — to a leaf three metres high in a tall maize plant</w:t>
             </w:r>
-            <w:del w:id="9168" w:author="Claude (AI) - proposed" w:date="2026-10-15T02:49:38Z">
+            <w:del w:id="9168" w:author="Claude (AI) - proposed" w:date="2026-10-18T00:25:54Z">
               <w:r>
                 <w:rPr>
                   <w:rFonts w:ascii="Arial" w:cs="Arial" w:eastAsia="Arial" w:hAnsi="Arial"/>
@@ -16655,7 +16655,7 @@
                 <w:delText xml:space="preserve">?</w:delText>
               </w:r>
             </w:del>
-            <w:ins w:id="9169" w:author="Claude (AI) - proposed" w:date="2026-10-15T02:49:38Z">
+            <w:ins w:id="9169" w:author="Claude (AI) - proposed" w:date="2026-10-18T00:25:54Z">
               <w:r>
                 <w:rPr>
                   <w:rFonts w:ascii="Arial" w:cs="Arial" w:eastAsia="Arial" w:hAnsi="Arial"/>
@@ -17110,7 +17110,7 @@
               </w:rPr>
               <w:t xml:space="preserve">Students explained that the Kibwezi farmer's maize wilts despite soil water being present because, in dry or saline soil, the water potential of the soil drops below that of the root hair cells — reversing or halting osmosis so water cannot enter (or even leaves the root). Plants near the dry riverbed wilt sooner because sandy, </w:t>
             </w:r>
-            <w:del w:id="9170" w:author="Claude (AI) - proposed" w:date="2026-10-15T02:49:38Z">
+            <w:del w:id="9170" w:author="Claude (AI) - proposed" w:date="2026-10-18T00:25:54Z">
               <w:r>
                 <w:rPr>
                   <w:rFonts w:ascii="Arial" w:cs="Arial" w:eastAsia="Arial" w:hAnsi="Arial"/>
@@ -17125,7 +17125,7 @@
                 <w:delText xml:space="preserve">drier, more saline soils</w:delText>
               </w:r>
             </w:del>
-            <w:ins w:id="9171" w:author="Claude (AI) - proposed" w:date="2026-10-15T02:49:38Z">
+            <w:ins w:id="9171" w:author="Claude (AI) - proposed" w:date="2026-10-18T00:25:54Z">
               <w:r>
                 <w:rPr>
                   <w:rFonts w:ascii="Arial" w:cs="Arial" w:eastAsia="Arial" w:hAnsi="Arial"/>
@@ -17153,7 +17153,7 @@
               </w:rPr>
               <w:t xml:space="preserve"> near the riverbed </w:t>
             </w:r>
-            <w:del w:id="9172" w:author="Claude (AI) - proposed" w:date="2026-10-15T02:49:38Z">
+            <w:del w:id="9172" w:author="Claude (AI) - proposed" w:date="2026-10-18T00:25:54Z">
               <w:r>
                 <w:rPr>
                   <w:rFonts w:ascii="Arial" w:cs="Arial" w:eastAsia="Arial" w:hAnsi="Arial"/>
@@ -17168,7 +17168,7 @@
                 <w:delText xml:space="preserve">reach</w:delText>
               </w:r>
             </w:del>
-            <w:ins w:id="9173" w:author="Claude (AI) - proposed" w:date="2026-10-15T02:49:38Z">
+            <w:ins w:id="9173" w:author="Claude (AI) - proposed" w:date="2026-10-18T00:25:54Z">
               <w:r>
                 <w:rPr>
                   <w:rFonts w:ascii="Arial" w:cs="Arial" w:eastAsia="Arial" w:hAnsi="Arial"/>
@@ -17196,7 +17196,7 @@
               </w:rPr>
               <w:t xml:space="preserve"> this critical low water potential </w:t>
             </w:r>
-            <w:del w:id="9174" w:author="Claude (AI) - proposed" w:date="2026-10-15T02:49:38Z">
+            <w:del w:id="9174" w:author="Claude (AI) - proposed" w:date="2026-10-18T00:25:54Z">
               <w:r>
                 <w:rPr>
                   <w:rFonts w:ascii="Arial" w:cs="Arial" w:eastAsia="Arial" w:hAnsi="Arial"/>
@@ -17211,7 +17211,7 @@
                 <w:delText xml:space="preserve">threshold faster</w:delText>
               </w:r>
             </w:del>
-            <w:ins w:id="9175" w:author="Claude (AI) - proposed" w:date="2026-10-15T02:49:38Z">
+            <w:ins w:id="9175" w:author="Claude (AI) - proposed" w:date="2026-10-18T00:25:54Z">
               <w:r>
                 <w:rPr>
                   <w:rFonts w:ascii="Arial" w:cs="Arial" w:eastAsia="Arial" w:hAnsi="Arial"/>
@@ -17259,7 +17259,7 @@
         </w:rPr>
         <w:t xml:space="preserve">© 2026 SeaVuria and ARES. Aligned with KICD objectives. Developed by SeaVuria; technical implementation by ARES (with AI assistance from Claude). Licensed under </w:t>
       </w:r>
-      <w:hyperlink w:history="1" r:id="rIdzrcpwf0bhrqzknmvc0jr_">
+      <w:hyperlink w:history="1" r:id="rId0_ra-pywitl7m2zhrxrmw">
         <w:r>
           <w:rPr>
             <w:rFonts w:ascii="Arial" w:cs="Arial" w:eastAsia="Arial" w:hAnsi="Arial"/>
@@ -17280,7 +17280,7 @@
         </w:rPr>
         <w:t xml:space="preserve"> (</w:t>
       </w:r>
-      <w:hyperlink w:history="1" r:id="rIdpw90oohlsctjsbhj3xpxe">
+      <w:hyperlink w:history="1" r:id="rIdtlzox3svafzuq2vm26dqn">
         <w:r>
           <w:rPr>
             <w:rFonts w:ascii="Arial" w:cs="Arial" w:eastAsia="Arial" w:hAnsi="Arial"/>
@@ -17788,10 +17788,10 @@
               <w:spacing w:after="40" w:before="0"/>
               <w:jc w:val="left"/>
               <w:rPr>
-                <w:ins w:id="9177" w:author="Claude (AI) - proposed" w:date="2026-10-15T02:49:38Z"/>
-              </w:rPr>
-            </w:pPr>
-            <w:ins w:id="9176" w:author="Claude (AI) - proposed" w:date="2026-10-15T02:49:38Z">
+                <w:ins w:id="9177" w:author="Claude (AI) - proposed" w:date="2026-10-18T00:25:54Z"/>
+              </w:rPr>
+            </w:pPr>
+            <w:ins w:id="9176" w:author="Claude (AI) - proposed" w:date="2026-10-18T00:25:54Z">
               <w:r>
                 <w:rPr>
                   <w:rFonts w:ascii="Arial" w:cs="Arial" w:eastAsia="Arial" w:hAnsi="Arial"/>
@@ -17813,10 +17813,10 @@
               <w:spacing w:after="40" w:before="0"/>
               <w:jc w:val="left"/>
               <w:rPr>
-                <w:del w:id="9179" w:author="Claude (AI) - proposed" w:date="2026-10-15T02:49:38Z"/>
-              </w:rPr>
-            </w:pPr>
-            <w:del w:id="9178" w:author="Claude (AI) - proposed" w:date="2026-10-15T02:49:38Z">
+                <w:del w:id="9179" w:author="Claude (AI) - proposed" w:date="2026-10-18T00:25:54Z"/>
+              </w:rPr>
+            </w:pPr>
+            <w:del w:id="9178" w:author="Claude (AI) - proposed" w:date="2026-10-18T00:25:54Z">
               <w:r>
                 <w:rPr>
                   <w:rFonts w:ascii="Arial" w:cs="Arial" w:eastAsia="Arial" w:hAnsi="Arial"/>
@@ -17899,7 +17899,7 @@
               </w:rPr>
               <w:t xml:space="preserve">In Lessons 1–4, students discovered that water enters roots by osmosis</w:t>
             </w:r>
-            <w:del w:id="9180" w:author="Claude (AI) - proposed" w:date="2026-10-15T02:49:38Z">
+            <w:del w:id="9180" w:author="Claude (AI) - proposed" w:date="2026-10-18T00:25:54Z">
               <w:r>
                 <w:rPr>
                   <w:rFonts w:ascii="Arial" w:cs="Arial" w:eastAsia="Arial" w:hAnsi="Arial"/>
@@ -17914,7 +17914,7 @@
                 <w:delText xml:space="preserve">, moves through</w:delText>
               </w:r>
             </w:del>
-            <w:ins w:id="9181" w:author="Claude (AI) - proposed" w:date="2026-10-15T02:49:38Z">
+            <w:ins w:id="9181" w:author="Claude (AI) - proposed" w:date="2026-10-18T00:25:54Z">
               <w:r>
                 <w:rPr>
                   <w:rFonts w:ascii="Arial" w:cs="Arial" w:eastAsia="Arial" w:hAnsi="Arial"/>
@@ -17942,7 +17942,7 @@
               </w:rPr>
               <w:t xml:space="preserve"> root hair cells, </w:t>
             </w:r>
-            <w:del w:id="9182" w:author="Claude (AI) - proposed" w:date="2026-10-15T02:49:38Z">
+            <w:del w:id="9182" w:author="Claude (AI) - proposed" w:date="2026-10-18T00:25:54Z">
               <w:r>
                 <w:rPr>
                   <w:rFonts w:ascii="Arial" w:cs="Arial" w:eastAsia="Arial" w:hAnsi="Arial"/>
@@ -17957,7 +17957,7 @@
                 <w:delText xml:space="preserve">and is pulled upward by transpiration pull</w:delText>
               </w:r>
             </w:del>
-            <w:ins w:id="9183" w:author="Claude (AI) - proposed" w:date="2026-10-15T02:49:38Z">
+            <w:ins w:id="9183" w:author="Claude (AI) - proposed" w:date="2026-10-18T00:25:54Z">
               <w:r>
                 <w:rPr>
                   <w:rFonts w:ascii="Arial" w:cs="Arial" w:eastAsia="Arial" w:hAnsi="Arial"/>
@@ -18148,7 +18148,7 @@
               </w:rPr>
               <w:t xml:space="preserve">Lesson 5 is the anatomical investigation lesson in the eight-lesson evidence-gathering sequence. Students move from understanding </w:t>
             </w:r>
-            <w:del w:id="9184" w:author="Claude (AI) - proposed" w:date="2026-10-15T02:49:38Z">
+            <w:del w:id="9184" w:author="Claude (AI) - proposed" w:date="2026-10-18T00:25:54Z">
               <w:r>
                 <w:rPr>
                   <w:rFonts w:ascii="Arial" w:cs="Arial" w:eastAsia="Arial" w:hAnsi="Arial"/>
@@ -18163,7 +18163,7 @@
                 <w:delText xml:space="preserve">the forces that drive transport (osmosis, transpiration pull — Lessons 1–</w:delText>
               </w:r>
             </w:del>
-            <w:ins w:id="9185" w:author="Claude (AI) - proposed" w:date="2026-10-15T02:49:38Z">
+            <w:ins w:id="9185" w:author="Claude (AI) - proposed" w:date="2026-10-18T00:25:54Z">
               <w:r>
                 <w:rPr>
                   <w:rFonts w:ascii="Arial" w:cs="Arial" w:eastAsia="Arial" w:hAnsi="Arial"/>
@@ -18479,7 +18479,7 @@
             <w:pPr>
               <w:spacing w:after="20" w:before="0"/>
             </w:pPr>
-            <w:hyperlink w:history="1" r:id="rIds20h4fnfvukrnrbjoclpq">
+            <w:hyperlink w:history="1" r:id="rId37ntdvqmgmqnxkjawi8uw">
               <w:r>
                 <w:rPr>
                   <w:rFonts w:ascii="Arial" w:cs="Arial" w:eastAsia="Arial" w:hAnsi="Arial"/>
@@ -18528,7 +18528,7 @@
               <w:spacing w:after="10" w:before="0"/>
               <w:ind w:left="120"/>
             </w:pPr>
-            <w:hyperlink w:history="1" r:id="rId5-7jonfeh-zdlhchlaatd">
+            <w:hyperlink w:history="1" r:id="rId32kvdh_dq7gcqn_kq8zjz">
               <w:r>
                 <w:rPr>
                   <w:rFonts w:ascii="Arial" w:cs="Arial" w:eastAsia="Arial" w:hAnsi="Arial"/>
@@ -18590,7 +18590,7 @@
               <w:spacing w:after="10" w:before="0"/>
               <w:ind w:left="120"/>
             </w:pPr>
-            <w:hyperlink w:history="1" r:id="rIdm4olcxdxx8th4olxd63jt">
+            <w:hyperlink w:history="1" r:id="rIdauyjwa1ox_qasgt-lhsrr">
               <w:r>
                 <w:rPr>
                   <w:rFonts w:ascii="Arial" w:cs="Arial" w:eastAsia="Arial" w:hAnsi="Arial"/>
@@ -18650,7 +18650,7 @@
               </w:rPr>
               <w:t xml:space="preserve">Students are shown two items side-by-side: a whole fresh bean stem (from the school garden) and a photograph of a wilting Kibwezi maize plant. The teacher poses the Predict prompt: 'We know water travels up the stem from root to leaf. But if you sliced this stem across — like cutting a sugarcane stalk — what do you think you would see inside? Draw a quick cross-section diagram in your notebook and label anything you predict you would find. Then write one sentence: how do you think the inside of this stem connects to the wilting maize in Kibwezi?' Students work individually for </w:t>
             </w:r>
-            <w:del w:id="9186" w:author="Claude (AI) - proposed" w:date="2026-10-15T02:49:38Z">
+            <w:del w:id="9186" w:author="Claude (AI) - proposed" w:date="2026-10-18T00:25:54Z">
               <w:r>
                 <w:rPr>
                   <w:rFonts w:ascii="Arial" w:cs="Arial" w:eastAsia="Arial" w:hAnsi="Arial"/>
@@ -18665,7 +18665,7 @@
                 <w:delText xml:space="preserve">5</w:delText>
               </w:r>
             </w:del>
-            <w:ins w:id="9187" w:author="Claude (AI) - proposed" w:date="2026-10-15T02:49:38Z">
+            <w:ins w:id="9187" w:author="Claude (AI) - proposed" w:date="2026-10-18T00:25:54Z">
               <w:r>
                 <w:rPr>
                   <w:rFonts w:ascii="Arial" w:cs="Arial" w:eastAsia="Arial" w:hAnsi="Arial"/>
@@ -18693,7 +18693,7 @@
               </w:rPr>
               <w:t xml:space="preserve"> minutes, then do a 'Turn and Compare' with a partner, noting similarities and differences in their predictions. The teacher cold-calls </w:t>
             </w:r>
-            <w:del w:id="9188" w:author="Claude (AI) - proposed" w:date="2026-10-15T02:49:38Z">
+            <w:del w:id="9188" w:author="Claude (AI) - proposed" w:date="2026-10-18T00:25:54Z">
               <w:r>
                 <w:rPr>
                   <w:rFonts w:ascii="Arial" w:cs="Arial" w:eastAsia="Arial" w:hAnsi="Arial"/>
@@ -18708,7 +18708,7 @@
                 <w:delText xml:space="preserve">4 pairs (8</w:delText>
               </w:r>
             </w:del>
-            <w:ins w:id="9189" w:author="Claude (AI) - proposed" w:date="2026-10-15T02:49:38Z">
+            <w:ins w:id="9189" w:author="Claude (AI) - proposed" w:date="2026-10-18T00:25:54Z">
               <w:r>
                 <w:rPr>
                   <w:rFonts w:ascii="Arial" w:cs="Arial" w:eastAsia="Arial" w:hAnsi="Arial"/>
@@ -18769,7 +18769,7 @@
               </w:rPr>
               <w:t xml:space="preserve">1. Hold up the fresh bean stem and the Kibwezi photograph together. Say: 'In our last </w:t>
             </w:r>
-            <w:del w:id="9190" w:author="Claude (AI) - proposed" w:date="2026-10-15T02:49:38Z">
+            <w:del w:id="9190" w:author="Claude (AI) - proposed" w:date="2026-10-18T00:25:54Z">
               <w:r>
                 <w:rPr>
                   <w:rFonts w:ascii="Arial" w:cs="Arial" w:eastAsia="Arial" w:hAnsi="Arial"/>
@@ -18784,7 +18784,7 @@
                 <w:delText xml:space="preserve">lessons we discovered the FORCES that pull water up — osmosis, transpiration pull</w:delText>
               </w:r>
             </w:del>
-            <w:ins w:id="9191" w:author="Claude (AI) - proposed" w:date="2026-10-15T02:49:38Z">
+            <w:ins w:id="9191" w:author="Claude (AI) - proposed" w:date="2026-10-18T00:25:54Z">
               <w:r>
                 <w:rPr>
                   <w:rFonts w:ascii="Arial" w:cs="Arial" w:eastAsia="Arial" w:hAnsi="Arial"/>
@@ -18812,7 +18812,7 @@
               </w:rPr>
               <w:t xml:space="preserve">. Today we ask: what is the STRUCTURE, the actual physical highway, inside this stem?' 2. Display the Predict prompt on the board. Say: 'Take </w:t>
             </w:r>
-            <w:del w:id="9192" w:author="Claude (AI) - proposed" w:date="2026-10-15T02:49:38Z">
+            <w:del w:id="9192" w:author="Claude (AI) - proposed" w:date="2026-10-18T00:25:54Z">
               <w:r>
                 <w:rPr>
                   <w:rFonts w:ascii="Arial" w:cs="Arial" w:eastAsia="Arial" w:hAnsi="Arial"/>
@@ -18827,7 +18827,7 @@
                 <w:delText xml:space="preserve">5</w:delText>
               </w:r>
             </w:del>
-            <w:ins w:id="9193" w:author="Claude (AI) - proposed" w:date="2026-10-15T02:49:38Z">
+            <w:ins w:id="9193" w:author="Claude (AI) - proposed" w:date="2026-10-18T00:25:54Z">
               <w:r>
                 <w:rPr>
                   <w:rFonts w:ascii="Arial" w:cs="Arial" w:eastAsia="Arial" w:hAnsi="Arial"/>
@@ -18855,7 +18855,7 @@
               </w:rPr>
               <w:t xml:space="preserve"> minutes — draw, don't worry about being right. This is a hypothesis.' Set a visible </w:t>
             </w:r>
-            <w:del w:id="9194" w:author="Claude (AI) - proposed" w:date="2026-10-15T02:49:38Z">
+            <w:del w:id="9194" w:author="Claude (AI) - proposed" w:date="2026-10-18T00:25:54Z">
               <w:r>
                 <w:rPr>
                   <w:rFonts w:ascii="Arial" w:cs="Arial" w:eastAsia="Arial" w:hAnsi="Arial"/>
@@ -18870,7 +18870,7 @@
                 <w:delText xml:space="preserve">5</w:delText>
               </w:r>
             </w:del>
-            <w:ins w:id="9195" w:author="Claude (AI) - proposed" w:date="2026-10-15T02:49:38Z">
+            <w:ins w:id="9195" w:author="Claude (AI) - proposed" w:date="2026-10-18T00:25:54Z">
               <w:r>
                 <w:rPr>
                   <w:rFonts w:ascii="Arial" w:cs="Arial" w:eastAsia="Arial" w:hAnsi="Arial"/>
@@ -18898,7 +18898,7 @@
               </w:rPr>
               <w:t xml:space="preserve">-minute timer. 3. After 5 minutes say: 'Turn to your partner. Compare your diagrams. What did you agree on? What is different?' Allow 2 minutes. 4. Cold-call </w:t>
             </w:r>
-            <w:del w:id="9196" w:author="Claude (AI) - proposed" w:date="2026-10-15T02:49:38Z">
+            <w:del w:id="9196" w:author="Claude (AI) - proposed" w:date="2026-10-18T00:25:54Z">
               <w:r>
                 <w:rPr>
                   <w:rFonts w:ascii="Arial" w:cs="Arial" w:eastAsia="Arial" w:hAnsi="Arial"/>
@@ -18913,7 +18913,7 @@
                 <w:delText xml:space="preserve">4</w:delText>
               </w:r>
             </w:del>
-            <w:ins w:id="9197" w:author="Claude (AI) - proposed" w:date="2026-10-15T02:49:38Z">
+            <w:ins w:id="9197" w:author="Claude (AI) - proposed" w:date="2026-10-18T00:25:54Z">
               <w:r>
                 <w:rPr>
                   <w:rFonts w:ascii="Arial" w:cs="Arial" w:eastAsia="Arial" w:hAnsi="Arial"/>
@@ -19063,7 +19063,7 @@
             <w:pPr>
               <w:spacing w:after="20" w:before="0"/>
             </w:pPr>
-            <w:hyperlink w:history="1" r:id="rIdl3k2jyj_ufupjczmt8f2x">
+            <w:hyperlink w:history="1" r:id="rIdw4aa0akhl9qtq_8egjka9">
               <w:r>
                 <w:rPr>
                   <w:rFonts w:ascii="Arial" w:cs="Arial" w:eastAsia="Arial" w:hAnsi="Arial"/>
@@ -19112,7 +19112,7 @@
               <w:spacing w:after="10" w:before="0"/>
               <w:ind w:left="120"/>
             </w:pPr>
-            <w:hyperlink w:history="1" r:id="rIdbg2ppg_ekccwflyf8yp2b">
+            <w:hyperlink w:history="1" r:id="rIdkt3k-jxa4n6jhpjj3hat5">
               <w:r>
                 <w:rPr>
                   <w:rFonts w:ascii="Arial" w:cs="Arial" w:eastAsia="Arial" w:hAnsi="Arial"/>
@@ -19174,7 +19174,7 @@
               <w:spacing w:after="10" w:before="0"/>
               <w:ind w:left="120"/>
             </w:pPr>
-            <w:hyperlink w:history="1" r:id="rIdtxr7kj3fyh_j-ss0uvcoj">
+            <w:hyperlink w:history="1" r:id="rIdoy2trpz3i3oq4ic77iff8">
               <w:r>
                 <w:rPr>
                   <w:rFonts w:ascii="Arial" w:cs="Arial" w:eastAsia="Arial" w:hAnsi="Arial"/>
@@ -19234,7 +19234,7 @@
               </w:rPr>
               <w:t xml:space="preserve">Groups of three receive: one fresh bean or sunflower stem (</w:t>
             </w:r>
-            <w:ins w:id="9198" w:author="Claude (AI) - proposed" w:date="2026-10-15T02:49:38Z">
+            <w:ins w:id="9198" w:author="Claude (AI) - proposed" w:date="2026-10-18T00:25:54Z">
               <w:r>
                 <w:rPr>
                   <w:rFonts w:ascii="Arial" w:cs="Arial" w:eastAsia="Arial" w:hAnsi="Arial"/>
@@ -19262,7 +19262,7 @@
               </w:rPr>
               <w:t xml:space="preserve">10–12 cm</w:t>
             </w:r>
-            <w:ins w:id="9199" w:author="Claude (AI) - proposed" w:date="2026-10-15T02:49:38Z">
+            <w:ins w:id="9199" w:author="Claude (AI) - proposed" w:date="2026-10-18T00:25:54Z">
               <w:r>
                 <w:rPr>
                   <w:rFonts w:ascii="Arial" w:cs="Arial" w:eastAsia="Arial" w:hAnsi="Arial"/>
@@ -19290,7 +19290,7 @@
               </w:rPr>
               <w:t xml:space="preserve">), a razor blade, a cutting tile, a petri dish or bottle cap with eosin or iodine solution, a hand lens (and compound microscope if available), a slide and coverslip, and a printed diagram showing herbaceous vs. woody stem structure for reference (not revealed until after initial observation). Step 1 (8 min): Each group cuts 2–3 thin cross-sections of their stem. The thinnest section is placed in the petri dish with staining solution for 3–4 minutes. Step 2 (5 min): The stained section is placed on a slide with a drop of water, covered, and observed under the hand lens or low-power microscope objective. Students observe and describe in writing: colour, shape, arrangement of any distinct regions or bundles they can see. Step 3 (</w:t>
             </w:r>
-            <w:del w:id="9200" w:author="Claude (AI) - proposed" w:date="2026-10-15T02:49:38Z">
+            <w:del w:id="9200" w:author="Claude (AI) - proposed" w:date="2026-10-18T00:25:54Z">
               <w:r>
                 <w:rPr>
                   <w:rFonts w:ascii="Arial" w:cs="Arial" w:eastAsia="Arial" w:hAnsi="Arial"/>
@@ -19305,7 +19305,7 @@
                 <w:delText xml:space="preserve">10</w:delText>
               </w:r>
             </w:del>
-            <w:ins w:id="9201" w:author="Claude (AI) - proposed" w:date="2026-10-15T02:49:38Z">
+            <w:ins w:id="9201" w:author="Claude (AI) - proposed" w:date="2026-10-18T00:25:54Z">
               <w:r>
                 <w:rPr>
                   <w:rFonts w:ascii="Arial" w:cs="Arial" w:eastAsia="Arial" w:hAnsi="Arial"/>
@@ -19373,7 +19373,7 @@
               </w:rPr>
               <w:t xml:space="preserve">[KENYA CONTEXT: </w:t>
             </w:r>
-            <w:del w:id="9202" w:author="Claude (AI) - proposed" w:date="2026-10-15T02:49:38Z">
+            <w:del w:id="9202" w:author="Claude (AI) - proposed" w:date="2026-10-18T00:25:54Z">
               <w:r>
                 <w:rPr>
                   <w:rFonts w:ascii="Arial" w:cs="Arial" w:eastAsia="Arial" w:hAnsi="Arial"/>
@@ -19388,7 +19388,7 @@
                 <w:delText xml:space="preserve">The teacher notes that the vascular bundles in a maize stem are scattered — different from the ring arrangement in bean stems — and</w:delText>
               </w:r>
             </w:del>
-            <w:ins w:id="9203" w:author="Claude (AI) - proposed" w:date="2026-10-15T02:49:38Z">
+            <w:ins w:id="9203" w:author="Claude (AI) - proposed" w:date="2026-10-18T00:25:54Z">
               <w:r>
                 <w:rPr>
                   <w:rFonts w:ascii="Arial" w:cs="Arial" w:eastAsia="Arial" w:hAnsi="Arial"/>
@@ -19449,7 +19449,7 @@
               </w:rPr>
               <w:t xml:space="preserve">1. Distribute materials. Demonstrate the cutting technique FIRST with your own stem at the front: 'Watch carefully — I hold the stem flat, fingers curled, one smooth stroke downward. Now you try.' Allow one practice cut per group on a spare stem piece before cutting the real sample</w:t>
             </w:r>
-            <w:ins w:id="9204" w:author="Claude (AI) - proposed" w:date="2026-10-15T02:49:38Z">
+            <w:ins w:id="9204" w:author="Claude (AI) - proposed" w:date="2026-10-18T00:25:54Z">
               <w:r>
                 <w:rPr>
                   <w:rFonts w:ascii="Arial" w:cs="Arial" w:eastAsia="Arial" w:hAnsi="Arial"/>
@@ -19477,7 +19477,7 @@
               </w:rPr>
               <w:t xml:space="preserve">. 2. Circulate during staining and observation. Ask at each table: 'What colours do you see? Where are the coloured patches concentrated? What shape are they?' WAIT TIME: 10 seconds after each question before offering a hint. 3. Prompt the distinction: 'Write two columns — WHAT I SEE (observation) and WHAT I THINK IT IS (inference). This is what real biologists like </w:t>
             </w:r>
-            <w:del w:id="9205" w:author="Claude (AI) - proposed" w:date="2026-10-15T02:49:38Z">
+            <w:del w:id="9205" w:author="Claude (AI) - proposed" w:date="2026-10-18T00:25:54Z">
               <w:r>
                 <w:rPr>
                   <w:rFonts w:ascii="Arial" w:cs="Arial" w:eastAsia="Arial" w:hAnsi="Arial"/>
@@ -19492,7 +19492,7 @@
                 <w:delText xml:space="preserve">Dr. Miriam Khamala</w:delText>
               </w:r>
             </w:del>
-            <w:ins w:id="9206" w:author="Claude (AI) - proposed" w:date="2026-10-15T02:49:38Z">
+            <w:ins w:id="9206" w:author="Claude (AI) - proposed" w:date="2026-10-18T00:25:54Z">
               <w:r>
                 <w:rPr>
                   <w:rFonts w:ascii="Arial" w:cs="Arial" w:eastAsia="Arial" w:hAnsi="Arial"/>
@@ -19520,7 +19520,7 @@
               </w:rPr>
               <w:t xml:space="preserve"> at the Kenya Plant Health Inspectorate Service</w:t>
             </w:r>
-            <w:ins w:id="9207" w:author="Claude (AI) - proposed" w:date="2026-10-15T02:49:38Z">
+            <w:ins w:id="9207" w:author="Claude (AI) - proposed" w:date="2026-10-18T00:25:54Z">
               <w:r>
                 <w:rPr>
                   <w:rFonts w:ascii="Arial" w:cs="Arial" w:eastAsia="Arial" w:hAnsi="Arial"/>
@@ -19670,7 +19670,7 @@
             <w:pPr>
               <w:spacing w:after="20" w:before="0"/>
             </w:pPr>
-            <w:hyperlink w:history="1" r:id="rIdeade9y57b1b1yieovaelw">
+            <w:hyperlink w:history="1" r:id="rIduakqwugfxczw3fvhde4l8">
               <w:r>
                 <w:rPr>
                   <w:rFonts w:ascii="Arial" w:cs="Arial" w:eastAsia="Arial" w:hAnsi="Arial"/>
@@ -19719,7 +19719,7 @@
               <w:spacing w:after="10" w:before="0"/>
               <w:ind w:left="120"/>
             </w:pPr>
-            <w:hyperlink w:history="1" r:id="rIdsawgj03qpod0hufqwcwji">
+            <w:hyperlink w:history="1" r:id="rIdrsxl7z3xpx42zxg5rs8t5">
               <w:r>
                 <w:rPr>
                   <w:rFonts w:ascii="Arial" w:cs="Arial" w:eastAsia="Arial" w:hAnsi="Arial"/>
@@ -19781,7 +19781,7 @@
               <w:spacing w:after="10" w:before="0"/>
               <w:ind w:left="120"/>
             </w:pPr>
-            <w:hyperlink w:history="1" r:id="rIdslloum7v_wrektgrtkhcc">
+            <w:hyperlink w:history="1" r:id="rIdh_ux-tble40tepboybfvw">
               <w:r>
                 <w:rPr>
                   <w:rFonts w:ascii="Arial" w:cs="Arial" w:eastAsia="Arial" w:hAnsi="Arial"/>
@@ -19841,7 +19841,7 @@
               </w:rPr>
               <w:t xml:space="preserve">The teacher leads a structured whole-class Jigsaw-to-Gallery discussion. Each group is assigned one of four 'expert' roles for </w:t>
             </w:r>
-            <w:del w:id="9208" w:author="Claude (AI) - proposed" w:date="2026-10-15T02:49:38Z">
+            <w:del w:id="9208" w:author="Claude (AI) - proposed" w:date="2026-10-18T00:25:54Z">
               <w:r>
                 <w:rPr>
                   <w:rFonts w:ascii="Arial" w:cs="Arial" w:eastAsia="Arial" w:hAnsi="Arial"/>
@@ -19856,7 +19856,7 @@
                 <w:delText xml:space="preserve">8</w:delText>
               </w:r>
             </w:del>
-            <w:ins w:id="9209" w:author="Claude (AI) - proposed" w:date="2026-10-15T02:49:38Z">
+            <w:ins w:id="9209" w:author="Claude (AI) - proposed" w:date="2026-10-18T00:25:54Z">
               <w:r>
                 <w:rPr>
                   <w:rFonts w:ascii="Arial" w:cs="Arial" w:eastAsia="Arial" w:hAnsi="Arial"/>
@@ -19917,7 +19917,7 @@
               </w:rPr>
               <w:t xml:space="preserve">1. Assign expert roles clearly. Say: 'You have </w:t>
             </w:r>
-            <w:del w:id="9210" w:author="Claude (AI) - proposed" w:date="2026-10-15T02:49:38Z">
+            <w:del w:id="9210" w:author="Claude (AI) - proposed" w:date="2026-10-18T00:25:54Z">
               <w:r>
                 <w:rPr>
                   <w:rFonts w:ascii="Arial" w:cs="Arial" w:eastAsia="Arial" w:hAnsi="Arial"/>
@@ -19932,7 +19932,7 @@
                 <w:delText xml:space="preserve">8</w:delText>
               </w:r>
             </w:del>
-            <w:ins w:id="9211" w:author="Claude (AI) - proposed" w:date="2026-10-15T02:49:38Z">
+            <w:ins w:id="9211" w:author="Claude (AI) - proposed" w:date="2026-10-18T00:25:54Z">
               <w:r>
                 <w:rPr>
                   <w:rFonts w:ascii="Arial" w:cs="Arial" w:eastAsia="Arial" w:hAnsi="Arial"/>
@@ -20082,7 +20082,7 @@
             <w:pPr>
               <w:spacing w:after="20" w:before="0"/>
             </w:pPr>
-            <w:hyperlink w:history="1" r:id="rIdlmaua9s71gtpdkcwcrghk">
+            <w:hyperlink w:history="1" r:id="rIdqrkemagxnffjmitxbdaqg">
               <w:r>
                 <w:rPr>
                   <w:rFonts w:ascii="Arial" w:cs="Arial" w:eastAsia="Arial" w:hAnsi="Arial"/>
@@ -20131,7 +20131,7 @@
               <w:spacing w:after="10" w:before="0"/>
               <w:ind w:left="120"/>
             </w:pPr>
-            <w:hyperlink w:history="1" r:id="rIdko4zxc8gzu7lgt9wcbcmd">
+            <w:hyperlink w:history="1" r:id="rId88n_g49_pzj3qzqkinimr">
               <w:r>
                 <w:rPr>
                   <w:rFonts w:ascii="Arial" w:cs="Arial" w:eastAsia="Arial" w:hAnsi="Arial"/>
@@ -20193,7 +20193,7 @@
               <w:spacing w:after="10" w:before="0"/>
               <w:ind w:left="120"/>
             </w:pPr>
-            <w:hyperlink w:history="1" r:id="rIdy4fttcqug96l5xmsqw-7c">
+            <w:hyperlink w:history="1" r:id="rIdphxbp6ekfbzhw5hhfbct_">
               <w:r>
                 <w:rPr>
                   <w:rFonts w:ascii="Arial" w:cs="Arial" w:eastAsia="Arial" w:hAnsi="Arial"/>
@@ -20408,7 +20408,7 @@
             <w:pPr>
               <w:spacing w:after="20" w:before="0"/>
             </w:pPr>
-            <w:hyperlink w:history="1" r:id="rIdkhk_1tmat6pgmtwuresgw">
+            <w:hyperlink w:history="1" r:id="rIda3zg-4iceg_lmwposx6yy">
               <w:r>
                 <w:rPr>
                   <w:rFonts w:ascii="Arial" w:cs="Arial" w:eastAsia="Arial" w:hAnsi="Arial"/>
@@ -20457,7 +20457,7 @@
               <w:spacing w:after="10" w:before="0"/>
               <w:ind w:left="120"/>
             </w:pPr>
-            <w:hyperlink w:history="1" r:id="rIdy-kj8aoidyhiqhcevbar4">
+            <w:hyperlink w:history="1" r:id="rId4tcjhj9jo_fpg3symuuyc">
               <w:r>
                 <w:rPr>
                   <w:rFonts w:ascii="Arial" w:cs="Arial" w:eastAsia="Arial" w:hAnsi="Arial"/>
@@ -20519,7 +20519,7 @@
               <w:spacing w:after="10" w:before="0"/>
               <w:ind w:left="120"/>
             </w:pPr>
-            <w:hyperlink w:history="1" r:id="rIdwlkdwwowpeembkvus6mef">
+            <w:hyperlink w:history="1" r:id="rId2c76i9sontsznrmwkax-y">
               <w:r>
                 <w:rPr>
                   <w:rFonts w:ascii="Arial" w:cs="Arial" w:eastAsia="Arial" w:hAnsi="Arial"/>
@@ -21003,7 +21003,7 @@
               </w:rPr>
               <w:t xml:space="preserve">Students cut cross-sections of fresh bean or sunflower stems, stained them with eosin or iodine, and observed distinct coloured patches arranged in a ring pattern (in dicot stems)</w:t>
             </w:r>
-            <w:ins w:id="9212" w:author="Claude (AI) - proposed" w:date="2026-10-15T02:49:38Z">
+            <w:ins w:id="9212" w:author="Claude (AI) - proposed" w:date="2026-10-18T00:25:54Z">
               <w:r>
                 <w:rPr>
                   <w:rFonts w:ascii="Arial" w:cs="Arial" w:eastAsia="Arial" w:hAnsi="Arial"/>
@@ -21187,7 +21187,7 @@
         </w:rPr>
         <w:t xml:space="preserve">© 2026 SeaVuria and ARES. Aligned with KICD objectives. Developed by SeaVuria; technical implementation by ARES (with AI assistance from Claude). Licensed under </w:t>
       </w:r>
-      <w:hyperlink w:history="1" r:id="rId4khrbehoioe3xpiujtvwb">
+      <w:hyperlink w:history="1" r:id="rIdkwkxhln9ley6eatbpsstu">
         <w:r>
           <w:rPr>
             <w:rFonts w:ascii="Arial" w:cs="Arial" w:eastAsia="Arial" w:hAnsi="Arial"/>
@@ -21208,7 +21208,7 @@
         </w:rPr>
         <w:t xml:space="preserve"> (</w:t>
       </w:r>
-      <w:hyperlink w:history="1" r:id="rIddxvjb7gubzeo4q2-ghmcs">
+      <w:hyperlink w:history="1" r:id="rId10ku2_wahychjegkawrwz">
         <w:r>
           <w:rPr>
             <w:rFonts w:ascii="Arial" w:cs="Arial" w:eastAsia="Arial" w:hAnsi="Arial"/>
@@ -21729,7 +21729,7 @@
               </w:rPr>
               <w:t xml:space="preserve">How</w:t>
             </w:r>
-            <w:ins w:id="9213" w:author="Claude (AI) - proposed" w:date="2026-10-15T02:49:38Z">
+            <w:ins w:id="9213" w:author="Claude (AI) - proposed" w:date="2026-10-18T00:25:54Z">
               <w:r>
                 <w:rPr>
                   <w:rFonts w:ascii="Arial" w:cs="Arial" w:eastAsia="Arial" w:hAnsi="Arial"/>
@@ -21757,7 +21757,7 @@
               </w:rPr>
               <w:t xml:space="preserve"> does water leave a plant, and why does the rate of </w:t>
             </w:r>
-            <w:del w:id="9214" w:author="Claude (AI) - proposed" w:date="2026-10-15T02:49:38Z">
+            <w:del w:id="9214" w:author="Claude (AI) - proposed" w:date="2026-10-18T00:25:54Z">
               <w:r>
                 <w:rPr>
                   <w:rFonts w:ascii="Arial" w:cs="Arial" w:eastAsia="Arial" w:hAnsi="Arial"/>
@@ -21772,7 +21772,7 @@
                 <w:delText xml:space="preserve">this loss vary depending on</w:delText>
               </w:r>
             </w:del>
-            <w:ins w:id="9215" w:author="Claude (AI) - proposed" w:date="2026-10-15T02:49:38Z">
+            <w:ins w:id="9215" w:author="Claude (AI) - proposed" w:date="2026-10-18T00:25:54Z">
               <w:r>
                 <w:rPr>
                   <w:rFonts w:ascii="Arial" w:cs="Arial" w:eastAsia="Arial" w:hAnsi="Arial"/>
@@ -21800,7 +21800,7 @@
               </w:rPr>
               <w:t xml:space="preserve"> conditions in places like Kibwezi?</w:t>
             </w:r>
-            <w:ins w:id="9216" w:author="Claude (AI) - proposed" w:date="2026-10-15T02:49:38Z">
+            <w:ins w:id="9216" w:author="Claude (AI) - proposed" w:date="2026-10-18T00:25:54Z">
               <w:r>
                 <w:rPr>
                   <w:rFonts w:ascii="Arial" w:cs="Arial" w:eastAsia="Arial" w:hAnsi="Arial"/>
@@ -21883,7 +21883,7 @@
               </w:rPr>
               <w:t xml:space="preserve">In Lessons 1–5, students traced water from the Kibwezi soil into roots (osmosis), up the stem (xylem</w:t>
             </w:r>
-            <w:del w:id="9217" w:author="Claude (AI) - proposed" w:date="2026-10-15T02:49:38Z">
+            <w:del w:id="9217" w:author="Claude (AI) - proposed" w:date="2026-10-18T00:25:54Z">
               <w:r>
                 <w:rPr>
                   <w:rFonts w:ascii="Arial" w:cs="Arial" w:eastAsia="Arial" w:hAnsi="Arial"/>
@@ -21979,7 +21979,7 @@
               </w:rPr>
               <w:t xml:space="preserve">Clear nail varnish contains </w:t>
             </w:r>
-            <w:del w:id="9218" w:author="Claude (AI) - proposed" w:date="2026-10-15T02:49:38Z">
+            <w:del w:id="9218" w:author="Claude (AI) - proposed" w:date="2026-10-18T00:25:54Z">
               <w:r>
                 <w:rPr>
                   <w:rFonts w:ascii="Arial" w:cs="Arial" w:eastAsia="Arial" w:hAnsi="Arial"/>
@@ -21994,7 +21994,7 @@
                 <w:delText xml:space="preserve">acetone-based solvents</w:delText>
               </w:r>
             </w:del>
-            <w:ins w:id="9219" w:author="Claude (AI) - proposed" w:date="2026-10-15T02:49:38Z">
+            <w:ins w:id="9219" w:author="Claude (AI) - proposed" w:date="2026-10-18T00:25:54Z">
               <w:r>
                 <w:rPr>
                   <w:rFonts w:ascii="Arial" w:cs="Arial" w:eastAsia="Arial" w:hAnsi="Arial"/>
@@ -22022,7 +22022,7 @@
               </w:rPr>
               <w:t xml:space="preserve"> — ensure the classroom or laboratory is well ventilated</w:t>
             </w:r>
-            <w:del w:id="9220" w:author="Claude (AI) - proposed" w:date="2026-10-15T02:49:38Z">
+            <w:del w:id="9220" w:author="Claude (AI) - proposed" w:date="2026-10-18T00:25:54Z">
               <w:r>
                 <w:rPr>
                   <w:rFonts w:ascii="Arial" w:cs="Arial" w:eastAsia="Arial" w:hAnsi="Arial"/>
@@ -22037,7 +22037,7 @@
                 <w:delText xml:space="preserve">. Students must not apply nail varnish near open flames</w:delText>
               </w:r>
             </w:del>
-            <w:ins w:id="9221" w:author="Claude (AI) - proposed" w:date="2026-10-15T02:49:38Z">
+            <w:ins w:id="9221" w:author="Claude (AI) - proposed" w:date="2026-10-18T00:25:54Z">
               <w:r>
                 <w:rPr>
                   <w:rFonts w:ascii="Arial" w:cs="Arial" w:eastAsia="Arial" w:hAnsi="Arial"/>
@@ -22448,7 +22448,7 @@
             <w:pPr>
               <w:spacing w:after="20" w:before="0"/>
             </w:pPr>
-            <w:hyperlink w:history="1" r:id="rId5najrf1oszi5hbt4z6l2-">
+            <w:hyperlink w:history="1" r:id="rIdtfu5zgw-0_vuo-kf0q32-">
               <w:r>
                 <w:rPr>
                   <w:rFonts w:ascii="Arial" w:cs="Arial" w:eastAsia="Arial" w:hAnsi="Arial"/>
@@ -22481,7 +22481,7 @@
               <w:spacing w:after="10" w:before="0"/>
               <w:ind w:left="120"/>
             </w:pPr>
-            <w:hyperlink w:history="1" r:id="rIdlne7fjlbjwzqntybbvqcc">
+            <w:hyperlink w:history="1" r:id="rIdosx1gn8t8a6vii_chxqty">
               <w:r>
                 <w:rPr>
                   <w:rFonts w:ascii="Arial" w:cs="Arial" w:eastAsia="Arial" w:hAnsi="Arial"/>
@@ -22526,7 +22526,7 @@
             <w:pPr>
               <w:spacing w:after="20" w:before="0"/>
             </w:pPr>
-            <w:hyperlink w:history="1" r:id="rIdw3ttmvmfwymbah_ziyd3c">
+            <w:hyperlink w:history="1" r:id="rIdgb-p7dyzv096jaczyhaa4">
               <w:r>
                 <w:rPr>
                   <w:rFonts w:ascii="Arial" w:cs="Arial" w:eastAsia="Arial" w:hAnsi="Arial"/>
@@ -22575,7 +22575,7 @@
               <w:spacing w:after="10" w:before="0"/>
               <w:ind w:left="120"/>
             </w:pPr>
-            <w:hyperlink w:history="1" r:id="rIdarp_l8uhzvqqwz6emiesm">
+            <w:hyperlink w:history="1" r:id="rId_x6uemcz7n4g944bthcg5">
               <w:r>
                 <w:rPr>
                   <w:rFonts w:ascii="Arial" w:cs="Arial" w:eastAsia="Arial" w:hAnsi="Arial"/>
@@ -22775,7 +22775,7 @@
             <w:pPr>
               <w:spacing w:after="20" w:before="0"/>
             </w:pPr>
-            <w:hyperlink w:history="1" r:id="rIdzrg7vejgd0ivk7c9i6xno">
+            <w:hyperlink w:history="1" r:id="rIdqqa_-4sm5ij56kxtem7ew">
               <w:r>
                 <w:rPr>
                   <w:rFonts w:ascii="Arial" w:cs="Arial" w:eastAsia="Arial" w:hAnsi="Arial"/>
@@ -22808,7 +22808,7 @@
               <w:spacing w:after="10" w:before="0"/>
               <w:ind w:left="120"/>
             </w:pPr>
-            <w:hyperlink w:history="1" r:id="rId5g7s1pfaxtfi25qnsjxuo">
+            <w:hyperlink w:history="1" r:id="rIdv6ghalf66xkfujiv1epeb">
               <w:r>
                 <w:rPr>
                   <w:rFonts w:ascii="Arial" w:cs="Arial" w:eastAsia="Arial" w:hAnsi="Arial"/>
@@ -22853,7 +22853,7 @@
             <w:pPr>
               <w:spacing w:after="20" w:before="0"/>
             </w:pPr>
-            <w:hyperlink w:history="1" r:id="rIdf2uucqlwzzcjxyc_usz7g">
+            <w:hyperlink w:history="1" r:id="rId-kmcvxixh7vgephrkx09-">
               <w:r>
                 <w:rPr>
                   <w:rFonts w:ascii="Arial" w:cs="Arial" w:eastAsia="Arial" w:hAnsi="Arial"/>
@@ -22902,7 +22902,7 @@
               <w:spacing w:after="10" w:before="0"/>
               <w:ind w:left="120"/>
             </w:pPr>
-            <w:hyperlink w:history="1" r:id="rIdlus-bgjysrm4jelkoohax">
+            <w:hyperlink w:history="1" r:id="rId1pboikai26pxgau_7akak">
               <w:r>
                 <w:rPr>
                   <w:rFonts w:ascii="Arial" w:cs="Arial" w:eastAsia="Arial" w:hAnsi="Arial"/>
@@ -23027,7 +23027,7 @@
               </w:rPr>
               <w:t xml:space="preserve">(B) STOMATAL IMPRESSION PRACTICAL: Each student takes a fresh sukuma wiki leaf (or Ficus). They apply a thin layer of clear nail varnish to a 2 cm² patch on the LOWER surface of the leaf. After 2–3 minutes (while doing observation C), they peel the dried film off using a piece of clear adhesive tape, place it on a glass slide, and observe under a </w:t>
             </w:r>
-            <w:ins w:id="9222" w:author="Claude (AI) - proposed" w:date="2026-10-15T02:49:38Z">
+            <w:ins w:id="9222" w:author="Claude (AI) - proposed" w:date="2026-10-18T00:25:54Z">
               <w:r>
                 <w:rPr>
                   <w:rFonts w:ascii="Arial" w:cs="Arial" w:eastAsia="Arial" w:hAnsi="Arial"/>
@@ -23055,7 +23055,7 @@
               </w:rPr>
               <w:t xml:space="preserve">×10 hand lens</w:t>
             </w:r>
-            <w:del w:id="9223" w:author="Claude (AI) - proposed" w:date="2026-10-15T02:49:38Z">
+            <w:del w:id="9223" w:author="Claude (AI) - proposed" w:date="2026-10-18T00:25:54Z">
               <w:r>
                 <w:rPr>
                   <w:rFonts w:ascii="Arial" w:cs="Arial" w:eastAsia="Arial" w:hAnsi="Arial"/>
@@ -23070,7 +23070,7 @@
                 <w:delText xml:space="preserve"> or the class microscope</w:delText>
               </w:r>
             </w:del>
-            <w:ins w:id="9224" w:author="Claude (AI) - proposed" w:date="2026-10-15T02:49:38Z">
+            <w:ins w:id="9224" w:author="Claude (AI) - proposed" w:date="2026-10-18T00:25:54Z">
               <w:r>
                 <w:rPr>
                   <w:rFonts w:ascii="Arial" w:cs="Arial" w:eastAsia="Arial" w:hAnsi="Arial"/>
@@ -23413,7 +23413,7 @@
             <w:pPr>
               <w:spacing w:after="20" w:before="0"/>
             </w:pPr>
-            <w:hyperlink w:history="1" r:id="rIdoevit9x98ojhkj9h_y7na">
+            <w:hyperlink w:history="1" r:id="rIddvptjas_umvmivgnq09z8">
               <w:r>
                 <w:rPr>
                   <w:rFonts w:ascii="Arial" w:cs="Arial" w:eastAsia="Arial" w:hAnsi="Arial"/>
@@ -23462,7 +23462,7 @@
               <w:spacing w:after="10" w:before="0"/>
               <w:ind w:left="120"/>
             </w:pPr>
-            <w:hyperlink w:history="1" r:id="rIduz_mj7seo7ou9ogdrsqcd">
+            <w:hyperlink w:history="1" r:id="rIdmtdaudjxe4dazq5edplxc">
               <w:r>
                 <w:rPr>
                   <w:rFonts w:ascii="Arial" w:cs="Arial" w:eastAsia="Arial" w:hAnsi="Arial"/>
@@ -23507,7 +23507,7 @@
             <w:pPr>
               <w:spacing w:after="20" w:before="0"/>
             </w:pPr>
-            <w:hyperlink w:history="1" r:id="rIdasm9atqtqwmd0efiwqtds">
+            <w:hyperlink w:history="1" r:id="rIdtzaimfydffoyorpk1pnz8">
               <w:r>
                 <w:rPr>
                   <w:rFonts w:ascii="Arial" w:cs="Arial" w:eastAsia="Arial" w:hAnsi="Arial"/>
@@ -23556,7 +23556,7 @@
               <w:spacing w:after="10" w:before="0"/>
               <w:ind w:left="120"/>
             </w:pPr>
-            <w:hyperlink w:history="1" r:id="rIdn582vm9apqjjfyrx6whtg">
+            <w:hyperlink w:history="1" r:id="rIdi_0xf6a8ici5sshyv6cw4">
               <w:r>
                 <w:rPr>
                   <w:rFonts w:ascii="Arial" w:cs="Arial" w:eastAsia="Arial" w:hAnsi="Arial"/>
@@ -23934,7 +23934,7 @@
               </w:rPr>
               <w:t xml:space="preserve">For the CER task: 'In your groups of four, complete the Claim–Evidence–Reasoning scaffold on page ___ of your workbook. You must cite at least THREE pieces of evidence from TODAY's observations. You have </w:t>
             </w:r>
-            <w:del w:id="9225" w:author="Claude (AI) - proposed" w:date="2026-10-15T02:49:38Z">
+            <w:del w:id="9225" w:author="Claude (AI) - proposed" w:date="2026-10-18T00:25:54Z">
               <w:r>
                 <w:rPr>
                   <w:rFonts w:ascii="Arial" w:cs="Arial" w:eastAsia="Arial" w:hAnsi="Arial"/>
@@ -23949,7 +23949,7 @@
                 <w:delText xml:space="preserve">8</w:delText>
               </w:r>
             </w:del>
-            <w:ins w:id="9226" w:author="Claude (AI) - proposed" w:date="2026-10-15T02:49:38Z">
+            <w:ins w:id="9226" w:author="Claude (AI) - proposed" w:date="2026-10-18T00:25:54Z">
               <w:r>
                 <w:rPr>
                   <w:rFonts w:ascii="Arial" w:cs="Arial" w:eastAsia="Arial" w:hAnsi="Arial"/>
@@ -23977,7 +23977,7 @@
               </w:rPr>
               <w:t xml:space="preserve"> minutes — go.' Circulate. At </w:t>
             </w:r>
-            <w:del w:id="9227" w:author="Claude (AI) - proposed" w:date="2026-10-15T02:49:38Z">
+            <w:del w:id="9227" w:author="Claude (AI) - proposed" w:date="2026-10-18T00:25:54Z">
               <w:r>
                 <w:rPr>
                   <w:rFonts w:ascii="Arial" w:cs="Arial" w:eastAsia="Arial" w:hAnsi="Arial"/>
@@ -23992,7 +23992,7 @@
                 <w:delText xml:space="preserve">5</w:delText>
               </w:r>
             </w:del>
-            <w:ins w:id="9228" w:author="Claude (AI) - proposed" w:date="2026-10-15T02:49:38Z">
+            <w:ins w:id="9228" w:author="Claude (AI) - proposed" w:date="2026-10-18T00:25:54Z">
               <w:r>
                 <w:rPr>
                   <w:rFonts w:ascii="Arial" w:cs="Arial" w:eastAsia="Arial" w:hAnsi="Arial"/>
@@ -24020,7 +24020,7 @@
               </w:rPr>
               <w:t xml:space="preserve"> minutes, say: 'You should be writing your reasoning now — use these words: transpiration, stomata, xylem, guard cells.' After </w:t>
             </w:r>
-            <w:del w:id="9229" w:author="Claude (AI) - proposed" w:date="2026-10-15T02:49:38Z">
+            <w:del w:id="9229" w:author="Claude (AI) - proposed" w:date="2026-10-18T00:25:54Z">
               <w:r>
                 <w:rPr>
                   <w:rFonts w:ascii="Arial" w:cs="Arial" w:eastAsia="Arial" w:hAnsi="Arial"/>
@@ -24035,7 +24035,7 @@
                 <w:delText xml:space="preserve">8</w:delText>
               </w:r>
             </w:del>
-            <w:ins w:id="9230" w:author="Claude (AI) - proposed" w:date="2026-10-15T02:49:38Z">
+            <w:ins w:id="9230" w:author="Claude (AI) - proposed" w:date="2026-10-18T00:25:54Z">
               <w:r>
                 <w:rPr>
                   <w:rFonts w:ascii="Arial" w:cs="Arial" w:eastAsia="Arial" w:hAnsi="Arial"/>
@@ -24103,7 +24103,7 @@
               </w:rPr>
               <w:t xml:space="preserve">For the Kibwezi group explanation: 'Now apply this to our farmer in Kibwezi. It is 2:00 pm. Hot. Windy. Dry. Explain exactly what is happening inside her maize plant RIGHT NOW.' Allow </w:t>
             </w:r>
-            <w:del w:id="9231" w:author="Claude (AI) - proposed" w:date="2026-10-15T02:49:38Z">
+            <w:del w:id="9231" w:author="Claude (AI) - proposed" w:date="2026-10-18T00:25:54Z">
               <w:r>
                 <w:rPr>
                   <w:rFonts w:ascii="Arial" w:cs="Arial" w:eastAsia="Arial" w:hAnsi="Arial"/>
@@ -24118,7 +24118,7 @@
                 <w:delText xml:space="preserve">6</w:delText>
               </w:r>
             </w:del>
-            <w:ins w:id="9232" w:author="Claude (AI) - proposed" w:date="2026-10-15T02:49:38Z">
+            <w:ins w:id="9232" w:author="Claude (AI) - proposed" w:date="2026-10-18T00:25:54Z">
               <w:r>
                 <w:rPr>
                   <w:rFonts w:ascii="Arial" w:cs="Arial" w:eastAsia="Arial" w:hAnsi="Arial"/>
@@ -24308,7 +24308,7 @@
             <w:pPr>
               <w:spacing w:after="20" w:before="0"/>
             </w:pPr>
-            <w:hyperlink w:history="1" r:id="rId8urr7vxuzdjnvehynekao">
+            <w:hyperlink w:history="1" r:id="rIdrhrq19tqi_huuglpj2qmy">
               <w:r>
                 <w:rPr>
                   <w:rFonts w:ascii="Arial" w:cs="Arial" w:eastAsia="Arial" w:hAnsi="Arial"/>
@@ -24341,7 +24341,7 @@
               <w:spacing w:after="10" w:before="0"/>
               <w:ind w:left="120"/>
             </w:pPr>
-            <w:hyperlink w:history="1" r:id="rIdawvysvbp0bqpuycqmp7om">
+            <w:hyperlink w:history="1" r:id="rIdoi-da4pqla-_taz7q7ouw">
               <w:r>
                 <w:rPr>
                   <w:rFonts w:ascii="Arial" w:cs="Arial" w:eastAsia="Arial" w:hAnsi="Arial"/>
@@ -24386,7 +24386,7 @@
             <w:pPr>
               <w:spacing w:after="20" w:before="0"/>
             </w:pPr>
-            <w:hyperlink w:history="1" r:id="rId0hz5ofvmzgw_it43j91o0">
+            <w:hyperlink w:history="1" r:id="rId4s1uzlcyetuom61yg3gqt">
               <w:r>
                 <w:rPr>
                   <w:rFonts w:ascii="Arial" w:cs="Arial" w:eastAsia="Arial" w:hAnsi="Arial"/>
@@ -24435,7 +24435,7 @@
               <w:spacing w:after="10" w:before="0"/>
               <w:ind w:left="120"/>
             </w:pPr>
-            <w:hyperlink w:history="1" r:id="rId9eq8soi7jpsgx-vfldtjh">
+            <w:hyperlink w:history="1" r:id="rId03p2hgerkpw98bqejwycp">
               <w:r>
                 <w:rPr>
                   <w:rFonts w:ascii="Arial" w:cs="Arial" w:eastAsia="Arial" w:hAnsi="Arial"/>
@@ -24513,7 +24513,7 @@
               </w:rPr>
               <w:t xml:space="preserve">Say: 'Look at our Driving Question Board. You have been adding questions since Lesson 1. Today, for the first time, we can answer the FULL journey — soil to atmosphere. Take 3 minutes. Find ONE question on the board that you can now answer. Write your answer on a GREEN sticky note and place it on the board.' After 3 minutes: 'Does anyone have a NEW question that today raised? Write it on yellow and add it.' Cold-call 3 students to read their green answers aloud. After each, ask the class: 'Do you agree? Is this a complete answer? What could make it stronger?' [WAIT 10 seconds.] Then point to the board timeline: 'Let us draw the complete journey together.' Build the arrow: Soil → Root hair (osmosis, </w:t>
             </w:r>
-            <w:del w:id="9233" w:author="Claude (AI) - proposed" w:date="2026-10-15T02:49:38Z">
+            <w:del w:id="9233" w:author="Claude (AI) - proposed" w:date="2026-10-18T00:25:54Z">
               <w:r>
                 <w:rPr>
                   <w:rFonts w:ascii="Arial" w:cs="Arial" w:eastAsia="Arial" w:hAnsi="Arial"/>
@@ -24528,7 +24528,7 @@
                 <w:delText xml:space="preserve">L2</w:delText>
               </w:r>
             </w:del>
-            <w:ins w:id="9234" w:author="Claude (AI) - proposed" w:date="2026-10-15T02:49:38Z">
+            <w:ins w:id="9234" w:author="Claude (AI) - proposed" w:date="2026-10-18T00:25:54Z">
               <w:r>
                 <w:rPr>
                   <w:rFonts w:ascii="Arial" w:cs="Arial" w:eastAsia="Arial" w:hAnsi="Arial"/>
@@ -24556,7 +24556,7 @@
               </w:rPr>
               <w:t xml:space="preserve">) → Root cortex → Xylem vessel (L3–4) → Stem xylem (L5) → Leaf xylem → Mesophyll cells → Stomata → Atmosphere (L6). Say: 'This journey — and where it fails — is the answer to our driving question. Next lesson</w:t>
             </w:r>
-            <w:del w:id="9235" w:author="Claude (AI) - proposed" w:date="2026-10-15T02:49:38Z">
+            <w:del w:id="9235" w:author="Claude (AI) - proposed" w:date="2026-10-18T00:25:54Z">
               <w:r>
                 <w:rPr>
                   <w:rFonts w:ascii="Arial" w:cs="Arial" w:eastAsia="Arial" w:hAnsi="Arial"/>
@@ -24571,7 +24571,7 @@
                 <w:delText xml:space="preserve">, we will</w:delText>
               </w:r>
             </w:del>
-            <w:ins w:id="9236" w:author="Claude (AI) - proposed" w:date="2026-10-15T02:49:38Z">
+            <w:ins w:id="9236" w:author="Claude (AI) - proposed" w:date="2026-10-18T00:25:54Z">
               <w:r>
                 <w:rPr>
                   <w:rFonts w:ascii="Arial" w:cs="Arial" w:eastAsia="Arial" w:hAnsi="Arial"/>
@@ -24721,7 +24721,7 @@
             <w:pPr>
               <w:spacing w:after="20" w:before="0"/>
             </w:pPr>
-            <w:hyperlink w:history="1" r:id="rIdvgpmxeeen4ks6anp8jwxa">
+            <w:hyperlink w:history="1" r:id="rIdtqdpdle8-vplzswe_rvol">
               <w:r>
                 <w:rPr>
                   <w:rFonts w:ascii="Arial" w:cs="Arial" w:eastAsia="Arial" w:hAnsi="Arial"/>
@@ -24754,7 +24754,7 @@
               <w:spacing w:after="10" w:before="0"/>
               <w:ind w:left="120"/>
             </w:pPr>
-            <w:hyperlink w:history="1" r:id="rIdn41lesj63vhptih-obczu">
+            <w:hyperlink w:history="1" r:id="rIdlstwgtbqmxv2rumuwpcua">
               <w:r>
                 <w:rPr>
                   <w:rFonts w:ascii="Arial" w:cs="Arial" w:eastAsia="Arial" w:hAnsi="Arial"/>
@@ -24799,7 +24799,7 @@
             <w:pPr>
               <w:spacing w:after="20" w:before="0"/>
             </w:pPr>
-            <w:hyperlink w:history="1" r:id="rId9k0gs8r6jlrxd4xumcr3a">
+            <w:hyperlink w:history="1" r:id="rIdipqogi5u1w186qodh7ljh">
               <w:r>
                 <w:rPr>
                   <w:rFonts w:ascii="Arial" w:cs="Arial" w:eastAsia="Arial" w:hAnsi="Arial"/>
@@ -24848,7 +24848,7 @@
               <w:spacing w:after="10" w:before="0"/>
               <w:ind w:left="120"/>
             </w:pPr>
-            <w:hyperlink w:history="1" r:id="rIdpuqm99hk1mepmg4qc-lsv">
+            <w:hyperlink w:history="1" r:id="rIdhvcizzw61smyu7tzmhy3p">
               <w:r>
                 <w:rPr>
                   <w:rFonts w:ascii="Arial" w:cs="Arial" w:eastAsia="Arial" w:hAnsi="Arial"/>
@@ -25046,7 +25046,7 @@
               </w:rPr>
               <w:t xml:space="preserve">Say: 'Open your transport model from Lesson 1. You are going to make it more complete than it has ever been. You have </w:t>
             </w:r>
-            <w:del w:id="9237" w:author="Claude (AI) - proposed" w:date="2026-10-15T02:49:38Z">
+            <w:del w:id="9237" w:author="Claude (AI) - proposed" w:date="2026-10-18T00:25:54Z">
               <w:r>
                 <w:rPr>
                   <w:rFonts w:ascii="Arial" w:cs="Arial" w:eastAsia="Arial" w:hAnsi="Arial"/>
@@ -25061,7 +25061,7 @@
                 <w:delText xml:space="preserve">10</w:delText>
               </w:r>
             </w:del>
-            <w:ins w:id="9238" w:author="Claude (AI) - proposed" w:date="2026-10-15T02:49:38Z">
+            <w:ins w:id="9238" w:author="Claude (AI) - proposed" w:date="2026-10-18T00:25:54Z">
               <w:r>
                 <w:rPr>
                   <w:rFonts w:ascii="Arial" w:cs="Arial" w:eastAsia="Arial" w:hAnsi="Arial"/>
@@ -25129,7 +25129,7 @@
               </w:rPr>
               <w:t xml:space="preserve">Circulate during model building. Stop at </w:t>
             </w:r>
-            <w:del w:id="9239" w:author="Claude (AI) - proposed" w:date="2026-10-15T02:49:38Z">
+            <w:del w:id="9239" w:author="Claude (AI) - proposed" w:date="2026-10-18T00:25:54Z">
               <w:r>
                 <w:rPr>
                   <w:rFonts w:ascii="Arial" w:cs="Arial" w:eastAsia="Arial" w:hAnsi="Arial"/>
@@ -25144,7 +25144,7 @@
                 <w:delText xml:space="preserve">5</w:delText>
               </w:r>
             </w:del>
-            <w:ins w:id="9240" w:author="Claude (AI) - proposed" w:date="2026-10-15T02:49:38Z">
+            <w:ins w:id="9240" w:author="Claude (AI) - proposed" w:date="2026-10-18T00:25:54Z">
               <w:r>
                 <w:rPr>
                   <w:rFonts w:ascii="Arial" w:cs="Arial" w:eastAsia="Arial" w:hAnsi="Arial"/>
@@ -25172,7 +25172,7 @@
               </w:rPr>
               <w:t xml:space="preserve"> minutes and say: 'Pause. Check — does your model show WHERE water exits the plant? If not, add that arrow now.' At </w:t>
             </w:r>
-            <w:del w:id="9241" w:author="Claude (AI) - proposed" w:date="2026-10-15T02:49:38Z">
+            <w:del w:id="9241" w:author="Claude (AI) - proposed" w:date="2026-10-18T00:25:54Z">
               <w:r>
                 <w:rPr>
                   <w:rFonts w:ascii="Arial" w:cs="Arial" w:eastAsia="Arial" w:hAnsi="Arial"/>
@@ -25187,7 +25187,7 @@
                 <w:delText xml:space="preserve">8</w:delText>
               </w:r>
             </w:del>
-            <w:ins w:id="9242" w:author="Claude (AI) - proposed" w:date="2026-10-15T02:49:38Z">
+            <w:ins w:id="9242" w:author="Claude (AI) - proposed" w:date="2026-10-18T00:25:54Z">
               <w:r>
                 <w:rPr>
                   <w:rFonts w:ascii="Arial" w:cs="Arial" w:eastAsia="Arial" w:hAnsi="Arial"/>
@@ -25215,7 +25215,7 @@
               </w:rPr>
               <w:t xml:space="preserve"> minutes: 'One more minute — make sure your Kibwezi annotation is written.' After </w:t>
             </w:r>
-            <w:del w:id="9243" w:author="Claude (AI) - proposed" w:date="2026-10-15T02:49:38Z">
+            <w:del w:id="9243" w:author="Claude (AI) - proposed" w:date="2026-10-18T00:25:54Z">
               <w:r>
                 <w:rPr>
                   <w:rFonts w:ascii="Arial" w:cs="Arial" w:eastAsia="Arial" w:hAnsi="Arial"/>
@@ -25230,7 +25230,7 @@
                 <w:delText xml:space="preserve">10</w:delText>
               </w:r>
             </w:del>
-            <w:ins w:id="9244" w:author="Claude (AI) - proposed" w:date="2026-10-15T02:49:38Z">
+            <w:ins w:id="9244" w:author="Claude (AI) - proposed" w:date="2026-10-18T00:25:54Z">
               <w:r>
                 <w:rPr>
                   <w:rFonts w:ascii="Arial" w:cs="Arial" w:eastAsia="Arial" w:hAnsi="Arial"/>
@@ -25258,7 +25258,7 @@
               </w:rPr>
               <w:t xml:space="preserve"> minutes: 'Swap with your partner. Read their model. Write one STRENGTH and one SUGGESTION on a sticky note. You have </w:t>
             </w:r>
-            <w:del w:id="9245" w:author="Claude (AI) - proposed" w:date="2026-10-15T02:49:38Z">
+            <w:del w:id="9245" w:author="Claude (AI) - proposed" w:date="2026-10-18T00:25:54Z">
               <w:r>
                 <w:rPr>
                   <w:rFonts w:ascii="Arial" w:cs="Arial" w:eastAsia="Arial" w:hAnsi="Arial"/>
@@ -25273,7 +25273,7 @@
                 <w:delText xml:space="preserve">3</w:delText>
               </w:r>
             </w:del>
-            <w:ins w:id="9246" w:author="Claude (AI) - proposed" w:date="2026-10-15T02:49:38Z">
+            <w:ins w:id="9246" w:author="Claude (AI) - proposed" w:date="2026-10-18T00:25:54Z">
               <w:r>
                 <w:rPr>
                   <w:rFonts w:ascii="Arial" w:cs="Arial" w:eastAsia="Arial" w:hAnsi="Arial"/>
@@ -25301,7 +25301,7 @@
               </w:rPr>
               <w:t xml:space="preserve"> minutes.' After peer review, cold-call 2 students: 'What was the best thing about your partner's model?' and 'What did you suggest they improve?' End with: 'Your model now shows the complete water journey. In Lesson 7, we will add the </w:t>
             </w:r>
-            <w:ins w:id="9247" w:author="Claude (AI) - proposed" w:date="2026-10-15T02:49:38Z">
+            <w:ins w:id="9247" w:author="Claude (AI) - proposed" w:date="2026-10-18T00:25:54Z">
               <w:r>
                 <w:rPr>
                   <w:rFonts w:ascii="Arial" w:cs="Arial" w:eastAsia="Arial" w:hAnsi="Arial"/>
@@ -25329,7 +25329,7 @@
               </w:rPr>
               <w:t xml:space="preserve">phloem — the food highway — </w:t>
             </w:r>
-            <w:del w:id="9248" w:author="Claude (AI) - proposed" w:date="2026-10-15T02:49:38Z">
+            <w:del w:id="9248" w:author="Claude (AI) - proposed" w:date="2026-10-18T00:25:54Z">
               <w:r>
                 <w:rPr>
                   <w:rFonts w:ascii="Arial" w:cs="Arial" w:eastAsia="Arial" w:hAnsi="Arial"/>
@@ -25344,7 +25344,7 @@
                 <w:delText xml:space="preserve">and complete the full transport</w:delText>
               </w:r>
             </w:del>
-            <w:ins w:id="9249" w:author="Claude (AI) - proposed" w:date="2026-10-15T02:49:38Z">
+            <w:ins w:id="9249" w:author="Claude (AI) - proposed" w:date="2026-10-18T00:25:54Z">
               <w:r>
                 <w:rPr>
                   <w:rFonts w:ascii="Arial" w:cs="Arial" w:eastAsia="Arial" w:hAnsi="Arial"/>
@@ -25773,7 +25773,7 @@
               </w:rPr>
               <w:t xml:space="preserve">6. DRIVING QUESTION PROGRESS: Review the DQB green sticky notes. Are students' answers becoming more mechanistic (citing stomata, transpiration rate, xylem) or are they still descriptive ('water comes out of the leaf')? This tells you how ready students are for Lesson 7's </w:t>
             </w:r>
-            <w:del w:id="9250" w:author="Claude (AI) - proposed" w:date="2026-10-15T02:49:38Z">
+            <w:del w:id="9250" w:author="Claude (AI) - proposed" w:date="2026-10-18T00:25:54Z">
               <w:r>
                 <w:rPr>
                   <w:rFonts w:ascii="Arial" w:cs="Arial" w:eastAsia="Arial" w:hAnsi="Arial"/>
@@ -25788,7 +25788,7 @@
                 <w:delText xml:space="preserve">phloem and pressure-flow</w:delText>
               </w:r>
             </w:del>
-            <w:ins w:id="9251" w:author="Claude (AI) - proposed" w:date="2026-10-15T02:49:38Z">
+            <w:ins w:id="9251" w:author="Claude (AI) - proposed" w:date="2026-10-18T00:25:54Z">
               <w:r>
                 <w:rPr>
                   <w:rFonts w:ascii="Arial" w:cs="Arial" w:eastAsia="Arial" w:hAnsi="Arial"/>
@@ -26102,7 +26102,7 @@
         </w:rPr>
         <w:t xml:space="preserve">© 2026 SeaVuria and ARES. Aligned with KICD objectives. Developed by SeaVuria; technical implementation by ARES (with AI assistance from Claude). Licensed under </w:t>
       </w:r>
-      <w:hyperlink w:history="1" r:id="rId3vzpoezxp3b7mxwmrkcfi">
+      <w:hyperlink w:history="1" r:id="rIdqgnywyfdongujw14ne6wj">
         <w:r>
           <w:rPr>
             <w:rFonts w:ascii="Arial" w:cs="Arial" w:eastAsia="Arial" w:hAnsi="Arial"/>
@@ -26123,7 +26123,7 @@
         </w:rPr>
         <w:t xml:space="preserve"> (</w:t>
       </w:r>
-      <w:hyperlink w:history="1" r:id="rIdglvvkhwrwhc5luc-9xo-h">
+      <w:hyperlink w:history="1" r:id="rIdenvuna-e2kswpshyazo4u">
         <w:r>
           <w:rPr>
             <w:rFonts w:ascii="Arial" w:cs="Arial" w:eastAsia="Arial" w:hAnsi="Arial"/>
@@ -26631,10 +26631,10 @@
               <w:spacing w:after="40" w:before="0"/>
               <w:jc w:val="left"/>
               <w:rPr>
-                <w:ins w:id="9253" w:author="Claude (AI) - proposed" w:date="2026-10-15T02:49:38Z"/>
-              </w:rPr>
-            </w:pPr>
-            <w:ins w:id="9252" w:author="Claude (AI) - proposed" w:date="2026-10-15T02:49:38Z">
+                <w:ins w:id="9253" w:author="Claude (AI) - proposed" w:date="2026-10-18T00:25:54Z"/>
+              </w:rPr>
+            </w:pPr>
+            <w:ins w:id="9252" w:author="Claude (AI) - proposed" w:date="2026-10-18T00:25:54Z">
               <w:r>
                 <w:rPr>
                   <w:rFonts w:ascii="Arial" w:cs="Arial" w:eastAsia="Arial" w:hAnsi="Arial"/>
@@ -26656,10 +26656,10 @@
               <w:spacing w:after="40" w:before="0"/>
               <w:jc w:val="left"/>
               <w:rPr>
-                <w:del w:id="9255" w:author="Claude (AI) - proposed" w:date="2026-10-15T02:49:38Z"/>
-              </w:rPr>
-            </w:pPr>
-            <w:del w:id="9254" w:author="Claude (AI) - proposed" w:date="2026-10-15T02:49:38Z">
+                <w:del w:id="9255" w:author="Claude (AI) - proposed" w:date="2026-10-18T00:25:54Z"/>
+              </w:rPr>
+            </w:pPr>
+            <w:del w:id="9254" w:author="Claude (AI) - proposed" w:date="2026-10-18T00:25:54Z">
               <w:r>
                 <w:rPr>
                   <w:rFonts w:ascii="Arial" w:cs="Arial" w:eastAsia="Arial" w:hAnsi="Arial"/>
@@ -26742,7 +26742,7 @@
               </w:rPr>
               <w:t xml:space="preserve">This is Lesson 7 of 8 in the evidence-gathering sequence. Students now have prior knowledge of xylem structure (</w:t>
             </w:r>
-            <w:del w:id="9256" w:author="Claude (AI) - proposed" w:date="2026-10-15T02:49:38Z">
+            <w:del w:id="9256" w:author="Claude (AI) - proposed" w:date="2026-10-18T00:25:54Z">
               <w:r>
                 <w:rPr>
                   <w:rFonts w:ascii="Arial" w:cs="Arial" w:eastAsia="Arial" w:hAnsi="Arial"/>
@@ -26757,7 +26757,7 @@
                 <w:delText xml:space="preserve">Lesson 4</w:delText>
               </w:r>
             </w:del>
-            <w:ins w:id="9257" w:author="Claude (AI) - proposed" w:date="2026-10-15T02:49:38Z">
+            <w:ins w:id="9257" w:author="Claude (AI) - proposed" w:date="2026-10-18T00:25:54Z">
               <w:r>
                 <w:rPr>
                   <w:rFonts w:ascii="Arial" w:cs="Arial" w:eastAsia="Arial" w:hAnsi="Arial"/>
@@ -26785,7 +26785,7 @@
               </w:rPr>
               <w:t xml:space="preserve">), osmosis and root hair absorption (Lesson </w:t>
             </w:r>
-            <w:del w:id="9258" w:author="Claude (AI) - proposed" w:date="2026-10-15T02:49:38Z">
+            <w:del w:id="9258" w:author="Claude (AI) - proposed" w:date="2026-10-18T00:25:54Z">
               <w:r>
                 <w:rPr>
                   <w:rFonts w:ascii="Arial" w:cs="Arial" w:eastAsia="Arial" w:hAnsi="Arial"/>
@@ -26800,7 +26800,7 @@
                 <w:delText xml:space="preserve">5</w:delText>
               </w:r>
             </w:del>
-            <w:ins w:id="9259" w:author="Claude (AI) - proposed" w:date="2026-10-15T02:49:38Z">
+            <w:ins w:id="9259" w:author="Claude (AI) - proposed" w:date="2026-10-18T00:25:54Z">
               <w:r>
                 <w:rPr>
                   <w:rFonts w:ascii="Arial" w:cs="Arial" w:eastAsia="Arial" w:hAnsi="Arial"/>
@@ -26991,7 +26991,7 @@
               </w:rPr>
               <w:t xml:space="preserve">Students use an improvised potometer — assembled from a freshly cut leafy stem (</w:t>
             </w:r>
-            <w:del w:id="9260" w:author="Claude (AI) - proposed" w:date="2026-10-15T02:49:38Z">
+            <w:del w:id="9260" w:author="Claude (AI) - proposed" w:date="2026-10-18T00:25:54Z">
               <w:r>
                 <w:rPr>
                   <w:rFonts w:ascii="Arial" w:cs="Arial" w:eastAsia="Arial" w:hAnsi="Arial"/>
@@ -27006,7 +27006,7 @@
                 <w:delText xml:space="preserve">e.g., a sprig of bougainvillea or a succulent herb available locally</w:delText>
               </w:r>
             </w:del>
-            <w:ins w:id="9261" w:author="Claude (AI) - proposed" w:date="2026-10-15T02:49:38Z">
+            <w:ins w:id="9261" w:author="Claude (AI) - proposed" w:date="2026-10-18T00:25:54Z">
               <w:r>
                 <w:rPr>
                   <w:rFonts w:ascii="Arial" w:cs="Arial" w:eastAsia="Arial" w:hAnsi="Arial"/>
@@ -27322,7 +27322,7 @@
             <w:pPr>
               <w:spacing w:after="20" w:before="0"/>
             </w:pPr>
-            <w:hyperlink w:history="1" r:id="rId1dx-vxfoxgoampsocaqax">
+            <w:hyperlink w:history="1" r:id="rIds8iqne9cs8tfnimejj3qt">
               <w:r>
                 <w:rPr>
                   <w:rFonts w:ascii="Arial" w:cs="Arial" w:eastAsia="Arial" w:hAnsi="Arial"/>
@@ -27371,7 +27371,7 @@
               <w:spacing w:after="10" w:before="0"/>
               <w:ind w:left="120"/>
             </w:pPr>
-            <w:hyperlink w:history="1" r:id="rIdlq4nrlxfntjhor6gac-rx">
+            <w:hyperlink w:history="1" r:id="rIdczppcfj5tlbdglzxzt1sh">
               <w:r>
                 <w:rPr>
                   <w:rFonts w:ascii="Arial" w:cs="Arial" w:eastAsia="Arial" w:hAnsi="Arial"/>
@@ -27433,7 +27433,7 @@
               <w:spacing w:after="10" w:before="0"/>
               <w:ind w:left="120"/>
             </w:pPr>
-            <w:hyperlink w:history="1" r:id="rId_fuoejvuat6hty-4lng1i">
+            <w:hyperlink w:history="1" r:id="rId7ctrbtjbpefmzlgk9srzn">
               <w:r>
                 <w:rPr>
                   <w:rFonts w:ascii="Arial" w:cs="Arial" w:eastAsia="Arial" w:hAnsi="Arial"/>
@@ -27592,7 +27592,7 @@
               </w:rPr>
               <w:t xml:space="preserve">Teacher scans written predictions while circulating during individual writing time. Observable indicators of prior learning: (a) students reference osmosis or root pressure as a 'push' force (from Lesson </w:t>
             </w:r>
-            <w:del w:id="9262" w:author="Claude (AI) - proposed" w:date="2026-10-15T02:49:38Z">
+            <w:del w:id="9262" w:author="Claude (AI) - proposed" w:date="2026-10-18T00:25:54Z">
               <w:r>
                 <w:rPr>
                   <w:rFonts w:ascii="Arial" w:cs="Arial" w:eastAsia="Arial" w:hAnsi="Arial"/>
@@ -27607,7 +27607,7 @@
                 <w:delText xml:space="preserve">5</w:delText>
               </w:r>
             </w:del>
-            <w:ins w:id="9263" w:author="Claude (AI) - proposed" w:date="2026-10-15T02:49:38Z">
+            <w:ins w:id="9263" w:author="Claude (AI) - proposed" w:date="2026-10-18T00:25:54Z">
               <w:r>
                 <w:rPr>
                   <w:rFonts w:ascii="Arial" w:cs="Arial" w:eastAsia="Arial" w:hAnsi="Arial"/>
@@ -27691,7 +27691,7 @@
             <w:pPr>
               <w:spacing w:after="20" w:before="0"/>
             </w:pPr>
-            <w:hyperlink w:history="1" r:id="rIdewrf3ciyzzbpzg06tujs4">
+            <w:hyperlink w:history="1" r:id="rId9cpu1puindkvpwc1c-j2a">
               <w:r>
                 <w:rPr>
                   <w:rFonts w:ascii="Arial" w:cs="Arial" w:eastAsia="Arial" w:hAnsi="Arial"/>
@@ -27740,7 +27740,7 @@
               <w:spacing w:after="10" w:before="0"/>
               <w:ind w:left="120"/>
             </w:pPr>
-            <w:hyperlink w:history="1" r:id="rIdrkpql1o8k_k6mxdto-sio">
+            <w:hyperlink w:history="1" r:id="rIdjar5iy3qdqgakhhtspfi_">
               <w:r>
                 <w:rPr>
                   <w:rFonts w:ascii="Arial" w:cs="Arial" w:eastAsia="Arial" w:hAnsi="Arial"/>
@@ -27802,7 +27802,7 @@
               <w:spacing w:after="10" w:before="0"/>
               <w:ind w:left="120"/>
             </w:pPr>
-            <w:hyperlink w:history="1" r:id="rId2nlt9rh8xsdcxxwrzgexm">
+            <w:hyperlink w:history="1" r:id="rId3wxnxytiisoebidwpf0uj">
               <w:r>
                 <w:rPr>
                   <w:rFonts w:ascii="Arial" w:cs="Arial" w:eastAsia="Arial" w:hAnsi="Arial"/>
@@ -27862,7 +27862,7 @@
               </w:rPr>
               <w:t xml:space="preserve">Groups of 4 receive a pre-assembled improvised potometer: a freshly cut leafy </w:t>
             </w:r>
-            <w:del w:id="9264" w:author="Claude (AI) - proposed" w:date="2026-10-15T02:49:38Z">
+            <w:del w:id="9264" w:author="Claude (AI) - proposed" w:date="2026-10-18T00:25:54Z">
               <w:r>
                 <w:rPr>
                   <w:rFonts w:ascii="Arial" w:cs="Arial" w:eastAsia="Arial" w:hAnsi="Arial"/>
@@ -27877,7 +27877,7 @@
                 <w:delText xml:space="preserve">stem (bougainvillea sprig or locally available herb</w:delText>
               </w:r>
             </w:del>
-            <w:ins w:id="9265" w:author="Claude (AI) - proposed" w:date="2026-10-15T02:49:38Z">
+            <w:ins w:id="9265" w:author="Claude (AI) - proposed" w:date="2026-10-18T00:25:54Z">
               <w:r>
                 <w:rPr>
                   <w:rFonts w:ascii="Arial" w:cs="Arial" w:eastAsia="Arial" w:hAnsi="Arial"/>
@@ -27905,7 +27905,7 @@
               </w:rPr>
               <w:t xml:space="preserve">) inserted into rubber tubing connected to a calibrated capillary tube (marked in mm with a permanent marker and ruler), with the open end of the capillary tube submerged in a small beaker of water. An air bubble is introduced into the capillary tube by briefly lifting the tube out of the water. Students observe the air bubble move as the stem takes up water. Each group tests TWO of the four conditions (conditions are distributed across groups so the whole class generates a full dataset): Condition A — Control (still air, no additional heat); Condition B — Fan or student blowing gently on the leaves for 2 minutes (simulates Kibwezi afternoon wind); Condition C — Desk lamp directed at leaves from 15 cm (simulates intense afternoon sun); Condition D — Petroleum jelly applied </w:t>
             </w:r>
-            <w:del w:id="9266" w:author="Claude (AI) - proposed" w:date="2026-10-15T02:49:38Z">
+            <w:del w:id="9266" w:author="Claude (AI) - proposed" w:date="2026-10-18T00:25:54Z">
               <w:r>
                 <w:rPr>
                   <w:rFonts w:ascii="Arial" w:cs="Arial" w:eastAsia="Arial" w:hAnsi="Arial"/>
@@ -27920,7 +27920,7 @@
                 <w:delText xml:space="preserve">to the upper surface</w:delText>
               </w:r>
             </w:del>
-            <w:ins w:id="9267" w:author="Claude (AI) - proposed" w:date="2026-10-15T02:49:38Z">
+            <w:ins w:id="9267" w:author="Claude (AI) - proposed" w:date="2026-10-18T00:25:54Z">
               <w:r>
                 <w:rPr>
                   <w:rFonts w:ascii="Arial" w:cs="Arial" w:eastAsia="Arial" w:hAnsi="Arial"/>
@@ -27948,7 +27948,7 @@
               </w:rPr>
               <w:t xml:space="preserve"> of all leaves</w:t>
             </w:r>
-            <w:ins w:id="9268" w:author="Claude (AI) - proposed" w:date="2026-10-15T02:49:38Z">
+            <w:ins w:id="9268" w:author="Claude (AI) - proposed" w:date="2026-10-18T00:25:54Z">
               <w:r>
                 <w:rPr>
                   <w:rFonts w:ascii="Arial" w:cs="Arial" w:eastAsia="Arial" w:hAnsi="Arial"/>
@@ -28009,7 +28009,7 @@
               </w:rPr>
               <w:t xml:space="preserve">1. Before distributing equipment, demonstrate the potometer setup to the whole class (3 minutes). Say verbatim: 'Watch how the air bubble moves — that bubble is your measurement tool. The faster it moves toward the stem, the faster the stem is taking up water. This is your evidence.' 2. Distribute equipment to groups. Say: 'You have </w:t>
             </w:r>
-            <w:del w:id="9269" w:author="Claude (AI) - proposed" w:date="2026-10-15T02:49:38Z">
+            <w:del w:id="9269" w:author="Claude (AI) - proposed" w:date="2026-10-18T00:25:54Z">
               <w:r>
                 <w:rPr>
                   <w:rFonts w:ascii="Arial" w:cs="Arial" w:eastAsia="Arial" w:hAnsi="Arial"/>
@@ -28024,7 +28024,7 @@
                 <w:delText xml:space="preserve">20</w:delText>
               </w:r>
             </w:del>
-            <w:ins w:id="9270" w:author="Claude (AI) - proposed" w:date="2026-10-15T02:49:38Z">
+            <w:ins w:id="9270" w:author="Claude (AI) - proposed" w:date="2026-10-18T00:25:54Z">
               <w:r>
                 <w:rPr>
                   <w:rFonts w:ascii="Arial" w:cs="Arial" w:eastAsia="Arial" w:hAnsi="Arial"/>
@@ -28052,7 +28052,7 @@
               </w:rPr>
               <w:t xml:space="preserve"> minutes. Your first job is to get a stable bubble and record your control reading. Do NOT apply the lamp or fan until you have your control data.' 3. Circulate every 3–4 minutes. At each group, crouch to eye level and ask one specific question: (a) 'What is your bubble doing right now — is that what you predicted?' (b) 'How are you making sure your reading is fair? What are you keeping the same?' (c) 'If the bubble is moving faster, what does that MEAN for water uptake?' 4. At the </w:t>
             </w:r>
-            <w:del w:id="9271" w:author="Claude (AI) - proposed" w:date="2026-10-15T02:49:38Z">
+            <w:del w:id="9271" w:author="Claude (AI) - proposed" w:date="2026-10-18T00:25:54Z">
               <w:r>
                 <w:rPr>
                   <w:rFonts w:ascii="Arial" w:cs="Arial" w:eastAsia="Arial" w:hAnsi="Arial"/>
@@ -28067,7 +28067,7 @@
                 <w:delText xml:space="preserve">18</w:delText>
               </w:r>
             </w:del>
-            <w:ins w:id="9272" w:author="Claude (AI) - proposed" w:date="2026-10-15T02:49:38Z">
+            <w:ins w:id="9272" w:author="Claude (AI) - proposed" w:date="2026-10-18T00:25:54Z">
               <w:r>
                 <w:rPr>
                   <w:rFonts w:ascii="Arial" w:cs="Arial" w:eastAsia="Arial" w:hAnsi="Arial"/>
@@ -28095,7 +28095,7 @@
               </w:rPr>
               <w:t xml:space="preserve">-minute mark, say: 'Two minutes to finish your last reading and calculate your average rate. Rate = total distance divided by total time.' 5. Invite one representative from each condition group to write their average rate on the class board. Give WAIT TIME of 10 seconds after all four values are posted, then ask: 'Before I say anything — what pattern do you notice in these four numbers? Write one sentence in your notebook.' Cold-call 3 students (not volunteers). 6. Say: 'Now draw your bar graph using the class data. X-axis: the four conditions. Y-axis: water uptake rate in mm/min. Title: Water Uptake Rate Under Different Conditions — Kibwezi Investigation.' Allow </w:t>
             </w:r>
-            <w:del w:id="9273" w:author="Claude (AI) - proposed" w:date="2026-10-15T02:49:38Z">
+            <w:del w:id="9273" w:author="Claude (AI) - proposed" w:date="2026-10-18T00:25:54Z">
               <w:r>
                 <w:rPr>
                   <w:rFonts w:ascii="Arial" w:cs="Arial" w:eastAsia="Arial" w:hAnsi="Arial"/>
@@ -28110,7 +28110,7 @@
                 <w:delText xml:space="preserve">8</w:delText>
               </w:r>
             </w:del>
-            <w:ins w:id="9274" w:author="Claude (AI) - proposed" w:date="2026-10-15T02:49:38Z">
+            <w:ins w:id="9274" w:author="Claude (AI) - proposed" w:date="2026-10-18T00:25:54Z">
               <w:r>
                 <w:rPr>
                   <w:rFonts w:ascii="Arial" w:cs="Arial" w:eastAsia="Arial" w:hAnsi="Arial"/>
@@ -28260,7 +28260,7 @@
             <w:pPr>
               <w:spacing w:after="20" w:before="0"/>
             </w:pPr>
-            <w:hyperlink w:history="1" r:id="rIdmunuly9myhsyah71-tg5d">
+            <w:hyperlink w:history="1" r:id="rIdj97i88ounpmnlxwg8fh1t">
               <w:r>
                 <w:rPr>
                   <w:rFonts w:ascii="Arial" w:cs="Arial" w:eastAsia="Arial" w:hAnsi="Arial"/>
@@ -28309,7 +28309,7 @@
               <w:spacing w:after="10" w:before="0"/>
               <w:ind w:left="120"/>
             </w:pPr>
-            <w:hyperlink w:history="1" r:id="rId0idecrhmn3hwrlfobzmxq">
+            <w:hyperlink w:history="1" r:id="rIdu9wqurfxqvjr9nsi4wvns">
               <w:r>
                 <w:rPr>
                   <w:rFonts w:ascii="Arial" w:cs="Arial" w:eastAsia="Arial" w:hAnsi="Arial"/>
@@ -28371,7 +28371,7 @@
               <w:spacing w:after="10" w:before="0"/>
               <w:ind w:left="120"/>
             </w:pPr>
-            <w:hyperlink w:history="1" r:id="rIdrth7dqtiwnuhlxezfe8lx">
+            <w:hyperlink w:history="1" r:id="rIdb-mfkvk63jblcw4hiw7vd">
               <w:r>
                 <w:rPr>
                   <w:rFonts w:ascii="Arial" w:cs="Arial" w:eastAsia="Arial" w:hAnsi="Arial"/>
@@ -28431,7 +28431,7 @@
               </w:rPr>
               <w:t xml:space="preserve">Using their potometer data, students apply the CLAIM–EVIDENCE–REASONING (CER) framework to construct a written explanation. The teacher first provides a short guided explanation (10 minutes) of the cohesion-tension mechanism using a drawn diagram: (1) Water evaporates from the mesophyll cells through stomata (transpiration); (2) This lowers water potential in the leaf, pulling water from adjacent xylem cells; (3) Because water molecules COHERE (stick together via hydrogen bonds), the entire water column in the xylem is pulled upward like a chain; (4) This creates TENSION in the xylem — a negative pressure; (5) At the root end, water enters by osmosis from the soil, replenishing the column. Teacher also briefly explains ROOT PRESSURE: at night or in moist conditions, active uptake of mineral ions into root cells lowers the water potential of root cells, drawing water in by osmosis, which can push water upward (evidenced by guttation). </w:t>
             </w:r>
-            <w:ins w:id="9275" w:author="Claude (AI) - proposed" w:date="2026-10-15T02:49:38Z">
+            <w:ins w:id="9275" w:author="Claude (AI) - proposed" w:date="2026-10-18T00:25:54Z">
               <w:r>
                 <w:rPr>
                   <w:rFonts w:ascii="Arial" w:cs="Arial" w:eastAsia="Arial" w:hAnsi="Arial"/>
@@ -28492,7 +28492,7 @@
               </w:rPr>
               <w:t xml:space="preserve">1. Say: 'Put your graphs in front of you — we are going to BUILD an explanation together using your data and some new vocabulary.' Draw the cohesion-tension diagram live on the board (do not use a pre-drawn poster — drawing it step-by-step slows the explanation to student thinking speed). 2. At each step of the diagram, PAUSE and ask a specific question: (a) After drawing stomata: 'From Lesson 6, what opens the stomata at 2 pm on a hot Kibwezi afternoon? Give me the word.' WAIT 10 seconds. Cold-call 1 student. (b) After drawing the water column: 'If water is evaporating from the top of this chain, what happens to the chain? Think about pulling a string from one end.' WAIT 12 seconds. Cold-call 2 students. (c) After drawing root entry: 'What process from Lesson </w:t>
             </w:r>
-            <w:del w:id="9276" w:author="Claude (AI) - proposed" w:date="2026-10-15T02:49:38Z">
+            <w:del w:id="9276" w:author="Claude (AI) - proposed" w:date="2026-10-18T00:25:54Z">
               <w:r>
                 <w:rPr>
                   <w:rFonts w:ascii="Arial" w:cs="Arial" w:eastAsia="Arial" w:hAnsi="Arial"/>
@@ -28507,7 +28507,7 @@
                 <w:delText xml:space="preserve">5</w:delText>
               </w:r>
             </w:del>
-            <w:ins w:id="9277" w:author="Claude (AI) - proposed" w:date="2026-10-15T02:49:38Z">
+            <w:ins w:id="9277" w:author="Claude (AI) - proposed" w:date="2026-10-18T00:25:54Z">
               <w:r>
                 <w:rPr>
                   <w:rFonts w:ascii="Arial" w:cs="Arial" w:eastAsia="Arial" w:hAnsi="Arial"/>
@@ -28535,7 +28535,7 @@
               </w:rPr>
               <w:t xml:space="preserve"> gets water INTO the root hair cell from the soil? Say the word.' WAIT 10 seconds. Cold-call 1 student. 3. Introduce the words COHESION and TENSION with a physical analogy: 'Imagine the water molecules in the xylem are like the students in this class holding hands in a line. If the student at the front is pulled forward, the whole line moves — that is cohesion-tension. The force doing the pulling is transpiration at the leaf.' </w:t>
             </w:r>
-            <w:ins w:id="9278" w:author="Claude (AI) - proposed" w:date="2026-10-15T02:49:38Z">
+            <w:ins w:id="9278" w:author="Claude (AI) - proposed" w:date="2026-10-18T00:25:54Z">
               <w:r>
                 <w:rPr>
                   <w:rFonts w:ascii="Arial" w:cs="Arial" w:eastAsia="Arial" w:hAnsi="Arial"/>
@@ -28563,7 +28563,7 @@
               </w:rPr>
               <w:t xml:space="preserve">4. Say: 'Now write your CER. You have </w:t>
             </w:r>
-            <w:del w:id="9279" w:author="Claude (AI) - proposed" w:date="2026-10-15T02:49:38Z">
+            <w:del w:id="9279" w:author="Claude (AI) - proposed" w:date="2026-10-18T00:25:54Z">
               <w:r>
                 <w:rPr>
                   <w:rFonts w:ascii="Arial" w:cs="Arial" w:eastAsia="Arial" w:hAnsi="Arial"/>
@@ -28578,7 +28578,7 @@
                 <w:delText xml:space="preserve">10</w:delText>
               </w:r>
             </w:del>
-            <w:ins w:id="9280" w:author="Claude (AI) - proposed" w:date="2026-10-15T02:49:38Z">
+            <w:ins w:id="9280" w:author="Claude (AI) - proposed" w:date="2026-10-18T00:25:54Z">
               <w:r>
                 <w:rPr>
                   <w:rFonts w:ascii="Arial" w:cs="Arial" w:eastAsia="Arial" w:hAnsi="Arial"/>
@@ -28606,7 +28606,7 @@
               </w:rPr>
               <w:t xml:space="preserve"> minutes. Your CLAIM must start: Water moves up the xylem because… Your EVIDENCE must include at least TWO numbers from your potometer data. Your REASONING must use the words: cohesion, tension, transpiration, and water potential.' 5. After CER writing, say: 'Read your partner's REASONING section only. Use this stem: Your reasoning would be stronger if you explained WHY [blank] increased the rate…' Give </w:t>
             </w:r>
-            <w:del w:id="9281" w:author="Claude (AI) - proposed" w:date="2026-10-15T02:49:38Z">
+            <w:del w:id="9281" w:author="Claude (AI) - proposed" w:date="2026-10-18T00:25:54Z">
               <w:r>
                 <w:rPr>
                   <w:rFonts w:ascii="Arial" w:cs="Arial" w:eastAsia="Arial" w:hAnsi="Arial"/>
@@ -28621,7 +28621,7 @@
                 <w:delText xml:space="preserve">4</w:delText>
               </w:r>
             </w:del>
-            <w:ins w:id="9282" w:author="Claude (AI) - proposed" w:date="2026-10-15T02:49:38Z">
+            <w:ins w:id="9282" w:author="Claude (AI) - proposed" w:date="2026-10-18T00:25:54Z">
               <w:r>
                 <w:rPr>
                   <w:rFonts w:ascii="Arial" w:cs="Arial" w:eastAsia="Arial" w:hAnsi="Arial"/>
@@ -28771,7 +28771,7 @@
             <w:pPr>
               <w:spacing w:after="20" w:before="0"/>
             </w:pPr>
-            <w:hyperlink w:history="1" r:id="rIdj-onag2gu1fzfggvhoa-u">
+            <w:hyperlink w:history="1" r:id="rIdpgx9g3wwk7qcbvgoh0u_i">
               <w:r>
                 <w:rPr>
                   <w:rFonts w:ascii="Arial" w:cs="Arial" w:eastAsia="Arial" w:hAnsi="Arial"/>
@@ -28820,7 +28820,7 @@
               <w:spacing w:after="10" w:before="0"/>
               <w:ind w:left="120"/>
             </w:pPr>
-            <w:hyperlink w:history="1" r:id="rIdu-uhbmmnltwh8p8gecw0t">
+            <w:hyperlink w:history="1" r:id="rIdjf94gvbm1x-swuvi7r_7j">
               <w:r>
                 <w:rPr>
                   <w:rFonts w:ascii="Arial" w:cs="Arial" w:eastAsia="Arial" w:hAnsi="Arial"/>
@@ -28882,7 +28882,7 @@
               <w:spacing w:after="10" w:before="0"/>
               <w:ind w:left="120"/>
             </w:pPr>
-            <w:hyperlink w:history="1" r:id="rIdzabzhh81nelvio4kb3rz_">
+            <w:hyperlink w:history="1" r:id="rIdltro2xil1xhjlzuowbw4g">
               <w:r>
                 <w:rPr>
                   <w:rFonts w:ascii="Arial" w:cs="Arial" w:eastAsia="Arial" w:hAnsi="Arial"/>
@@ -28942,7 +28942,7 @@
               </w:rPr>
               <w:t xml:space="preserve">Students return to the class Driving Question Board, which has been accumulating questions and evidence cards since Lesson 1. Each student is given one sticky note and asked to respond to the specific question: 'Why does the Kibwezi maize wilt even when the farmer has already watered the soil?' Students write their answer in 2–3 sentences, explicitly using the evidence from today's potometer investigation and the cohesion-tension mechanism. Students post their sticky notes on the DQB under the heading 'LESSON 7 ANSWER: Rate of Transpiration vs. Rate of Absorption.' The teacher then facilitates a </w:t>
             </w:r>
-            <w:del w:id="9283" w:author="Claude (AI) - proposed" w:date="2026-10-15T02:49:38Z">
+            <w:del w:id="9283" w:author="Claude (AI) - proposed" w:date="2026-10-18T00:25:54Z">
               <w:r>
                 <w:rPr>
                   <w:rFonts w:ascii="Arial" w:cs="Arial" w:eastAsia="Arial" w:hAnsi="Arial"/>
@@ -28957,7 +28957,7 @@
                 <w:delText xml:space="preserve">5</w:delText>
               </w:r>
             </w:del>
-            <w:ins w:id="9284" w:author="Claude (AI) - proposed" w:date="2026-10-15T02:49:38Z">
+            <w:ins w:id="9284" w:author="Claude (AI) - proposed" w:date="2026-10-18T00:25:54Z">
               <w:r>
                 <w:rPr>
                   <w:rFonts w:ascii="Arial" w:cs="Arial" w:eastAsia="Arial" w:hAnsi="Arial"/>
@@ -29018,7 +29018,7 @@
               </w:rPr>
               <w:t xml:space="preserve">1. Distribute one sticky note per student. Say verbatim: 'You have been investigating this question since Lesson 1 — why does the Kibwezi maize wilt even after watering? Today you have real data. Write your best answer in 2–3 sentences on this sticky note. You must include: (a) the word TRANSPIRATION, (b) the word ABSORPTION, and (c) at least one number from your potometer data.' Give </w:t>
             </w:r>
-            <w:del w:id="9285" w:author="Claude (AI) - proposed" w:date="2026-10-15T02:49:38Z">
+            <w:del w:id="9285" w:author="Claude (AI) - proposed" w:date="2026-10-18T00:25:54Z">
               <w:r>
                 <w:rPr>
                   <w:rFonts w:ascii="Arial" w:cs="Arial" w:eastAsia="Arial" w:hAnsi="Arial"/>
@@ -29033,7 +29033,7 @@
                 <w:delText xml:space="preserve">4</w:delText>
               </w:r>
             </w:del>
-            <w:ins w:id="9286" w:author="Claude (AI) - proposed" w:date="2026-10-15T02:49:38Z">
+            <w:ins w:id="9286" w:author="Claude (AI) - proposed" w:date="2026-10-18T00:25:54Z">
               <w:r>
                 <w:rPr>
                   <w:rFonts w:ascii="Arial" w:cs="Arial" w:eastAsia="Arial" w:hAnsi="Arial"/>
@@ -29061,7 +29061,7 @@
               </w:rPr>
               <w:t xml:space="preserve"> minutes of individual writing time. 2. Say: 'Post your note on the DQB under Lesson 7. Then do a silent gallery walk — read at least 4 notes that are NOT yours. In your notebook, write down one answer that is BETTER or MORE COMPLETE than yours, and explain why.' Give </w:t>
             </w:r>
-            <w:del w:id="9287" w:author="Claude (AI) - proposed" w:date="2026-10-15T02:49:38Z">
+            <w:del w:id="9287" w:author="Claude (AI) - proposed" w:date="2026-10-18T00:25:54Z">
               <w:r>
                 <w:rPr>
                   <w:rFonts w:ascii="Arial" w:cs="Arial" w:eastAsia="Arial" w:hAnsi="Arial"/>
@@ -29076,7 +29076,7 @@
                 <w:delText xml:space="preserve">5</w:delText>
               </w:r>
             </w:del>
-            <w:ins w:id="9288" w:author="Claude (AI) - proposed" w:date="2026-10-15T02:49:38Z">
+            <w:ins w:id="9288" w:author="Claude (AI) - proposed" w:date="2026-10-18T00:25:54Z">
               <w:r>
                 <w:rPr>
                   <w:rFonts w:ascii="Arial" w:cs="Arial" w:eastAsia="Arial" w:hAnsi="Arial"/>
@@ -29104,7 +29104,7 @@
               </w:rPr>
               <w:t xml:space="preserve"> minutes for the gallery walk. 3. Return to the front. Point to the DQB and narrate: 'In </w:t>
             </w:r>
-            <w:del w:id="9289" w:author="Claude (AI) - proposed" w:date="2026-10-15T02:49:38Z">
+            <w:del w:id="9289" w:author="Claude (AI) - proposed" w:date="2026-10-18T00:25:54Z">
               <w:r>
                 <w:rPr>
                   <w:rFonts w:ascii="Arial" w:cs="Arial" w:eastAsia="Arial" w:hAnsi="Arial"/>
@@ -29119,7 +29119,7 @@
                 <w:delText xml:space="preserve">Lesson 4</w:delText>
               </w:r>
             </w:del>
-            <w:ins w:id="9290" w:author="Claude (AI) - proposed" w:date="2026-10-15T02:49:38Z">
+            <w:ins w:id="9290" w:author="Claude (AI) - proposed" w:date="2026-10-18T00:25:54Z">
               <w:r>
                 <w:rPr>
                   <w:rFonts w:ascii="Arial" w:cs="Arial" w:eastAsia="Arial" w:hAnsi="Arial"/>
@@ -29147,7 +29147,7 @@
               </w:rPr>
               <w:t xml:space="preserve">, we learned that xylem vessels are the pipelines. In Lesson </w:t>
             </w:r>
-            <w:del w:id="9291" w:author="Claude (AI) - proposed" w:date="2026-10-15T02:49:38Z">
+            <w:del w:id="9291" w:author="Claude (AI) - proposed" w:date="2026-10-18T00:25:54Z">
               <w:r>
                 <w:rPr>
                   <w:rFonts w:ascii="Arial" w:cs="Arial" w:eastAsia="Arial" w:hAnsi="Arial"/>
@@ -29162,7 +29162,7 @@
                 <w:delText xml:space="preserve">5</w:delText>
               </w:r>
             </w:del>
-            <w:ins w:id="9292" w:author="Claude (AI) - proposed" w:date="2026-10-15T02:49:38Z">
+            <w:ins w:id="9292" w:author="Claude (AI) - proposed" w:date="2026-10-18T00:25:54Z">
               <w:r>
                 <w:rPr>
                   <w:rFonts w:ascii="Arial" w:cs="Arial" w:eastAsia="Arial" w:hAnsi="Arial"/>
@@ -29312,7 +29312,7 @@
             <w:pPr>
               <w:spacing w:after="20" w:before="0"/>
             </w:pPr>
-            <w:hyperlink w:history="1" r:id="rIdjjylsvc2ke8yzoww1njci">
+            <w:hyperlink w:history="1" r:id="rIdrdwuvjq7bwks9oai4gkcm">
               <w:r>
                 <w:rPr>
                   <w:rFonts w:ascii="Arial" w:cs="Arial" w:eastAsia="Arial" w:hAnsi="Arial"/>
@@ -29361,7 +29361,7 @@
               <w:spacing w:after="10" w:before="0"/>
               <w:ind w:left="120"/>
             </w:pPr>
-            <w:hyperlink w:history="1" r:id="rIdai71-4cttknp06rf-amkf">
+            <w:hyperlink w:history="1" r:id="rIdup_v1knchxmrrmlkamw0e">
               <w:r>
                 <w:rPr>
                   <w:rFonts w:ascii="Arial" w:cs="Arial" w:eastAsia="Arial" w:hAnsi="Arial"/>
@@ -29423,7 +29423,7 @@
               <w:spacing w:after="10" w:before="0"/>
               <w:ind w:left="120"/>
             </w:pPr>
-            <w:hyperlink w:history="1" r:id="rId92owuny7ho4tpbhn7jlog">
+            <w:hyperlink w:history="1" r:id="rIdv-1lc0zadngt_hxs3cazc">
               <w:r>
                 <w:rPr>
                   <w:rFonts w:ascii="Arial" w:cs="Arial" w:eastAsia="Arial" w:hAnsi="Arial"/>
@@ -29516,7 +29516,7 @@
               </w:rPr>
               <w:t xml:space="preserve">1. Say: 'Take out your transport model. You have been building this since Lesson 1. Today we add the ENGINE — the force that makes everything else work.' Give students 2 minutes to look over their existing model before adding anything. 2. Say: 'Use a NEW colour. Add three things: (1) cohesion-tension arrows in the xylem, (2) a transpiration label at the leaf connecting to the tension, (3) a root pressure label at the root. You have </w:t>
             </w:r>
-            <w:del w:id="9293" w:author="Claude (AI) - proposed" w:date="2026-10-15T02:49:38Z">
+            <w:del w:id="9293" w:author="Claude (AI) - proposed" w:date="2026-10-18T00:25:54Z">
               <w:r>
                 <w:rPr>
                   <w:rFonts w:ascii="Arial" w:cs="Arial" w:eastAsia="Arial" w:hAnsi="Arial"/>
@@ -29531,7 +29531,7 @@
                 <w:delText xml:space="preserve">8</w:delText>
               </w:r>
             </w:del>
-            <w:ins w:id="9294" w:author="Claude (AI) - proposed" w:date="2026-10-15T02:49:38Z">
+            <w:ins w:id="9294" w:author="Claude (AI) - proposed" w:date="2026-10-18T00:25:54Z">
               <w:r>
                 <w:rPr>
                   <w:rFonts w:ascii="Arial" w:cs="Arial" w:eastAsia="Arial" w:hAnsi="Arial"/>
@@ -30006,7 +30006,7 @@
         </w:rPr>
         <w:t xml:space="preserve">© 2026 SeaVuria and ARES. Aligned with KICD objectives. Developed by SeaVuria; technical implementation by ARES (with AI assistance from Claude). Licensed under </w:t>
       </w:r>
-      <w:hyperlink w:history="1" r:id="rIdf52-vcswyexoewkvbaxjj">
+      <w:hyperlink w:history="1" r:id="rIdtwkp6nbpiji7bijgsmlus">
         <w:r>
           <w:rPr>
             <w:rFonts w:ascii="Arial" w:cs="Arial" w:eastAsia="Arial" w:hAnsi="Arial"/>
@@ -30027,7 +30027,7 @@
         </w:rPr>
         <w:t xml:space="preserve"> (</w:t>
       </w:r>
-      <w:hyperlink w:history="1" r:id="rId5yadzprqiiipbwxcpuixi">
+      <w:hyperlink w:history="1" r:id="rId0yspqhguy85eucwzwfsr_">
         <w:r>
           <w:rPr>
             <w:rFonts w:ascii="Arial" w:cs="Arial" w:eastAsia="Arial" w:hAnsi="Arial"/>
@@ -30535,7 +30535,7 @@
               <w:spacing w:after="40" w:before="0"/>
               <w:jc w:val="left"/>
             </w:pPr>
-            <w:del w:id="9295" w:author="Claude (AI) - proposed" w:date="2026-10-15T02:49:38Z">
+            <w:del w:id="9295" w:author="Claude (AI) - proposed" w:date="2026-10-18T00:25:54Z">
               <w:r>
                 <w:rPr>
                   <w:rFonts w:ascii="Arial" w:cs="Arial" w:eastAsia="Arial" w:hAnsi="Arial"/>
@@ -30550,7 +30550,7 @@
                 <w:delText xml:space="preserve">How are water and mineral salts transported in plants? How are manufactured food substances transported in plants?</w:delText>
               </w:r>
             </w:del>
-            <w:ins w:id="9296" w:author="Claude (AI) - proposed" w:date="2026-10-15T02:49:38Z">
+            <w:ins w:id="9296" w:author="Claude (AI) - proposed" w:date="2026-10-18T00:25:54Z">
               <w:r>
                 <w:rPr>
                   <w:rFonts w:ascii="Arial" w:cs="Arial" w:eastAsia="Arial" w:hAnsi="Arial"/>
@@ -30633,7 +30633,7 @@
               </w:rPr>
               <w:t xml:space="preserve">This is the final lesson in the Plant Transport unit. Students have previously built understanding of osmosis at root hairs (</w:t>
             </w:r>
-            <w:del w:id="9297" w:author="Claude (AI) - proposed" w:date="2026-10-15T02:49:38Z">
+            <w:del w:id="9297" w:author="Claude (AI) - proposed" w:date="2026-10-18T00:25:54Z">
               <w:r>
                 <w:rPr>
                   <w:rFonts w:ascii="Arial" w:cs="Arial" w:eastAsia="Arial" w:hAnsi="Arial"/>
@@ -30648,7 +30648,7 @@
                 <w:delText xml:space="preserve">L1–L2</w:delText>
               </w:r>
             </w:del>
-            <w:ins w:id="9298" w:author="Claude (AI) - proposed" w:date="2026-10-15T02:49:38Z">
+            <w:ins w:id="9298" w:author="Claude (AI) - proposed" w:date="2026-10-18T00:25:54Z">
               <w:r>
                 <w:rPr>
                   <w:rFonts w:ascii="Arial" w:cs="Arial" w:eastAsia="Arial" w:hAnsi="Arial"/>
@@ -30676,7 +30676,7 @@
               </w:rPr>
               <w:t xml:space="preserve">), xylem </w:t>
             </w:r>
-            <w:del w:id="9299" w:author="Claude (AI) - proposed" w:date="2026-10-15T02:49:38Z">
+            <w:del w:id="9299" w:author="Claude (AI) - proposed" w:date="2026-10-18T00:25:54Z">
               <w:r>
                 <w:rPr>
                   <w:rFonts w:ascii="Arial" w:cs="Arial" w:eastAsia="Arial" w:hAnsi="Arial"/>
@@ -30691,7 +30691,7 @@
                 <w:delText xml:space="preserve">structure and cohesion-tension theory (L3–L4), transpiration and stomatal regulation (L5–</w:delText>
               </w:r>
             </w:del>
-            <w:ins w:id="9300" w:author="Claude (AI) - proposed" w:date="2026-10-15T02:49:38Z">
+            <w:ins w:id="9300" w:author="Claude (AI) - proposed" w:date="2026-10-18T00:25:54Z">
               <w:r>
                 <w:rPr>
                   <w:rFonts w:ascii="Arial" w:cs="Arial" w:eastAsia="Arial" w:hAnsi="Arial"/>
@@ -30719,7 +30719,7 @@
               </w:rPr>
               <w:t xml:space="preserve">L6), and the </w:t>
             </w:r>
-            <w:del w:id="9301" w:author="Claude (AI) - proposed" w:date="2026-10-15T02:49:38Z">
+            <w:del w:id="9301" w:author="Claude (AI) - proposed" w:date="2026-10-18T00:25:54Z">
               <w:r>
                 <w:rPr>
                   <w:rFonts w:ascii="Arial" w:cs="Arial" w:eastAsia="Arial" w:hAnsi="Arial"/>
@@ -30734,7 +30734,7 @@
                 <w:delText xml:space="preserve">role of mineral deficiency in plant failure</w:delText>
               </w:r>
             </w:del>
-            <w:ins w:id="9302" w:author="Claude (AI) - proposed" w:date="2026-10-15T02:49:38Z">
+            <w:ins w:id="9302" w:author="Claude (AI) - proposed" w:date="2026-10-18T00:25:54Z">
               <w:r>
                 <w:rPr>
                   <w:rFonts w:ascii="Arial" w:cs="Arial" w:eastAsia="Arial" w:hAnsi="Arial"/>
@@ -30762,7 +30762,7 @@
               </w:rPr>
               <w:t xml:space="preserve"> (L7). In this lesson, students complete the 'return journey' — examining how sugars manufactured in leaves travel back down through phloem to roots, fruits, and growing tips. This closes the loop on the Kibwezi phenomenon: students can now explain not only why the maize wilts (water loss exceeds uptake via transpiration pull and xylem) but also why some plants </w:t>
             </w:r>
-            <w:del w:id="9303" w:author="Claude (AI) - proposed" w:date="2026-10-15T02:49:38Z">
+            <w:del w:id="9303" w:author="Claude (AI) - proposed" w:date="2026-10-18T00:25:54Z">
               <w:r>
                 <w:rPr>
                   <w:rFonts w:ascii="Arial" w:cs="Arial" w:eastAsia="Arial" w:hAnsi="Arial"/>
@@ -30777,7 +30777,7 @@
                 <w:delText xml:space="preserve">die (phloem failure, sugar starvation of roots, collapse of the whole transport system</w:delText>
               </w:r>
             </w:del>
-            <w:ins w:id="9304" w:author="Claude (AI) - proposed" w:date="2026-10-15T02:49:38Z">
+            <w:ins w:id="9304" w:author="Claude (AI) - proposed" w:date="2026-10-18T00:25:54Z">
               <w:r>
                 <w:rPr>
                   <w:rFonts w:ascii="Arial" w:cs="Arial" w:eastAsia="Arial" w:hAnsi="Arial"/>
@@ -30873,7 +30873,7 @@
               </w:rPr>
               <w:t xml:space="preserve">No hazardous chemicals are used in this lesson. If girdling demonstrations use real plant stems, ensure students do not use sharp tools unsupervised</w:t>
             </w:r>
-            <w:ins w:id="9305" w:author="Claude (AI) - proposed" w:date="2026-10-15T02:49:38Z">
+            <w:ins w:id="9305" w:author="Claude (AI) - proposed" w:date="2026-10-18T00:25:54Z">
               <w:r>
                 <w:rPr>
                   <w:rFonts w:ascii="Arial" w:cs="Arial" w:eastAsia="Arial" w:hAnsi="Arial"/>
@@ -31284,7 +31284,7 @@
             <w:pPr>
               <w:spacing w:after="20" w:before="0"/>
             </w:pPr>
-            <w:hyperlink w:history="1" r:id="rIdejfjboatc3gefeqqm-kir">
+            <w:hyperlink w:history="1" r:id="rIdnhdf1swn5cd2ccfxtdq71">
               <w:r>
                 <w:rPr>
                   <w:rFonts w:ascii="Arial" w:cs="Arial" w:eastAsia="Arial" w:hAnsi="Arial"/>
@@ -31333,7 +31333,7 @@
               <w:spacing w:after="10" w:before="0"/>
               <w:ind w:left="120"/>
             </w:pPr>
-            <w:hyperlink w:history="1" r:id="rId7tvak8uneoatlnvg1xb4s">
+            <w:hyperlink w:history="1" r:id="rId5ircqq0xnfa-0qnelb_wi">
               <w:r>
                 <w:rPr>
                   <w:rFonts w:ascii="Arial" w:cs="Arial" w:eastAsia="Arial" w:hAnsi="Arial"/>
@@ -31395,7 +31395,7 @@
               <w:spacing w:after="10" w:before="0"/>
               <w:ind w:left="120"/>
             </w:pPr>
-            <w:hyperlink w:history="1" r:id="rIduygkkeiuufsntojyn5dzf">
+            <w:hyperlink w:history="1" r:id="rIddp9s2hv33og4twle36nnj">
               <w:r>
                 <w:rPr>
                   <w:rFonts w:ascii="Arial" w:cs="Arial" w:eastAsia="Arial" w:hAnsi="Arial"/>
@@ -31455,7 +31455,7 @@
               </w:rPr>
               <w:t xml:space="preserve">Students are shown two photographs side-by-side on the board (or printed handouts): (1) a healthy mango tree on a farm near Mombasa, and (2) a mango tree whose bark has been removed in a complete ring around the trunk (girdling) — showing a swollen, bulging ring of tissue above the cut, wilting and dead roots below, and abundant fruit set just above the girdle. Students work individually for 3 minutes to write predictions in their science notebooks: 'What do you think is happening in this tree? Where is water moving? Where is food moving? Will this tree survive?' They then share predictions with a partner (Think-Pair-Share, </w:t>
             </w:r>
-            <w:del w:id="9306" w:author="Claude (AI) - proposed" w:date="2026-10-15T02:49:38Z">
+            <w:del w:id="9306" w:author="Claude (AI) - proposed" w:date="2026-10-18T00:25:54Z">
               <w:r>
                 <w:rPr>
                   <w:rFonts w:ascii="Arial" w:cs="Arial" w:eastAsia="Arial" w:hAnsi="Arial"/>
@@ -31470,7 +31470,7 @@
                 <w:delText xml:space="preserve">2 minutes</w:delText>
               </w:r>
             </w:del>
-            <w:ins w:id="9307" w:author="Claude (AI) - proposed" w:date="2026-10-15T02:49:38Z">
+            <w:ins w:id="9307" w:author="Claude (AI) - proposed" w:date="2026-10-18T00:25:54Z">
               <w:r>
                 <w:rPr>
                   <w:rFonts w:ascii="Arial" w:cs="Arial" w:eastAsia="Arial" w:hAnsi="Arial"/>
@@ -31498,7 +31498,7 @@
               </w:rPr>
               <w:t xml:space="preserve">). The teacher uses cold-calling (</w:t>
             </w:r>
-            <w:del w:id="9308" w:author="Claude (AI) - proposed" w:date="2026-10-15T02:49:38Z">
+            <w:del w:id="9308" w:author="Claude (AI) - proposed" w:date="2026-10-18T00:25:54Z">
               <w:r>
                 <w:rPr>
                   <w:rFonts w:ascii="Arial" w:cs="Arial" w:eastAsia="Arial" w:hAnsi="Arial"/>
@@ -31513,7 +31513,7 @@
                 <w:delText xml:space="preserve">4</w:delText>
               </w:r>
             </w:del>
-            <w:ins w:id="9309" w:author="Claude (AI) - proposed" w:date="2026-10-15T02:49:38Z">
+            <w:ins w:id="9309" w:author="Claude (AI) - proposed" w:date="2026-10-18T00:25:54Z">
               <w:r>
                 <w:rPr>
                   <w:rFonts w:ascii="Arial" w:cs="Arial" w:eastAsia="Arial" w:hAnsi="Arial"/>
@@ -31574,7 +31574,7 @@
               </w:rPr>
               <w:t xml:space="preserve">Display the two mango tree photographs. Say: 'Look carefully at both images. Do not call out yet — I want everyone to think privately first.' [WAIT TIME: 15 seconds]. Say: 'Write your prediction in your notebook. You have 3 minutes. Use these sentence starters: I think water is… I think food is… I think this tree will…' [3 minutes individual writing]. After Think-Pair-Share, cold-call </w:t>
             </w:r>
-            <w:del w:id="9310" w:author="Claude (AI) - proposed" w:date="2026-10-15T02:49:38Z">
+            <w:del w:id="9310" w:author="Claude (AI) - proposed" w:date="2026-10-18T00:25:54Z">
               <w:r>
                 <w:rPr>
                   <w:rFonts w:ascii="Arial" w:cs="Arial" w:eastAsia="Arial" w:hAnsi="Arial"/>
@@ -31589,7 +31589,7 @@
                 <w:delText xml:space="preserve">4 students — two who look confident and two who appear</w:delText>
               </w:r>
             </w:del>
-            <w:ins w:id="9311" w:author="Claude (AI) - proposed" w:date="2026-10-15T02:49:38Z">
+            <w:ins w:id="9311" w:author="Claude (AI) - proposed" w:date="2026-10-18T00:25:54Z">
               <w:r>
                 <w:rPr>
                   <w:rFonts w:ascii="Arial" w:cs="Arial" w:eastAsia="Arial" w:hAnsi="Arial"/>
@@ -31617,7 +31617,7 @@
               </w:rPr>
               <w:t xml:space="preserve"> uncertain: 'Amina, tell us your water story.' / 'Omondi, do you agree with Amina or do you have a different idea</w:t>
             </w:r>
-            <w:del w:id="9312" w:author="Claude (AI) - proposed" w:date="2026-10-15T02:49:38Z">
+            <w:del w:id="9312" w:author="Claude (AI) - proposed" w:date="2026-10-18T00:25:54Z">
               <w:r>
                 <w:rPr>
                   <w:rFonts w:ascii="Arial" w:cs="Arial" w:eastAsia="Arial" w:hAnsi="Arial"/>
@@ -31767,7 +31767,7 @@
             <w:pPr>
               <w:spacing w:after="20" w:before="0"/>
             </w:pPr>
-            <w:hyperlink w:history="1" r:id="rId1b9dtsr_dytrelftfgzys">
+            <w:hyperlink w:history="1" r:id="rIduojybe38plmv_uwpeolgn">
               <w:r>
                 <w:rPr>
                   <w:rFonts w:ascii="Arial" w:cs="Arial" w:eastAsia="Arial" w:hAnsi="Arial"/>
@@ -31816,7 +31816,7 @@
               <w:spacing w:after="10" w:before="0"/>
               <w:ind w:left="120"/>
             </w:pPr>
-            <w:hyperlink w:history="1" r:id="rIdu5j1eq7c7ozwyaufcbepq">
+            <w:hyperlink w:history="1" r:id="rIdox3e4hoydqa-p5nj50wzc">
               <w:r>
                 <w:rPr>
                   <w:rFonts w:ascii="Arial" w:cs="Arial" w:eastAsia="Arial" w:hAnsi="Arial"/>
@@ -31878,7 +31878,7 @@
               <w:spacing w:after="10" w:before="0"/>
               <w:ind w:left="120"/>
             </w:pPr>
-            <w:hyperlink w:history="1" r:id="rIdl4snh4ebwpbp07nikrf3i">
+            <w:hyperlink w:history="1" r:id="rIdcb76gkhufjp2odwfrynrp">
               <w:r>
                 <w:rPr>
                   <w:rFonts w:ascii="Arial" w:cs="Arial" w:eastAsia="Arial" w:hAnsi="Arial"/>
@@ -31938,7 +31938,7 @@
               </w:rPr>
               <w:t xml:space="preserve">Activity A — Girdling Evidence Analysis (</w:t>
             </w:r>
-            <w:del w:id="9313" w:author="Claude (AI) - proposed" w:date="2026-10-15T02:49:38Z">
+            <w:del w:id="9313" w:author="Claude (AI) - proposed" w:date="2026-10-18T00:25:54Z">
               <w:r>
                 <w:rPr>
                   <w:rFonts w:ascii="Arial" w:cs="Arial" w:eastAsia="Arial" w:hAnsi="Arial"/>
@@ -31953,7 +31953,7 @@
                 <w:delText xml:space="preserve">15</w:delText>
               </w:r>
             </w:del>
-            <w:ins w:id="9314" w:author="Claude (AI) - proposed" w:date="2026-10-15T02:49:38Z">
+            <w:ins w:id="9314" w:author="Claude (AI) - proposed" w:date="2026-10-18T00:25:54Z">
               <w:r>
                 <w:rPr>
                   <w:rFonts w:ascii="Arial" w:cs="Arial" w:eastAsia="Arial" w:hAnsi="Arial"/>
@@ -31981,7 +31981,7 @@
               </w:rPr>
               <w:t xml:space="preserve"> minutes): Students work in groups of 4 to analyse a structured evidence card containing: (1) annotated photographs of a girdled eucalyptus tree from a plantation near Kericho — showing swelling above girdle, dead roots below; (2) a data table showing sucrose concentration above vs. below girdle in a girdled bean plant after 48 hours (above girdle: 4.2%, below girdle: 0.3%); (3) a diagram of phloem sieve tube cells and companion cells. Groups answer guided questions: 'Where did the sucrose accumulate? Why can it not cross the girdle? What does this tell you about which tissue carries sugar? In which direction does sugar normally travel?' Activity B — Pressure-Flow Model Demonstration (</w:t>
             </w:r>
-            <w:del w:id="9315" w:author="Claude (AI) - proposed" w:date="2026-10-15T02:49:38Z">
+            <w:del w:id="9315" w:author="Claude (AI) - proposed" w:date="2026-10-18T00:25:54Z">
               <w:r>
                 <w:rPr>
                   <w:rFonts w:ascii="Arial" w:cs="Arial" w:eastAsia="Arial" w:hAnsi="Arial"/>
@@ -31996,7 +31996,7 @@
                 <w:delText xml:space="preserve">10</w:delText>
               </w:r>
             </w:del>
-            <w:ins w:id="9316" w:author="Claude (AI) - proposed" w:date="2026-10-15T02:49:38Z">
+            <w:ins w:id="9316" w:author="Claude (AI) - proposed" w:date="2026-10-18T00:25:54Z">
               <w:r>
                 <w:rPr>
                   <w:rFonts w:ascii="Arial" w:cs="Arial" w:eastAsia="Arial" w:hAnsi="Arial"/>
@@ -32024,7 +32024,7 @@
               </w:rPr>
               <w:t xml:space="preserve"> minutes): The teacher demonstrates the pressure-flow hypothesis using a simple physical model: two beakers connected by a glass tube (representing sieve tubes). Beaker A (source, leaf) contains concentrated sucrose solution dyed red; Beaker B (sink, root) contains dilute sucrose solution. A semi-permeable membrane separates each beaker from a water reservoir. </w:t>
             </w:r>
-            <w:del w:id="9317" w:author="Claude (AI) - proposed" w:date="2026-10-15T02:49:38Z">
+            <w:del w:id="9317" w:author="Claude (AI) - proposed" w:date="2026-10-18T00:25:54Z">
               <w:r>
                 <w:rPr>
                   <w:rFonts w:ascii="Arial" w:cs="Arial" w:eastAsia="Arial" w:hAnsi="Arial"/>
@@ -32039,7 +32039,7 @@
                 <w:delText xml:space="preserve">Students observe water entering</w:delText>
               </w:r>
             </w:del>
-            <w:ins w:id="9318" w:author="Claude (AI) - proposed" w:date="2026-10-15T02:49:38Z">
+            <w:ins w:id="9318" w:author="Claude (AI) - proposed" w:date="2026-10-18T00:25:54Z">
               <w:r>
                 <w:rPr>
                   <w:rFonts w:ascii="Arial" w:cs="Arial" w:eastAsia="Arial" w:hAnsi="Arial"/>
@@ -32067,7 +32067,7 @@
               </w:rPr>
               <w:t xml:space="preserve"> Beaker A by osmosis (pressure builds), pushing </w:t>
             </w:r>
-            <w:del w:id="9319" w:author="Claude (AI) - proposed" w:date="2026-10-15T02:49:38Z">
+            <w:del w:id="9319" w:author="Claude (AI) - proposed" w:date="2026-10-18T00:25:54Z">
               <w:r>
                 <w:rPr>
                   <w:rFonts w:ascii="Arial" w:cs="Arial" w:eastAsia="Arial" w:hAnsi="Arial"/>
@@ -32095,7 +32095,7 @@
               </w:rPr>
               <w:t xml:space="preserve">solution toward Beaker B</w:t>
             </w:r>
-            <w:ins w:id="9320" w:author="Claude (AI) - proposed" w:date="2026-10-15T02:49:38Z">
+            <w:ins w:id="9320" w:author="Claude (AI) - proposed" w:date="2026-10-18T00:25:54Z">
               <w:r>
                 <w:rPr>
                   <w:rFonts w:ascii="Arial" w:cs="Arial" w:eastAsia="Arial" w:hAnsi="Arial"/>
@@ -32156,7 +32156,7 @@
               </w:rPr>
               <w:t xml:space="preserve">Distribute evidence cards to groups. Say: 'You have </w:t>
             </w:r>
-            <w:del w:id="9321" w:author="Claude (AI) - proposed" w:date="2026-10-15T02:49:38Z">
+            <w:del w:id="9321" w:author="Claude (AI) - proposed" w:date="2026-10-18T00:25:54Z">
               <w:r>
                 <w:rPr>
                   <w:rFonts w:ascii="Arial" w:cs="Arial" w:eastAsia="Arial" w:hAnsi="Arial"/>
@@ -32171,7 +32171,7 @@
                 <w:delText xml:space="preserve">15</w:delText>
               </w:r>
             </w:del>
-            <w:ins w:id="9322" w:author="Claude (AI) - proposed" w:date="2026-10-15T02:49:38Z">
+            <w:ins w:id="9322" w:author="Claude (AI) - proposed" w:date="2026-10-18T00:25:54Z">
               <w:r>
                 <w:rPr>
                   <w:rFonts w:ascii="Arial" w:cs="Arial" w:eastAsia="Arial" w:hAnsi="Arial"/>
@@ -32199,7 +32199,7 @@
               </w:rPr>
               <w:t xml:space="preserve"> minutes. Your group must reach consensus on all four questions — every member must be able to explain the group's answer. I will cold-call one person from each group, and it may not be the person who wrote the answer.' [Circulate, spending 2–3 minutes per group. Listen for: 'the food goes down' / 'the bark carries sugar' / 'the tree starves at the bottom'.] After </w:t>
             </w:r>
-            <w:del w:id="9323" w:author="Claude (AI) - proposed" w:date="2026-10-15T02:49:38Z">
+            <w:del w:id="9323" w:author="Claude (AI) - proposed" w:date="2026-10-18T00:25:54Z">
               <w:r>
                 <w:rPr>
                   <w:rFonts w:ascii="Arial" w:cs="Arial" w:eastAsia="Arial" w:hAnsi="Arial"/>
@@ -32214,7 +32214,7 @@
                 <w:delText xml:space="preserve">15</w:delText>
               </w:r>
             </w:del>
-            <w:ins w:id="9324" w:author="Claude (AI) - proposed" w:date="2026-10-15T02:49:38Z">
+            <w:ins w:id="9324" w:author="Claude (AI) - proposed" w:date="2026-10-18T00:25:54Z">
               <w:r>
                 <w:rPr>
                   <w:rFonts w:ascii="Arial" w:cs="Arial" w:eastAsia="Arial" w:hAnsi="Arial"/>
@@ -32364,7 +32364,7 @@
             <w:pPr>
               <w:spacing w:after="20" w:before="0"/>
             </w:pPr>
-            <w:hyperlink w:history="1" r:id="rIdvmvr9egodk6ozgcm_oyru">
+            <w:hyperlink w:history="1" r:id="rId8jckum77y5hfn5ymanvmk">
               <w:r>
                 <w:rPr>
                   <w:rFonts w:ascii="Arial" w:cs="Arial" w:eastAsia="Arial" w:hAnsi="Arial"/>
@@ -32413,7 +32413,7 @@
               <w:spacing w:after="10" w:before="0"/>
               <w:ind w:left="120"/>
             </w:pPr>
-            <w:hyperlink w:history="1" r:id="rIdnxjfz2cofs88xba4s3huw">
+            <w:hyperlink w:history="1" r:id="rIdjz4stcs_qwhbxdegf_adw">
               <w:r>
                 <w:rPr>
                   <w:rFonts w:ascii="Arial" w:cs="Arial" w:eastAsia="Arial" w:hAnsi="Arial"/>
@@ -32475,7 +32475,7 @@
               <w:spacing w:after="10" w:before="0"/>
               <w:ind w:left="120"/>
             </w:pPr>
-            <w:hyperlink w:history="1" r:id="rId6tem9raav1is0-w4wdgeo">
+            <w:hyperlink w:history="1" r:id="rIdsjlydkvyfxjb5uun5awte">
               <w:r>
                 <w:rPr>
                   <w:rFonts w:ascii="Arial" w:cs="Arial" w:eastAsia="Arial" w:hAnsi="Arial"/>
@@ -32535,7 +32535,7 @@
               </w:rPr>
               <w:t xml:space="preserve">Part A — Direct Instruction Consolidation (</w:t>
             </w:r>
-            <w:del w:id="9325" w:author="Claude (AI) - proposed" w:date="2026-10-15T02:49:38Z">
+            <w:del w:id="9325" w:author="Claude (AI) - proposed" w:date="2026-10-18T00:25:54Z">
               <w:r>
                 <w:rPr>
                   <w:rFonts w:ascii="Arial" w:cs="Arial" w:eastAsia="Arial" w:hAnsi="Arial"/>
@@ -32550,7 +32550,7 @@
                 <w:delText xml:space="preserve">10</w:delText>
               </w:r>
             </w:del>
-            <w:ins w:id="9326" w:author="Claude (AI) - proposed" w:date="2026-10-15T02:49:38Z">
+            <w:ins w:id="9326" w:author="Claude (AI) - proposed" w:date="2026-10-18T00:25:54Z">
               <w:r>
                 <w:rPr>
                   <w:rFonts w:ascii="Arial" w:cs="Arial" w:eastAsia="Arial" w:hAnsi="Arial"/>
@@ -32578,7 +32578,7 @@
               </w:rPr>
               <w:t xml:space="preserve"> minutes): The teacher delivers a focused, structured explanation of the pressure-flow (mass flow) hypothesis, explicitly connecting each step to the Kibwezi maize plant: (1) Sucrose is produced by photosynthesis in mesophyll cells of the maize leaf (source). (2) Sucrose is actively loaded into phloem sieve tubes — water follows by osmosis, raising hydrostatic pressure. (3) At the sink (root cells, cob, growing tip), sucrose is unloaded and used; water leaves by osmosis, lowering pressure. (4) The pressure gradient drives mass flow from source to sink. Part B — Compare and Contrast (</w:t>
             </w:r>
-            <w:del w:id="9327" w:author="Claude (AI) - proposed" w:date="2026-10-15T02:49:38Z">
+            <w:del w:id="9327" w:author="Claude (AI) - proposed" w:date="2026-10-18T00:25:54Z">
               <w:r>
                 <w:rPr>
                   <w:rFonts w:ascii="Arial" w:cs="Arial" w:eastAsia="Arial" w:hAnsi="Arial"/>
@@ -32593,7 +32593,7 @@
                 <w:delText xml:space="preserve">10</w:delText>
               </w:r>
             </w:del>
-            <w:ins w:id="9328" w:author="Claude (AI) - proposed" w:date="2026-10-15T02:49:38Z">
+            <w:ins w:id="9328" w:author="Claude (AI) - proposed" w:date="2026-10-18T00:25:54Z">
               <w:r>
                 <w:rPr>
                   <w:rFonts w:ascii="Arial" w:cs="Arial" w:eastAsia="Arial" w:hAnsi="Arial"/>
@@ -32654,7 +32654,7 @@
               </w:rPr>
               <w:t xml:space="preserve">For Part A, use the board to draw a maize plant outline — annotate live as you narrate the pressure-flow steps. Say: 'Watch my pen. I am drawing what is happening right now inside a maize plant in Kibwezi.' After each of the 4 steps, pause and ask: 'Can someone predict what happens next?' [WAIT TIME: 10 seconds, cold-call 1 student.] After Part A, say: 'Now I want you to be the expert. Open your notebook to a blank page. Draw this T-table. You have </w:t>
             </w:r>
-            <w:del w:id="9329" w:author="Claude (AI) - proposed" w:date="2026-10-15T02:49:38Z">
+            <w:del w:id="9329" w:author="Claude (AI) - proposed" w:date="2026-10-18T00:25:54Z">
               <w:r>
                 <w:rPr>
                   <w:rFonts w:ascii="Arial" w:cs="Arial" w:eastAsia="Arial" w:hAnsi="Arial"/>
@@ -32669,7 +32669,7 @@
                 <w:delText xml:space="preserve">5</w:delText>
               </w:r>
             </w:del>
-            <w:ins w:id="9330" w:author="Claude (AI) - proposed" w:date="2026-10-15T02:49:38Z">
+            <w:ins w:id="9330" w:author="Claude (AI) - proposed" w:date="2026-10-18T00:25:54Z">
               <w:r>
                 <w:rPr>
                   <w:rFonts w:ascii="Arial" w:cs="Arial" w:eastAsia="Arial" w:hAnsi="Arial"/>
@@ -32697,7 +32697,7 @@
               </w:rPr>
               <w:t xml:space="preserve"> minutes — silence please, individual work.' [</w:t>
             </w:r>
-            <w:del w:id="9331" w:author="Claude (AI) - proposed" w:date="2026-10-15T02:49:38Z">
+            <w:del w:id="9331" w:author="Claude (AI) - proposed" w:date="2026-10-18T00:25:54Z">
               <w:r>
                 <w:rPr>
                   <w:rFonts w:ascii="Arial" w:cs="Arial" w:eastAsia="Arial" w:hAnsi="Arial"/>
@@ -32712,7 +32712,7 @@
                 <w:delText xml:space="preserve">5</w:delText>
               </w:r>
             </w:del>
-            <w:ins w:id="9332" w:author="Claude (AI) - proposed" w:date="2026-10-15T02:49:38Z">
+            <w:ins w:id="9332" w:author="Claude (AI) - proposed" w:date="2026-10-18T00:25:54Z">
               <w:r>
                 <w:rPr>
                   <w:rFonts w:ascii="Arial" w:cs="Arial" w:eastAsia="Arial" w:hAnsi="Arial"/>
@@ -32740,7 +32740,7 @@
               </w:rPr>
               <w:t xml:space="preserve"> minutes.] After peer-check, cold-call 3 students to share one row each of the T-table: 'Chebet, read us your row on driving force.' / 'Mwangi, do you agree? Is there anything to add or correct?' [WAIT TIME: 10 seconds.] Correct any remaining misconception that xylem and phloem carry the same substances in the same direction.</w:t>
             </w:r>
-            <w:ins w:id="9333" w:author="Claude (AI) - proposed" w:date="2026-10-15T02:49:38Z">
+            <w:ins w:id="9333" w:author="Claude (AI) - proposed" w:date="2026-10-18T00:25:54Z">
               <w:r>
                 <w:rPr>
                   <w:rFonts w:ascii="Arial" w:cs="Arial" w:eastAsia="Arial" w:hAnsi="Arial"/>
@@ -32890,7 +32890,7 @@
             <w:pPr>
               <w:spacing w:after="20" w:before="0"/>
             </w:pPr>
-            <w:hyperlink w:history="1" r:id="rId4akrh2u5ndi1w-fm3vom3">
+            <w:hyperlink w:history="1" r:id="rIdmkh_oan43yl4w0tqu1j_c">
               <w:r>
                 <w:rPr>
                   <w:rFonts w:ascii="Arial" w:cs="Arial" w:eastAsia="Arial" w:hAnsi="Arial"/>
@@ -32939,7 +32939,7 @@
               <w:spacing w:after="10" w:before="0"/>
               <w:ind w:left="120"/>
             </w:pPr>
-            <w:hyperlink w:history="1" r:id="rIdpq1_4bmv35_dvr23g7w8e">
+            <w:hyperlink w:history="1" r:id="rIdi6y8xcsjcqueauyi99eqa">
               <w:r>
                 <w:rPr>
                   <w:rFonts w:ascii="Arial" w:cs="Arial" w:eastAsia="Arial" w:hAnsi="Arial"/>
@@ -33001,7 +33001,7 @@
               <w:spacing w:after="10" w:before="0"/>
               <w:ind w:left="120"/>
             </w:pPr>
-            <w:hyperlink w:history="1" r:id="rIdysuivnb8fri0xmgmmsiyu">
+            <w:hyperlink w:history="1" r:id="rIde-hjkrldhnvftmbg3d4c2">
               <w:r>
                 <w:rPr>
                   <w:rFonts w:ascii="Arial" w:cs="Arial" w:eastAsia="Arial" w:hAnsi="Arial"/>
@@ -33061,7 +33061,7 @@
               </w:rPr>
               <w:t xml:space="preserve">The class gathers around the Driving Question Board (physical or digital) that has been built incrementally across Lessons 1–7. The board displays all student-generated questions from the unit, organised under three clusters: (A) Water and mineral uptake, (B) Water movement through the plant, (C) Food transport and plant survival. The teacher reads each question aloud. For each question, the class identifies which lesson(s) provided the answer, which evidence activity (experiment, girdling data, celery staining, etc.) was decisive, and which mechanism explains it. Students physically move question cards from the 'Still wondering' column to the 'We can explain this now' column — or add a written answer sticky note. Any questions that remain unanswered are acknowledged honestly and recorded as 'Questions for further investigation' (connecting to the nature of science). The teacher highlights the journey: 'In Lesson 1 we could not explain why the Kibwezi maize wilted. Look at how many questions we can now answer.' Students spend </w:t>
             </w:r>
-            <w:del w:id="9334" w:author="Claude (AI) - proposed" w:date="2026-10-15T02:49:38Z">
+            <w:del w:id="9334" w:author="Claude (AI) - proposed" w:date="2026-10-18T00:25:54Z">
               <w:r>
                 <w:rPr>
                   <w:rFonts w:ascii="Arial" w:cs="Arial" w:eastAsia="Arial" w:hAnsi="Arial"/>
@@ -33076,7 +33076,7 @@
                 <w:delText xml:space="preserve">3</w:delText>
               </w:r>
             </w:del>
-            <w:ins w:id="9335" w:author="Claude (AI) - proposed" w:date="2026-10-15T02:49:38Z">
+            <w:ins w:id="9335" w:author="Claude (AI) - proposed" w:date="2026-10-18T00:25:54Z">
               <w:r>
                 <w:rPr>
                   <w:rFonts w:ascii="Arial" w:cs="Arial" w:eastAsia="Arial" w:hAnsi="Arial"/>
@@ -33137,7 +33137,7 @@
               </w:rPr>
               <w:t xml:space="preserve">Stand at the DQB. Say: 'This board has been our scientific record for eight lessons. Let us honour the work by going through every question.' </w:t>
             </w:r>
-            <w:del w:id="9336" w:author="Claude (AI) - proposed" w:date="2026-10-15T02:49:38Z">
+            <w:del w:id="9336" w:author="Claude (AI) - proposed" w:date="2026-10-18T00:25:54Z">
               <w:r>
                 <w:rPr>
                   <w:rFonts w:ascii="Arial" w:cs="Arial" w:eastAsia="Arial" w:hAnsi="Arial"/>
@@ -33152,7 +33152,7 @@
                 <w:delText xml:space="preserve">Read</w:delText>
               </w:r>
             </w:del>
-            <w:ins w:id="9337" w:author="Claude (AI) - proposed" w:date="2026-10-15T02:49:38Z">
+            <w:ins w:id="9337" w:author="Claude (AI) - proposed" w:date="2026-10-18T00:25:54Z">
               <w:r>
                 <w:rPr>
                   <w:rFonts w:ascii="Arial" w:cs="Arial" w:eastAsia="Arial" w:hAnsi="Arial"/>
@@ -33180,7 +33180,7 @@
               </w:rPr>
               <w:t xml:space="preserve"> each question clearly and slowly</w:t>
             </w:r>
-            <w:ins w:id="9338" w:author="Claude (AI) - proposed" w:date="2026-10-15T02:49:38Z">
+            <w:ins w:id="9338" w:author="Claude (AI) - proposed" w:date="2026-10-18T00:25:54Z">
               <w:r>
                 <w:rPr>
                   <w:rFonts w:ascii="Arial" w:cs="Arial" w:eastAsia="Arial" w:hAnsi="Arial"/>
@@ -33208,7 +33208,7 @@
               </w:rPr>
               <w:t xml:space="preserve">. For each: 'Who remembers which lesson helped us answer this? What was the evidence?' [WAIT TIME: 10 seconds, cold-call different students for each question — aim for at least 12 different students across the full DQB review.] When a question is moved to 'answered,' say: 'What experiment or observation gave us the right to say that?' — insist students cite specific evidence, not just recall vocabulary. If a question is partially answered, say: 'Let us be honest scientists — we can partially explain this. What do we still not know?' Record unanswered questions in a different colour. After the full DQB review, give </w:t>
             </w:r>
-            <w:del w:id="9339" w:author="Claude (AI) - proposed" w:date="2026-10-15T02:49:38Z">
+            <w:del w:id="9339" w:author="Claude (AI) - proposed" w:date="2026-10-18T00:25:54Z">
               <w:r>
                 <w:rPr>
                   <w:rFonts w:ascii="Arial" w:cs="Arial" w:eastAsia="Arial" w:hAnsi="Arial"/>
@@ -33223,7 +33223,7 @@
                 <w:delText xml:space="preserve">3</w:delText>
               </w:r>
             </w:del>
-            <w:ins w:id="9340" w:author="Claude (AI) - proposed" w:date="2026-10-15T02:49:38Z">
+            <w:ins w:id="9340" w:author="Claude (AI) - proposed" w:date="2026-10-18T00:25:54Z">
               <w:r>
                 <w:rPr>
                   <w:rFonts w:ascii="Arial" w:cs="Arial" w:eastAsia="Arial" w:hAnsi="Arial"/>
@@ -33251,7 +33251,7 @@
               </w:rPr>
               <w:t xml:space="preserve"> minutes of silent reflection writing. Cold-call 2 students to share their reflections: 'Ouma, which question was hardest for you? Tell us why.' / 'Zawadi, what changed in your thinking the most?' [WAIT TIME: 10 seconds each.] Say: 'This is exactly how real scientists work — they build understanding question by question, experiment by experiment. </w:t>
             </w:r>
-            <w:del w:id="9341" w:author="Claude (AI) - proposed" w:date="2026-10-15T02:49:38Z">
+            <w:del w:id="9341" w:author="Claude (AI) - proposed" w:date="2026-10-18T00:25:54Z">
               <w:r>
                 <w:rPr>
                   <w:rFonts w:ascii="Arial" w:cs="Arial" w:eastAsia="Arial" w:hAnsi="Arial"/>
@@ -33266,7 +33266,7 @@
                 <w:delText xml:space="preserve">Prof. Wangari Maathai did not understand why deforestation caused soil erosion in one day. It took</w:delText>
               </w:r>
             </w:del>
-            <w:ins w:id="9342" w:author="Claude (AI) - proposed" w:date="2026-10-15T02:49:38Z">
+            <w:ins w:id="9342" w:author="Claude (AI) - proposed" w:date="2026-10-18T00:25:54Z">
               <w:r>
                 <w:rPr>
                   <w:rFonts w:ascii="Arial" w:cs="Arial" w:eastAsia="Arial" w:hAnsi="Arial"/>
@@ -33294,7 +33294,7 @@
               </w:rPr>
               <w:t xml:space="preserve"> years of careful observation</w:t>
             </w:r>
-            <w:ins w:id="9343" w:author="Claude (AI) - proposed" w:date="2026-10-15T02:49:38Z">
+            <w:ins w:id="9343" w:author="Claude (AI) - proposed" w:date="2026-10-18T00:25:54Z">
               <w:r>
                 <w:rPr>
                   <w:rFonts w:ascii="Arial" w:cs="Arial" w:eastAsia="Arial" w:hAnsi="Arial"/>
@@ -33444,7 +33444,7 @@
             <w:pPr>
               <w:spacing w:after="20" w:before="0"/>
             </w:pPr>
-            <w:hyperlink w:history="1" r:id="rIdu46ux_pj0wj1yvxrp_gbk">
+            <w:hyperlink w:history="1" r:id="rIdmoh7bgoan9wsn8ksbfdms">
               <w:r>
                 <w:rPr>
                   <w:rFonts w:ascii="Arial" w:cs="Arial" w:eastAsia="Arial" w:hAnsi="Arial"/>
@@ -33493,7 +33493,7 @@
               <w:spacing w:after="10" w:before="0"/>
               <w:ind w:left="120"/>
             </w:pPr>
-            <w:hyperlink w:history="1" r:id="rIdihznzqtxhgpxmaxme0wcq">
+            <w:hyperlink w:history="1" r:id="rIdkadsjgexljrvt9shmezxt">
               <w:r>
                 <w:rPr>
                   <w:rFonts w:ascii="Arial" w:cs="Arial" w:eastAsia="Arial" w:hAnsi="Arial"/>
@@ -33555,7 +33555,7 @@
               <w:spacing w:after="10" w:before="0"/>
               <w:ind w:left="120"/>
             </w:pPr>
-            <w:hyperlink w:history="1" r:id="rIdxr7ili4chgpxgcajzgkuo">
+            <w:hyperlink w:history="1" r:id="rIdts1ywlwx6c7q0v1ez85vb">
               <w:r>
                 <w:rPr>
                   <w:rFonts w:ascii="Arial" w:cs="Arial" w:eastAsia="Arial" w:hAnsi="Arial"/>
@@ -33615,7 +33615,7 @@
               </w:rPr>
               <w:t xml:space="preserve">Part A — Final Model Construction (</w:t>
             </w:r>
-            <w:del w:id="9344" w:author="Claude (AI) - proposed" w:date="2026-10-15T02:49:38Z">
+            <w:del w:id="9344" w:author="Claude (AI) - proposed" w:date="2026-10-18T00:25:54Z">
               <w:r>
                 <w:rPr>
                   <w:rFonts w:ascii="Arial" w:cs="Arial" w:eastAsia="Arial" w:hAnsi="Arial"/>
@@ -33630,7 +33630,7 @@
                 <w:delText xml:space="preserve">15</w:delText>
               </w:r>
             </w:del>
-            <w:ins w:id="9345" w:author="Claude (AI) - proposed" w:date="2026-10-15T02:49:38Z">
+            <w:ins w:id="9345" w:author="Claude (AI) - proposed" w:date="2026-10-18T00:25:54Z">
               <w:r>
                 <w:rPr>
                   <w:rFonts w:ascii="Arial" w:cs="Arial" w:eastAsia="Arial" w:hAnsi="Arial"/>
@@ -33658,7 +33658,7 @@
               </w:rPr>
               <w:t xml:space="preserve"> minutes): Each group receives a large blank outline of a maize plant (roots, stem, leaf, cob) on A3 paper. Groups have access to their Lesson 1 initial model for comparison. Using coloured pens (blue for water/xylem, red for sugars/phloem, green for osmosis arrows, orange for transpiration), groups construct their final annotated model. Required annotations: (1) Osmosis at root hair cells — water potential gradient, direction of movement; (2) Xylem vessel pathway — contents (water + mineral salts), driving force (transpiration pull / cohesion-tension), direction (root → leaf); (3) Stomatal transpiration — guard cell mechanism, environmental triggers (heat, wind, drought); (4) Phloem sieve tube pathway — contents (sucrose + amino acids), driving force (pressure-flow / mass flow), direction (source leaf → sink root/cob); (5) Kibwezi wilting annotation — mark exactly where the transport system breaks down in the wilting scenario and why. Part B — Group Presentations (</w:t>
             </w:r>
-            <w:del w:id="9346" w:author="Claude (AI) - proposed" w:date="2026-10-15T02:49:38Z">
+            <w:del w:id="9346" w:author="Claude (AI) - proposed" w:date="2026-10-18T00:25:54Z">
               <w:r>
                 <w:rPr>
                   <w:rFonts w:ascii="Arial" w:cs="Arial" w:eastAsia="Arial" w:hAnsi="Arial"/>
@@ -33673,7 +33673,7 @@
                 <w:delText xml:space="preserve">10</w:delText>
               </w:r>
             </w:del>
-            <w:ins w:id="9347" w:author="Claude (AI) - proposed" w:date="2026-10-15T02:49:38Z">
+            <w:ins w:id="9347" w:author="Claude (AI) - proposed" w:date="2026-10-18T00:25:54Z">
               <w:r>
                 <w:rPr>
                   <w:rFonts w:ascii="Arial" w:cs="Arial" w:eastAsia="Arial" w:hAnsi="Arial"/>
@@ -33701,7 +33701,7 @@
               </w:rPr>
               <w:t xml:space="preserve"> minutes): </w:t>
             </w:r>
-            <w:del w:id="9348" w:author="Claude (AI) - proposed" w:date="2026-10-15T02:49:38Z">
+            <w:del w:id="9348" w:author="Claude (AI) - proposed" w:date="2026-10-18T00:25:54Z">
               <w:r>
                 <w:rPr>
                   <w:rFonts w:ascii="Arial" w:cs="Arial" w:eastAsia="Arial" w:hAnsi="Arial"/>
@@ -33716,7 +33716,7 @@
                 <w:delText xml:space="preserve">Each group presents</w:delText>
               </w:r>
             </w:del>
-            <w:ins w:id="9349" w:author="Claude (AI) - proposed" w:date="2026-10-15T02:49:38Z">
+            <w:ins w:id="9349" w:author="Claude (AI) - proposed" w:date="2026-10-18T00:25:54Z">
               <w:r>
                 <w:rPr>
                   <w:rFonts w:ascii="Arial" w:cs="Arial" w:eastAsia="Arial" w:hAnsi="Arial"/>
@@ -33744,7 +33744,7 @@
               </w:rPr>
               <w:t xml:space="preserve"> their final model (2 minutes per group</w:t>
             </w:r>
-            <w:del w:id="9350" w:author="Claude (AI) - proposed" w:date="2026-10-15T02:49:38Z">
+            <w:del w:id="9350" w:author="Claude (AI) - proposed" w:date="2026-10-18T00:25:54Z">
               <w:r>
                 <w:rPr>
                   <w:rFonts w:ascii="Arial" w:cs="Arial" w:eastAsia="Arial" w:hAnsi="Arial"/>
@@ -33759,7 +33759,7 @@
                 <w:delText xml:space="preserve">, 4 groups)</w:delText>
               </w:r>
             </w:del>
-            <w:ins w:id="9351" w:author="Claude (AI) - proposed" w:date="2026-10-15T02:49:38Z">
+            <w:ins w:id="9351" w:author="Claude (AI) - proposed" w:date="2026-10-18T00:25:54Z">
               <w:r>
                 <w:rPr>
                   <w:rFonts w:ascii="Arial" w:cs="Arial" w:eastAsia="Arial" w:hAnsi="Arial"/>
@@ -33787,7 +33787,7 @@
               </w:rPr>
               <w:t xml:space="preserve">. One designated 'challenger' from another group asks one question. Part C — Individual Written Final Explanation (</w:t>
             </w:r>
-            <w:del w:id="9352" w:author="Claude (AI) - proposed" w:date="2026-10-15T02:49:38Z">
+            <w:del w:id="9352" w:author="Claude (AI) - proposed" w:date="2026-10-18T00:25:54Z">
               <w:r>
                 <w:rPr>
                   <w:rFonts w:ascii="Arial" w:cs="Arial" w:eastAsia="Arial" w:hAnsi="Arial"/>
@@ -33802,7 +33802,7 @@
                 <w:delText xml:space="preserve">10</w:delText>
               </w:r>
             </w:del>
-            <w:ins w:id="9353" w:author="Claude (AI) - proposed" w:date="2026-10-15T02:49:38Z">
+            <w:ins w:id="9353" w:author="Claude (AI) - proposed" w:date="2026-10-18T00:25:54Z">
               <w:r>
                 <w:rPr>
                   <w:rFonts w:ascii="Arial" w:cs="Arial" w:eastAsia="Arial" w:hAnsi="Arial"/>
@@ -33830,7 +33830,7 @@
               </w:rPr>
               <w:t xml:space="preserve"> minutes): Working individually and in silence, each student writes a structured scientific explanation (minimum </w:t>
             </w:r>
-            <w:del w:id="9354" w:author="Claude (AI) - proposed" w:date="2026-10-15T02:49:38Z">
+            <w:del w:id="9354" w:author="Claude (AI) - proposed" w:date="2026-10-18T00:25:54Z">
               <w:r>
                 <w:rPr>
                   <w:rFonts w:ascii="Arial" w:cs="Arial" w:eastAsia="Arial" w:hAnsi="Arial"/>
@@ -33845,7 +33845,7 @@
                 <w:delText xml:space="preserve">150 words</w:delText>
               </w:r>
             </w:del>
-            <w:ins w:id="9355" w:author="Claude (AI) - proposed" w:date="2026-10-15T02:49:38Z">
+            <w:ins w:id="9355" w:author="Claude (AI) - proposed" w:date="2026-10-18T00:25:54Z">
               <w:r>
                 <w:rPr>
                   <w:rFonts w:ascii="Arial" w:cs="Arial" w:eastAsia="Arial" w:hAnsi="Arial"/>
@@ -33906,7 +33906,7 @@
               </w:rPr>
               <w:t xml:space="preserve">Distribute A3 maize outlines and coloured pens. Return Lesson 1 models to each group. Say: 'You have </w:t>
             </w:r>
-            <w:del w:id="9356" w:author="Claude (AI) - proposed" w:date="2026-10-15T02:49:38Z">
+            <w:del w:id="9356" w:author="Claude (AI) - proposed" w:date="2026-10-18T00:25:54Z">
               <w:r>
                 <w:rPr>
                   <w:rFonts w:ascii="Arial" w:cs="Arial" w:eastAsia="Arial" w:hAnsi="Arial"/>
@@ -33921,7 +33921,7 @@
                 <w:delText xml:space="preserve">15</w:delText>
               </w:r>
             </w:del>
-            <w:ins w:id="9357" w:author="Claude (AI) - proposed" w:date="2026-10-15T02:49:38Z">
+            <w:ins w:id="9357" w:author="Claude (AI) - proposed" w:date="2026-10-18T00:25:54Z">
               <w:r>
                 <w:rPr>
                   <w:rFonts w:ascii="Arial" w:cs="Arial" w:eastAsia="Arial" w:hAnsi="Arial"/>
@@ -33949,7 +33949,7 @@
               </w:rPr>
               <w:t xml:space="preserve"> minutes. Your final model must tell the complete story — from a raindrop soaking into the soil in Kibwezi, to that water evaporating from a stomata on the top leaf, AND the journey of a sucrose molecule from a leaf mesophyll cell down to a root tip. Every arrow must be labelled. Every colour must be used correctly.' [Circulate, spending 2–3 minutes per group. Prompt with: 'Where does the pressure-flow begin in this plant?' / 'Show me exactly where the transport fails when the maize wilts.' / 'Is that arrow pointing the right direction for phloem?'] During presentations, instruct challengers: 'Your question must start with: How does your model explain…' After presentations, say: 'Now close your group work. Individual silence. This final explanation is yours alone.' </w:t>
             </w:r>
-            <w:del w:id="9358" w:author="Claude (AI) - proposed" w:date="2026-10-15T02:49:38Z">
+            <w:del w:id="9358" w:author="Claude (AI) - proposed" w:date="2026-10-18T00:25:54Z">
               <w:r>
                 <w:rPr>
                   <w:rFonts w:ascii="Arial" w:cs="Arial" w:eastAsia="Arial" w:hAnsi="Arial"/>
@@ -33964,7 +33964,7 @@
                 <w:delText xml:space="preserve">[10</w:delText>
               </w:r>
             </w:del>
-            <w:ins w:id="9359" w:author="Claude (AI) - proposed" w:date="2026-10-15T02:49:38Z">
+            <w:ins w:id="9359" w:author="Claude (AI) - proposed" w:date="2026-10-18T00:25:54Z">
               <w:r>
                 <w:rPr>
                   <w:rFonts w:ascii="Arial" w:cs="Arial" w:eastAsia="Arial" w:hAnsi="Arial"/>
@@ -33992,7 +33992,7 @@
               </w:rPr>
               <w:t xml:space="preserve"> minutes writing.] At the </w:t>
             </w:r>
-            <w:del w:id="9360" w:author="Claude (AI) - proposed" w:date="2026-10-15T02:49:38Z">
+            <w:del w:id="9360" w:author="Claude (AI) - proposed" w:date="2026-10-18T00:25:54Z">
               <w:r>
                 <w:rPr>
                   <w:rFonts w:ascii="Arial" w:cs="Arial" w:eastAsia="Arial" w:hAnsi="Arial"/>
@@ -34007,7 +34007,7 @@
                 <w:delText xml:space="preserve">5</w:delText>
               </w:r>
             </w:del>
-            <w:ins w:id="9361" w:author="Claude (AI) - proposed" w:date="2026-10-15T02:49:38Z">
+            <w:ins w:id="9361" w:author="Claude (AI) - proposed" w:date="2026-10-18T00:25:54Z">
               <w:r>
                 <w:rPr>
                   <w:rFonts w:ascii="Arial" w:cs="Arial" w:eastAsia="Arial" w:hAnsi="Arial"/>
@@ -34101,7 +34101,7 @@
               </w:rPr>
               <w:t xml:space="preserve">Observable indicators — Final model: All five required annotations are present and correctly labelled; colour coding is consistent; Kibwezi wilting annotation correctly identifies the breakdown point (transpiration rate exceeds xylem supply rate; and/or phloem failure starves roots; and/or </w:t>
             </w:r>
-            <w:del w:id="9362" w:author="Claude (AI) - proposed" w:date="2026-10-15T02:49:38Z">
+            <w:del w:id="9362" w:author="Claude (AI) - proposed" w:date="2026-10-18T00:25:54Z">
               <w:r>
                 <w:rPr>
                   <w:rFonts w:ascii="Arial" w:cs="Arial" w:eastAsia="Arial" w:hAnsi="Arial"/>
@@ -34116,7 +34116,7 @@
                 <w:delText xml:space="preserve">stomata fail to close due to loss of guard cell turgor</w:delText>
               </w:r>
             </w:del>
-            <w:ins w:id="9363" w:author="Claude (AI) - proposed" w:date="2026-10-15T02:49:38Z">
+            <w:ins w:id="9363" w:author="Claude (AI) - proposed" w:date="2026-10-18T00:25:54Z">
               <w:r>
                 <w:rPr>
                   <w:rFonts w:ascii="Arial" w:cs="Arial" w:eastAsia="Arial" w:hAnsi="Arial"/>
@@ -34144,7 +34144,7 @@
               </w:rPr>
               <w:t xml:space="preserve">). Written Final Explanation: Minimum </w:t>
             </w:r>
-            <w:del w:id="9364" w:author="Claude (AI) - proposed" w:date="2026-10-15T02:49:38Z">
+            <w:del w:id="9364" w:author="Claude (AI) - proposed" w:date="2026-10-18T00:25:54Z">
               <w:r>
                 <w:rPr>
                   <w:rFonts w:ascii="Arial" w:cs="Arial" w:eastAsia="Arial" w:hAnsi="Arial"/>
@@ -34159,7 +34159,7 @@
                 <w:delText xml:space="preserve">150</w:delText>
               </w:r>
             </w:del>
-            <w:ins w:id="9365" w:author="Claude (AI) - proposed" w:date="2026-10-15T02:49:38Z">
+            <w:ins w:id="9365" w:author="Claude (AI) - proposed" w:date="2026-10-18T00:25:54Z">
               <w:r>
                 <w:rPr>
                   <w:rFonts w:ascii="Arial" w:cs="Arial" w:eastAsia="Arial" w:hAnsi="Arial"/>
@@ -34828,7 +34828,7 @@
               </w:rPr>
               <w:t xml:space="preserve">Students explained the anchoring phenomenon — 'The Wilting Maize of Kibwezi' — in full: (1) Despite watered soil, the rate of transpiration through stomata on a hot, dry Kibwezi afternoon exceeds the rate of water uptake and xylem transport, creating a water deficit in leaf cells, causing loss of turgor and wilting. (2) Plants near the dry seasonal riverbed wilt sooner because soil water potential is lower and root uptake is less efficient, meaning the xylem system cannot replace transpired water fast enough; </w:t>
             </w:r>
-            <w:del w:id="9366" w:author="Claude (AI) - proposed" w:date="2026-10-15T02:49:38Z">
+            <w:del w:id="9366" w:author="Claude (AI) - proposed" w:date="2026-10-18T00:25:54Z">
               <w:r>
                 <w:rPr>
                   <w:rFonts w:ascii="Arial" w:cs="Arial" w:eastAsia="Arial" w:hAnsi="Arial"/>
@@ -34843,7 +34843,7 @@
                 <w:delText xml:space="preserve">if </w:delText>
               </w:r>
             </w:del>
-            <w:ins w:id="9367" w:author="Claude (AI) - proposed" w:date="2026-10-15T02:49:38Z">
+            <w:ins w:id="9367" w:author="Claude (AI) - proposed" w:date="2026-10-18T00:25:54Z">
               <w:r>
                 <w:rPr>
                   <w:rFonts w:ascii="Arial" w:cs="Arial" w:eastAsia="Arial" w:hAnsi="Arial"/>
@@ -34871,7 +34871,7 @@
               </w:rPr>
               <w:t xml:space="preserve">guard cells lose turgor </w:t>
             </w:r>
-            <w:del w:id="9368" w:author="Claude (AI) - proposed" w:date="2026-10-15T02:49:38Z">
+            <w:del w:id="9368" w:author="Claude (AI) - proposed" w:date="2026-10-18T00:25:54Z">
               <w:r>
                 <w:rPr>
                   <w:rFonts w:ascii="Arial" w:cs="Arial" w:eastAsia="Arial" w:hAnsi="Arial"/>
@@ -34886,7 +34886,7 @@
                 <w:delText xml:space="preserve">and fail to close stomata, or if the phloem system is compromised by drought stress,</w:delText>
               </w:r>
             </w:del>
-            <w:ins w:id="9369" w:author="Claude (AI) - proposed" w:date="2026-10-15T02:49:38Z">
+            <w:ins w:id="9369" w:author="Claude (AI) - proposed" w:date="2026-10-18T00:25:54Z">
               <w:r>
                 <w:rPr>
                   <w:rFonts w:ascii="Arial" w:cs="Arial" w:eastAsia="Arial" w:hAnsi="Arial"/>
@@ -34914,7 +34914,7 @@
               </w:rPr>
               <w:t xml:space="preserve"> the plant cannot recover </w:t>
             </w:r>
-            <w:del w:id="9370" w:author="Claude (AI) - proposed" w:date="2026-10-15T02:49:38Z">
+            <w:del w:id="9370" w:author="Claude (AI) - proposed" w:date="2026-10-18T00:25:54Z">
               <w:r>
                 <w:rPr>
                   <w:rFonts w:ascii="Arial" w:cs="Arial" w:eastAsia="Arial" w:hAnsi="Arial"/>
@@ -34929,7 +34929,7 @@
                 <w:delText xml:space="preserve">and dies</w:delText>
               </w:r>
             </w:del>
-            <w:ins w:id="9371" w:author="Claude (AI) - proposed" w:date="2026-10-15T02:49:38Z">
+            <w:ins w:id="9371" w:author="Claude (AI) - proposed" w:date="2026-10-18T00:25:54Z">
               <w:r>
                 <w:rPr>
                   <w:rFonts w:ascii="Arial" w:cs="Arial" w:eastAsia="Arial" w:hAnsi="Arial"/>
@@ -34977,7 +34977,7 @@
         </w:rPr>
         <w:t xml:space="preserve">© 2026 SeaVuria and ARES. Aligned with KICD objectives. Developed by SeaVuria; technical implementation by ARES (with AI assistance from Claude). Licensed under </w:t>
       </w:r>
-      <w:hyperlink w:history="1" r:id="rIdb9mtpcetg561i9zmv6est">
+      <w:hyperlink w:history="1" r:id="rId2l2wvtjt_41_64r-zo5az">
         <w:r>
           <w:rPr>
             <w:rFonts w:ascii="Arial" w:cs="Arial" w:eastAsia="Arial" w:hAnsi="Arial"/>
@@ -34998,7 +34998,7 @@
         </w:rPr>
         <w:t xml:space="preserve"> (</w:t>
       </w:r>
-      <w:hyperlink w:history="1" r:id="rId6nxd7wgueszxyen7gjln-">
+      <w:hyperlink w:history="1" r:id="rIdvkeb2pqbfy0hr5_fyzjzi">
         <w:r>
           <w:rPr>
             <w:rFonts w:ascii="Arial" w:cs="Arial" w:eastAsia="Arial" w:hAnsi="Arial"/>
